--- a/Full Documentation for Shemsu.docx
+++ b/Full Documentation for Shemsu.docx
@@ -4512,7 +4512,21 @@
         <w:rPr>
           <w:rFonts w:cs="Times New Roman"/>
         </w:rPr>
-        <w:t>Product details view (name, price, stock, images, seller info)</w:t>
+        <w:t xml:space="preserve">Product </w:t>
+      </w:r>
+      <w:proofErr w:type="gramStart"/>
+      <w:r>
+        <w:rPr>
+          <w:rFonts w:cs="Times New Roman"/>
+        </w:rPr>
+        <w:t>details</w:t>
+      </w:r>
+      <w:proofErr w:type="gramEnd"/>
+      <w:r>
+        <w:rPr>
+          <w:rFonts w:cs="Times New Roman"/>
+        </w:rPr>
+        <w:t xml:space="preserve"> view (name, price, stock, images, seller info)</w:t>
       </w:r>
     </w:p>
     <w:p>
@@ -10985,7 +10999,21 @@
         <w:rPr>
           <w:rFonts w:cs="Times New Roman"/>
         </w:rPr>
-        <w:t>Smoke test all endpoints &amp; pages</w:t>
+        <w:t xml:space="preserve">Smoke </w:t>
+      </w:r>
+      <w:proofErr w:type="gramStart"/>
+      <w:r>
+        <w:rPr>
+          <w:rFonts w:cs="Times New Roman"/>
+        </w:rPr>
+        <w:t>test</w:t>
+      </w:r>
+      <w:proofErr w:type="gramEnd"/>
+      <w:r>
+        <w:rPr>
+          <w:rFonts w:cs="Times New Roman"/>
+        </w:rPr>
+        <w:t xml:space="preserve"> all endpoints &amp; pages</w:t>
       </w:r>
     </w:p>
     <w:p>
@@ -11784,170 +11812,121 @@
     </w:p>
     <w:p>
       <w:pPr>
-        <w:pStyle w:val="Heading2"/>
-        <w:rPr>
-          <w:rFonts w:cs="Times New Roman"/>
-        </w:rPr>
-      </w:pPr>
-      <w:bookmarkStart w:id="39" w:name="_Toc222219665"/>
-      <w:r>
-        <w:rPr>
-          <w:rFonts w:cs="Times New Roman"/>
-        </w:rPr>
-        <w:t>Sprint 3: Product Management</w:t>
-      </w:r>
-      <w:bookmarkEnd w:id="39"/>
-    </w:p>
-    <w:p>
-      <w:pPr>
-        <w:rPr>
-          <w:rFonts w:cs="Times New Roman"/>
-        </w:rPr>
-      </w:pPr>
-      <w:r>
         <w:rPr>
           <w:rFonts w:cs="Times New Roman"/>
           <w:b/>
           <w:bCs/>
         </w:rPr>
-        <w:t>Goals:</w:t>
-      </w:r>
-      <w:r>
-        <w:rPr>
-          <w:rFonts w:cs="Times New Roman"/>
-        </w:rPr>
-        <w:t xml:space="preserve"> Enable sellers to manage products with images, categories, and inventory.</w:t>
-      </w:r>
-      <w:r>
-        <w:rPr>
-          <w:rFonts w:cs="Times New Roman"/>
-        </w:rPr>
-        <w:br/>
-      </w:r>
+      </w:pPr>
       <w:r>
         <w:rPr>
           <w:rFonts w:cs="Times New Roman"/>
           <w:b/>
           <w:bCs/>
         </w:rPr>
-        <w:t>Tasks:</w:t>
-      </w:r>
-    </w:p>
-    <w:p>
-      <w:pPr>
-        <w:numPr>
-          <w:ilvl w:val="0"/>
-          <w:numId w:val="84"/>
-        </w:numPr>
-        <w:rPr>
-          <w:rFonts w:cs="Times New Roman"/>
-        </w:rPr>
-      </w:pPr>
-      <w:r>
-        <w:rPr>
-          <w:rFonts w:cs="Times New Roman"/>
-        </w:rPr>
-        <w:t>Create Products &amp; Categories DB schema (including JSONB for attributes)</w:t>
-      </w:r>
-    </w:p>
-    <w:p>
-      <w:pPr>
-        <w:numPr>
-          <w:ilvl w:val="0"/>
-          <w:numId w:val="84"/>
-        </w:numPr>
-        <w:rPr>
-          <w:rFonts w:cs="Times New Roman"/>
-        </w:rPr>
-      </w:pPr>
-      <w:r>
-        <w:rPr>
-          <w:rFonts w:cs="Times New Roman"/>
-        </w:rPr>
-        <w:t>Implement Product CRUD API endpoints</w:t>
-      </w:r>
-    </w:p>
-    <w:p>
-      <w:pPr>
-        <w:numPr>
-          <w:ilvl w:val="0"/>
-          <w:numId w:val="84"/>
-        </w:numPr>
-        <w:rPr>
-          <w:rFonts w:cs="Times New Roman"/>
-        </w:rPr>
-      </w:pPr>
-      <w:r>
-        <w:rPr>
-          <w:rFonts w:cs="Times New Roman"/>
-        </w:rPr>
-        <w:t xml:space="preserve">Integrate </w:t>
-      </w:r>
-      <w:proofErr w:type="spellStart"/>
-      <w:r>
-        <w:rPr>
-          <w:rFonts w:cs="Times New Roman"/>
-        </w:rPr>
-        <w:t>Cloudinary</w:t>
-      </w:r>
-      <w:proofErr w:type="spellEnd"/>
-      <w:r>
-        <w:rPr>
-          <w:rFonts w:cs="Times New Roman"/>
-        </w:rPr>
-        <w:t xml:space="preserve"> for image uploads (with validation &amp; cleanup)</w:t>
-      </w:r>
-    </w:p>
-    <w:p>
-      <w:pPr>
-        <w:numPr>
-          <w:ilvl w:val="0"/>
-          <w:numId w:val="84"/>
-        </w:numPr>
-        <w:rPr>
-          <w:rFonts w:cs="Times New Roman"/>
-        </w:rPr>
-      </w:pPr>
-      <w:r>
-        <w:rPr>
-          <w:rFonts w:cs="Times New Roman"/>
-        </w:rPr>
-        <w:t>Implement optimistic concurrency/versioning for product edits</w:t>
-      </w:r>
-    </w:p>
-    <w:p>
-      <w:pPr>
-        <w:numPr>
-          <w:ilvl w:val="0"/>
-          <w:numId w:val="84"/>
-        </w:numPr>
-        <w:rPr>
-          <w:rFonts w:cs="Times New Roman"/>
-        </w:rPr>
-      </w:pPr>
-      <w:r>
-        <w:rPr>
-          <w:rFonts w:cs="Times New Roman"/>
-        </w:rPr>
-        <w:t>Frontend pages: Seller dashboard, product listing, product details page</w:t>
-      </w:r>
-    </w:p>
-    <w:p>
-      <w:pPr>
-        <w:numPr>
-          <w:ilvl w:val="0"/>
-          <w:numId w:val="84"/>
-        </w:numPr>
-        <w:rPr>
-          <w:rFonts w:cs="Times New Roman"/>
-        </w:rPr>
-      </w:pPr>
-      <w:r>
-        <w:rPr>
-          <w:rFonts w:cs="Times New Roman"/>
-        </w:rPr>
-        <w:t>Frontend product forms with validation (Zod)</w:t>
-      </w:r>
+        <w:t>Pages implemented:</w:t>
+      </w:r>
+    </w:p>
+    <w:p>
+      <w:pPr>
+        <w:numPr>
+          <w:ilvl w:val="0"/>
+          <w:numId w:val="100"/>
+        </w:numPr>
+        <w:rPr>
+          <w:rFonts w:cs="Times New Roman"/>
+        </w:rPr>
+      </w:pPr>
+      <w:r>
+        <w:rPr>
+          <w:rFonts w:cs="Times New Roman"/>
+        </w:rPr>
+        <w:t>Sign Up Page</w:t>
+      </w:r>
+    </w:p>
+    <w:p>
+      <w:pPr>
+        <w:numPr>
+          <w:ilvl w:val="0"/>
+          <w:numId w:val="100"/>
+        </w:numPr>
+        <w:rPr>
+          <w:rFonts w:cs="Times New Roman"/>
+        </w:rPr>
+      </w:pPr>
+      <w:r>
+        <w:rPr>
+          <w:rFonts w:cs="Times New Roman"/>
+        </w:rPr>
+        <w:t>Sign In Page</w:t>
+      </w:r>
+    </w:p>
+    <w:p>
+      <w:pPr>
+        <w:numPr>
+          <w:ilvl w:val="0"/>
+          <w:numId w:val="100"/>
+        </w:numPr>
+        <w:rPr>
+          <w:rFonts w:cs="Times New Roman"/>
+        </w:rPr>
+      </w:pPr>
+      <w:r>
+        <w:rPr>
+          <w:rFonts w:cs="Times New Roman"/>
+        </w:rPr>
+        <w:t>Email Verification Page</w:t>
+      </w:r>
+    </w:p>
+    <w:p>
+      <w:pPr>
+        <w:numPr>
+          <w:ilvl w:val="0"/>
+          <w:numId w:val="100"/>
+        </w:numPr>
+        <w:rPr>
+          <w:rFonts w:cs="Times New Roman"/>
+        </w:rPr>
+      </w:pPr>
+      <w:r>
+        <w:rPr>
+          <w:rFonts w:cs="Times New Roman"/>
+        </w:rPr>
+        <w:t>Forgot Password Page</w:t>
+      </w:r>
+    </w:p>
+    <w:p>
+      <w:pPr>
+        <w:numPr>
+          <w:ilvl w:val="0"/>
+          <w:numId w:val="100"/>
+        </w:numPr>
+        <w:rPr>
+          <w:rFonts w:cs="Times New Roman"/>
+        </w:rPr>
+      </w:pPr>
+      <w:r>
+        <w:rPr>
+          <w:rFonts w:cs="Times New Roman"/>
+        </w:rPr>
+        <w:t>Reset Password Page</w:t>
+      </w:r>
+    </w:p>
+    <w:p>
+      <w:pPr>
+        <w:pStyle w:val="Heading2"/>
+        <w:rPr>
+          <w:rFonts w:cs="Times New Roman"/>
+        </w:rPr>
+      </w:pPr>
+      <w:bookmarkStart w:id="39" w:name="_Toc222219665"/>
+      <w:r>
+        <w:rPr>
+          <w:rFonts w:cs="Times New Roman"/>
+        </w:rPr>
+        <w:t>Sprint 3: Product Management</w:t>
+      </w:r>
+      <w:bookmarkEnd w:id="39"/>
     </w:p>
     <w:p>
       <w:pPr>
@@ -11961,212 +11940,210 @@
           <w:b/>
           <w:bCs/>
         </w:rPr>
-        <w:lastRenderedPageBreak/>
-        <w:t>Deliverables:</w:t>
-      </w:r>
-    </w:p>
-    <w:p>
-      <w:pPr>
-        <w:numPr>
-          <w:ilvl w:val="0"/>
-          <w:numId w:val="85"/>
-        </w:numPr>
-        <w:rPr>
-          <w:rFonts w:cs="Times New Roman"/>
-        </w:rPr>
-      </w:pPr>
-      <w:r>
-        <w:rPr>
-          <w:rFonts w:cs="Times New Roman"/>
-        </w:rPr>
-        <w:t>Sellers can add, edit, delete products with images</w:t>
-      </w:r>
-    </w:p>
-    <w:p>
-      <w:pPr>
-        <w:numPr>
-          <w:ilvl w:val="0"/>
-          <w:numId w:val="85"/>
-        </w:numPr>
-        <w:rPr>
-          <w:rFonts w:cs="Times New Roman"/>
-        </w:rPr>
-      </w:pPr>
-      <w:r>
-        <w:rPr>
-          <w:rFonts w:cs="Times New Roman"/>
-        </w:rPr>
-        <w:t>Product info displayed to buyers</w:t>
-      </w:r>
-    </w:p>
-    <w:p>
-      <w:pPr>
-        <w:numPr>
-          <w:ilvl w:val="0"/>
-          <w:numId w:val="85"/>
-        </w:numPr>
-        <w:rPr>
-          <w:rFonts w:cs="Times New Roman"/>
-        </w:rPr>
-      </w:pPr>
-      <w:r>
-        <w:rPr>
-          <w:rFonts w:cs="Times New Roman"/>
-        </w:rPr>
-        <w:t>Versioning prevents overwrites from concurrent edits</w:t>
-      </w:r>
-    </w:p>
-    <w:p>
-      <w:pPr>
-        <w:pStyle w:val="Heading2"/>
-        <w:rPr>
-          <w:rFonts w:cs="Times New Roman"/>
-        </w:rPr>
-      </w:pPr>
-      <w:bookmarkStart w:id="40" w:name="_Toc222219666"/>
-      <w:r>
-        <w:rPr>
-          <w:rFonts w:cs="Times New Roman"/>
-        </w:rPr>
-        <w:t>Sprint 4: Orders &amp; Checkout</w:t>
-      </w:r>
-      <w:bookmarkEnd w:id="40"/>
-    </w:p>
-    <w:p>
-      <w:pPr>
-        <w:rPr>
-          <w:rFonts w:cs="Times New Roman"/>
-        </w:rPr>
-      </w:pPr>
+        <w:t>Goals:</w:t>
+      </w:r>
+      <w:r>
+        <w:rPr>
+          <w:rFonts w:cs="Times New Roman"/>
+        </w:rPr>
+        <w:t xml:space="preserve"> Enable sellers to manage products with images, categories, and inventory.</w:t>
+      </w:r>
+      <w:r>
+        <w:rPr>
+          <w:rFonts w:cs="Times New Roman"/>
+        </w:rPr>
+        <w:br/>
+      </w:r>
       <w:r>
         <w:rPr>
           <w:rFonts w:cs="Times New Roman"/>
           <w:b/>
           <w:bCs/>
         </w:rPr>
-        <w:t>Goals:</w:t>
-      </w:r>
-      <w:r>
-        <w:rPr>
-          <w:rFonts w:cs="Times New Roman"/>
-        </w:rPr>
-        <w:t xml:space="preserve"> Allow buyers to purchase products via Chapa with order tracking.</w:t>
-      </w:r>
-      <w:r>
-        <w:rPr>
-          <w:rFonts w:cs="Times New Roman"/>
-        </w:rPr>
-        <w:br/>
-      </w:r>
+        <w:t>Tasks:</w:t>
+      </w:r>
+    </w:p>
+    <w:p>
+      <w:pPr>
+        <w:numPr>
+          <w:ilvl w:val="0"/>
+          <w:numId w:val="84"/>
+        </w:numPr>
+        <w:rPr>
+          <w:rFonts w:cs="Times New Roman"/>
+        </w:rPr>
+      </w:pPr>
+      <w:r>
+        <w:rPr>
+          <w:rFonts w:cs="Times New Roman"/>
+        </w:rPr>
+        <w:lastRenderedPageBreak/>
+        <w:t>Create Products &amp; Categories DB schema (including JSONB for attributes)</w:t>
+      </w:r>
+    </w:p>
+    <w:p>
+      <w:pPr>
+        <w:numPr>
+          <w:ilvl w:val="0"/>
+          <w:numId w:val="84"/>
+        </w:numPr>
+        <w:rPr>
+          <w:rFonts w:cs="Times New Roman"/>
+        </w:rPr>
+      </w:pPr>
+      <w:r>
+        <w:rPr>
+          <w:rFonts w:cs="Times New Roman"/>
+        </w:rPr>
+        <w:t>Implement Product CRUD API endpoints</w:t>
+      </w:r>
+    </w:p>
+    <w:p>
+      <w:pPr>
+        <w:numPr>
+          <w:ilvl w:val="0"/>
+          <w:numId w:val="84"/>
+        </w:numPr>
+        <w:rPr>
+          <w:rFonts w:cs="Times New Roman"/>
+        </w:rPr>
+      </w:pPr>
+      <w:r>
+        <w:rPr>
+          <w:rFonts w:cs="Times New Roman"/>
+        </w:rPr>
+        <w:t xml:space="preserve">Integrate </w:t>
+      </w:r>
+      <w:proofErr w:type="spellStart"/>
+      <w:r>
+        <w:rPr>
+          <w:rFonts w:cs="Times New Roman"/>
+        </w:rPr>
+        <w:t>Cloudinary</w:t>
+      </w:r>
+      <w:proofErr w:type="spellEnd"/>
+      <w:r>
+        <w:rPr>
+          <w:rFonts w:cs="Times New Roman"/>
+        </w:rPr>
+        <w:t xml:space="preserve"> for image uploads (with validation &amp; cleanup)</w:t>
+      </w:r>
+    </w:p>
+    <w:p>
+      <w:pPr>
+        <w:numPr>
+          <w:ilvl w:val="0"/>
+          <w:numId w:val="84"/>
+        </w:numPr>
+        <w:rPr>
+          <w:rFonts w:cs="Times New Roman"/>
+        </w:rPr>
+      </w:pPr>
+      <w:r>
+        <w:rPr>
+          <w:rFonts w:cs="Times New Roman"/>
+        </w:rPr>
+        <w:t>Implement optimistic concurrency/versioning for product edits</w:t>
+      </w:r>
+    </w:p>
+    <w:p>
+      <w:pPr>
+        <w:numPr>
+          <w:ilvl w:val="0"/>
+          <w:numId w:val="84"/>
+        </w:numPr>
+        <w:rPr>
+          <w:rFonts w:cs="Times New Roman"/>
+        </w:rPr>
+      </w:pPr>
+      <w:r>
+        <w:rPr>
+          <w:rFonts w:cs="Times New Roman"/>
+        </w:rPr>
+        <w:t>Frontend pages: Seller dashboard, product listing, product details page</w:t>
+      </w:r>
+    </w:p>
+    <w:p>
+      <w:pPr>
+        <w:numPr>
+          <w:ilvl w:val="0"/>
+          <w:numId w:val="84"/>
+        </w:numPr>
+        <w:rPr>
+          <w:rFonts w:cs="Times New Roman"/>
+        </w:rPr>
+      </w:pPr>
+      <w:r>
+        <w:rPr>
+          <w:rFonts w:cs="Times New Roman"/>
+        </w:rPr>
+        <w:t>Frontend product forms with validation (Zod)</w:t>
+      </w:r>
+    </w:p>
+    <w:p>
+      <w:pPr>
+        <w:rPr>
+          <w:rFonts w:cs="Times New Roman"/>
+        </w:rPr>
+      </w:pPr>
       <w:r>
         <w:rPr>
           <w:rFonts w:cs="Times New Roman"/>
           <w:b/>
           <w:bCs/>
         </w:rPr>
-        <w:t>Tasks:</w:t>
-      </w:r>
-    </w:p>
-    <w:p>
-      <w:pPr>
-        <w:numPr>
-          <w:ilvl w:val="0"/>
-          <w:numId w:val="86"/>
-        </w:numPr>
-        <w:rPr>
-          <w:rFonts w:cs="Times New Roman"/>
-        </w:rPr>
-      </w:pPr>
-      <w:r>
-        <w:rPr>
-          <w:rFonts w:cs="Times New Roman"/>
-        </w:rPr>
-        <w:t>Create Orders DB schema with JSONB snapshot of items</w:t>
-      </w:r>
-    </w:p>
-    <w:p>
-      <w:pPr>
-        <w:numPr>
-          <w:ilvl w:val="0"/>
-          <w:numId w:val="86"/>
-        </w:numPr>
-        <w:rPr>
-          <w:rFonts w:cs="Times New Roman"/>
-        </w:rPr>
-      </w:pPr>
-      <w:r>
-        <w:rPr>
-          <w:rFonts w:cs="Times New Roman"/>
-        </w:rPr>
-        <w:t>Implement Orders API: create, update, track orders</w:t>
-      </w:r>
-    </w:p>
-    <w:p>
-      <w:pPr>
-        <w:numPr>
-          <w:ilvl w:val="0"/>
-          <w:numId w:val="86"/>
-        </w:numPr>
-        <w:rPr>
-          <w:rFonts w:cs="Times New Roman"/>
-        </w:rPr>
-      </w:pPr>
-      <w:r>
-        <w:rPr>
-          <w:rFonts w:cs="Times New Roman"/>
-        </w:rPr>
-        <w:t>Integrate Chapa payment gateway</w:t>
-      </w:r>
-    </w:p>
-    <w:p>
-      <w:pPr>
-        <w:numPr>
-          <w:ilvl w:val="0"/>
-          <w:numId w:val="86"/>
-        </w:numPr>
-        <w:rPr>
-          <w:rFonts w:cs="Times New Roman"/>
-        </w:rPr>
-      </w:pPr>
-      <w:r>
-        <w:rPr>
-          <w:rFonts w:cs="Times New Roman"/>
-        </w:rPr>
-        <w:t>Handle concurrency for stock decrements at purchase</w:t>
-      </w:r>
-    </w:p>
-    <w:p>
-      <w:pPr>
-        <w:numPr>
-          <w:ilvl w:val="0"/>
-          <w:numId w:val="86"/>
-        </w:numPr>
-        <w:rPr>
-          <w:rFonts w:cs="Times New Roman"/>
-        </w:rPr>
-      </w:pPr>
-      <w:r>
-        <w:rPr>
-          <w:rFonts w:cs="Times New Roman"/>
-        </w:rPr>
-        <w:t>Frontend checkout page: direct “Buy Now” flow</w:t>
-      </w:r>
-    </w:p>
-    <w:p>
-      <w:pPr>
-        <w:numPr>
-          <w:ilvl w:val="0"/>
-          <w:numId w:val="86"/>
-        </w:numPr>
-        <w:rPr>
-          <w:rFonts w:cs="Times New Roman"/>
-        </w:rPr>
-      </w:pPr>
-      <w:r>
-        <w:rPr>
-          <w:rFonts w:cs="Times New Roman"/>
-        </w:rPr>
-        <w:t>Order history page for buyers</w:t>
+        <w:t>Deliverables:</w:t>
+      </w:r>
+    </w:p>
+    <w:p>
+      <w:pPr>
+        <w:numPr>
+          <w:ilvl w:val="0"/>
+          <w:numId w:val="85"/>
+        </w:numPr>
+        <w:rPr>
+          <w:rFonts w:cs="Times New Roman"/>
+        </w:rPr>
+      </w:pPr>
+      <w:r>
+        <w:rPr>
+          <w:rFonts w:cs="Times New Roman"/>
+        </w:rPr>
+        <w:t>Sellers can add, edit, delete products with images</w:t>
+      </w:r>
+    </w:p>
+    <w:p>
+      <w:pPr>
+        <w:numPr>
+          <w:ilvl w:val="0"/>
+          <w:numId w:val="85"/>
+        </w:numPr>
+        <w:rPr>
+          <w:rFonts w:cs="Times New Roman"/>
+        </w:rPr>
+      </w:pPr>
+      <w:r>
+        <w:rPr>
+          <w:rFonts w:cs="Times New Roman"/>
+        </w:rPr>
+        <w:t>Product info displayed to buyers</w:t>
+      </w:r>
+    </w:p>
+    <w:p>
+      <w:pPr>
+        <w:numPr>
+          <w:ilvl w:val="0"/>
+          <w:numId w:val="85"/>
+        </w:numPr>
+        <w:rPr>
+          <w:rFonts w:cs="Times New Roman"/>
+        </w:rPr>
+      </w:pPr>
+      <w:r>
+        <w:rPr>
+          <w:rFonts w:cs="Times New Roman"/>
+        </w:rPr>
+        <w:t>Versioning prevents overwrites from concurrent edits</w:t>
       </w:r>
     </w:p>
     <w:p>
@@ -12181,58 +12158,194 @@
           <w:b/>
           <w:bCs/>
         </w:rPr>
-        <w:t>Deliverables:</w:t>
-      </w:r>
-    </w:p>
-    <w:p>
-      <w:pPr>
-        <w:numPr>
-          <w:ilvl w:val="0"/>
-          <w:numId w:val="87"/>
-        </w:numPr>
-        <w:rPr>
-          <w:rFonts w:cs="Times New Roman"/>
-        </w:rPr>
-      </w:pPr>
-      <w:r>
-        <w:rPr>
-          <w:rFonts w:cs="Times New Roman"/>
-        </w:rPr>
-        <w:t>Buyers can purchase products securely</w:t>
-      </w:r>
-    </w:p>
-    <w:p>
-      <w:pPr>
-        <w:numPr>
-          <w:ilvl w:val="0"/>
-          <w:numId w:val="87"/>
-        </w:numPr>
-        <w:rPr>
-          <w:rFonts w:cs="Times New Roman"/>
-        </w:rPr>
-      </w:pPr>
-      <w:r>
-        <w:rPr>
-          <w:rFonts w:cs="Times New Roman"/>
-        </w:rPr>
-        <w:t>Orders update inventory atomically</w:t>
-      </w:r>
-    </w:p>
-    <w:p>
-      <w:pPr>
-        <w:numPr>
-          <w:ilvl w:val="0"/>
-          <w:numId w:val="87"/>
-        </w:numPr>
-        <w:rPr>
-          <w:rFonts w:cs="Times New Roman"/>
-        </w:rPr>
-      </w:pPr>
-      <w:r>
-        <w:rPr>
-          <w:rFonts w:cs="Times New Roman"/>
-        </w:rPr>
-        <w:t>Buyers can track their orders</w:t>
+        <w:t>Pages implemented for sellers and buyers:</w:t>
+      </w:r>
+    </w:p>
+    <w:p>
+      <w:pPr>
+        <w:numPr>
+          <w:ilvl w:val="0"/>
+          <w:numId w:val="101"/>
+        </w:numPr>
+        <w:rPr>
+          <w:rFonts w:cs="Times New Roman"/>
+        </w:rPr>
+      </w:pPr>
+      <w:r>
+        <w:rPr>
+          <w:rFonts w:cs="Times New Roman"/>
+        </w:rPr>
+        <w:t>Seller Pages:</w:t>
+      </w:r>
+    </w:p>
+    <w:p>
+      <w:pPr>
+        <w:numPr>
+          <w:ilvl w:val="1"/>
+          <w:numId w:val="101"/>
+        </w:numPr>
+        <w:rPr>
+          <w:rFonts w:cs="Times New Roman"/>
+        </w:rPr>
+      </w:pPr>
+      <w:r>
+        <w:rPr>
+          <w:rFonts w:cs="Times New Roman"/>
+        </w:rPr>
+        <w:t>Seller Dashboard Home</w:t>
+      </w:r>
+    </w:p>
+    <w:p>
+      <w:pPr>
+        <w:numPr>
+          <w:ilvl w:val="1"/>
+          <w:numId w:val="101"/>
+        </w:numPr>
+        <w:rPr>
+          <w:rFonts w:cs="Times New Roman"/>
+        </w:rPr>
+      </w:pPr>
+      <w:r>
+        <w:rPr>
+          <w:rFonts w:cs="Times New Roman"/>
+        </w:rPr>
+        <w:t>Product List Page</w:t>
+      </w:r>
+    </w:p>
+    <w:p>
+      <w:pPr>
+        <w:numPr>
+          <w:ilvl w:val="1"/>
+          <w:numId w:val="101"/>
+        </w:numPr>
+        <w:rPr>
+          <w:rFonts w:cs="Times New Roman"/>
+        </w:rPr>
+      </w:pPr>
+      <w:r>
+        <w:rPr>
+          <w:rFonts w:cs="Times New Roman"/>
+        </w:rPr>
+        <w:t>Add Product Page</w:t>
+      </w:r>
+    </w:p>
+    <w:p>
+      <w:pPr>
+        <w:numPr>
+          <w:ilvl w:val="1"/>
+          <w:numId w:val="101"/>
+        </w:numPr>
+        <w:rPr>
+          <w:rFonts w:cs="Times New Roman"/>
+        </w:rPr>
+      </w:pPr>
+      <w:r>
+        <w:rPr>
+          <w:rFonts w:cs="Times New Roman"/>
+        </w:rPr>
+        <w:t>Edit Product Page</w:t>
+      </w:r>
+    </w:p>
+    <w:p>
+      <w:pPr>
+        <w:numPr>
+          <w:ilvl w:val="0"/>
+          <w:numId w:val="101"/>
+        </w:numPr>
+        <w:rPr>
+          <w:rFonts w:cs="Times New Roman"/>
+        </w:rPr>
+      </w:pPr>
+      <w:r>
+        <w:rPr>
+          <w:rFonts w:cs="Times New Roman"/>
+        </w:rPr>
+        <w:t>Buyer/Public Pages:</w:t>
+      </w:r>
+    </w:p>
+    <w:p>
+      <w:pPr>
+        <w:numPr>
+          <w:ilvl w:val="1"/>
+          <w:numId w:val="101"/>
+        </w:numPr>
+        <w:rPr>
+          <w:rFonts w:cs="Times New Roman"/>
+        </w:rPr>
+      </w:pPr>
+      <w:r>
+        <w:rPr>
+          <w:rFonts w:cs="Times New Roman"/>
+        </w:rPr>
+        <w:t>Buyer Home Page</w:t>
+      </w:r>
+    </w:p>
+    <w:p>
+      <w:pPr>
+        <w:numPr>
+          <w:ilvl w:val="1"/>
+          <w:numId w:val="101"/>
+        </w:numPr>
+        <w:rPr>
+          <w:rFonts w:cs="Times New Roman"/>
+        </w:rPr>
+      </w:pPr>
+      <w:r>
+        <w:rPr>
+          <w:rFonts w:cs="Times New Roman"/>
+        </w:rPr>
+        <w:t>Product Listing Page</w:t>
+      </w:r>
+    </w:p>
+    <w:p>
+      <w:pPr>
+        <w:numPr>
+          <w:ilvl w:val="1"/>
+          <w:numId w:val="101"/>
+        </w:numPr>
+        <w:rPr>
+          <w:rFonts w:cs="Times New Roman"/>
+        </w:rPr>
+      </w:pPr>
+      <w:r>
+        <w:rPr>
+          <w:rFonts w:cs="Times New Roman"/>
+        </w:rPr>
+        <w:t>Category Page</w:t>
+      </w:r>
+    </w:p>
+    <w:p>
+      <w:pPr>
+        <w:numPr>
+          <w:ilvl w:val="1"/>
+          <w:numId w:val="101"/>
+        </w:numPr>
+        <w:rPr>
+          <w:rFonts w:cs="Times New Roman"/>
+        </w:rPr>
+      </w:pPr>
+      <w:r>
+        <w:rPr>
+          <w:rFonts w:cs="Times New Roman"/>
+        </w:rPr>
+        <w:t>Search Results Page</w:t>
+      </w:r>
+    </w:p>
+    <w:p>
+      <w:pPr>
+        <w:numPr>
+          <w:ilvl w:val="1"/>
+          <w:numId w:val="101"/>
+        </w:numPr>
+        <w:rPr>
+          <w:rFonts w:cs="Times New Roman"/>
+        </w:rPr>
+      </w:pPr>
+      <w:r>
+        <w:rPr>
+          <w:rFonts w:cs="Times New Roman"/>
+        </w:rPr>
+        <w:t>Product Details Page</w:t>
       </w:r>
     </w:p>
     <w:p>
@@ -12242,14 +12355,14 @@
           <w:rFonts w:cs="Times New Roman"/>
         </w:rPr>
       </w:pPr>
-      <w:bookmarkStart w:id="41" w:name="_Toc222219667"/>
-      <w:r>
-        <w:rPr>
-          <w:rFonts w:cs="Times New Roman"/>
-        </w:rPr>
-        <w:t>Sprint 5: Admin &amp; Platform Control</w:t>
-      </w:r>
-      <w:bookmarkEnd w:id="41"/>
+      <w:bookmarkStart w:id="40" w:name="_Toc222219666"/>
+      <w:r>
+        <w:rPr>
+          <w:rFonts w:cs="Times New Roman"/>
+        </w:rPr>
+        <w:t>Sprint 4: Orders &amp; Checkout</w:t>
+      </w:r>
+      <w:bookmarkEnd w:id="40"/>
     </w:p>
     <w:p>
       <w:pPr>
@@ -12269,7 +12382,7 @@
         <w:rPr>
           <w:rFonts w:cs="Times New Roman"/>
         </w:rPr>
-        <w:t xml:space="preserve"> Enable admin verification, moderation, and platform monitoring.</w:t>
+        <w:t xml:space="preserve"> Allow buyers to purchase products via Chapa with order tracking.</w:t>
       </w:r>
       <w:r>
         <w:rPr>
@@ -12290,68 +12403,102 @@
       <w:pPr>
         <w:numPr>
           <w:ilvl w:val="0"/>
-          <w:numId w:val="88"/>
-        </w:numPr>
-        <w:rPr>
-          <w:rFonts w:cs="Times New Roman"/>
-        </w:rPr>
-      </w:pPr>
-      <w:r>
-        <w:rPr>
-          <w:rFonts w:cs="Times New Roman"/>
-        </w:rPr>
-        <w:t>Admin CLI script for initial superuser creation</w:t>
-      </w:r>
-    </w:p>
-    <w:p>
-      <w:pPr>
-        <w:numPr>
-          <w:ilvl w:val="0"/>
-          <w:numId w:val="88"/>
-        </w:numPr>
-        <w:rPr>
-          <w:rFonts w:cs="Times New Roman"/>
-        </w:rPr>
-      </w:pPr>
-      <w:r>
-        <w:rPr>
-          <w:rFonts w:cs="Times New Roman"/>
-        </w:rPr>
-        <w:t>Admin API: verify sellers, suspend users, moderate products, monitor global orders</w:t>
-      </w:r>
-    </w:p>
-    <w:p>
-      <w:pPr>
-        <w:numPr>
-          <w:ilvl w:val="0"/>
-          <w:numId w:val="88"/>
-        </w:numPr>
-        <w:rPr>
-          <w:rFonts w:cs="Times New Roman"/>
-        </w:rPr>
-      </w:pPr>
-      <w:r>
-        <w:rPr>
-          <w:rFonts w:cs="Times New Roman"/>
-        </w:rPr>
-        <w:t>Admin dashboard pages (React) with restricted access</w:t>
-      </w:r>
-    </w:p>
-    <w:p>
-      <w:pPr>
-        <w:numPr>
-          <w:ilvl w:val="0"/>
-          <w:numId w:val="88"/>
-        </w:numPr>
-        <w:rPr>
-          <w:rFonts w:cs="Times New Roman"/>
-        </w:rPr>
-      </w:pPr>
-      <w:r>
-        <w:rPr>
-          <w:rFonts w:cs="Times New Roman"/>
-        </w:rPr>
-        <w:t>Audit logging of admin actions</w:t>
+          <w:numId w:val="86"/>
+        </w:numPr>
+        <w:rPr>
+          <w:rFonts w:cs="Times New Roman"/>
+        </w:rPr>
+      </w:pPr>
+      <w:r>
+        <w:rPr>
+          <w:rFonts w:cs="Times New Roman"/>
+        </w:rPr>
+        <w:t>Create Orders DB schema with JSONB snapshot of items</w:t>
+      </w:r>
+    </w:p>
+    <w:p>
+      <w:pPr>
+        <w:numPr>
+          <w:ilvl w:val="0"/>
+          <w:numId w:val="86"/>
+        </w:numPr>
+        <w:rPr>
+          <w:rFonts w:cs="Times New Roman"/>
+        </w:rPr>
+      </w:pPr>
+      <w:r>
+        <w:rPr>
+          <w:rFonts w:cs="Times New Roman"/>
+        </w:rPr>
+        <w:t>Implement Orders API: create, update, track orders</w:t>
+      </w:r>
+    </w:p>
+    <w:p>
+      <w:pPr>
+        <w:numPr>
+          <w:ilvl w:val="0"/>
+          <w:numId w:val="86"/>
+        </w:numPr>
+        <w:rPr>
+          <w:rFonts w:cs="Times New Roman"/>
+        </w:rPr>
+      </w:pPr>
+      <w:r>
+        <w:rPr>
+          <w:rFonts w:cs="Times New Roman"/>
+        </w:rPr>
+        <w:t>Integrate Chapa payment gateway</w:t>
+      </w:r>
+    </w:p>
+    <w:p>
+      <w:pPr>
+        <w:numPr>
+          <w:ilvl w:val="0"/>
+          <w:numId w:val="86"/>
+        </w:numPr>
+        <w:rPr>
+          <w:rFonts w:cs="Times New Roman"/>
+        </w:rPr>
+      </w:pPr>
+      <w:r>
+        <w:rPr>
+          <w:rFonts w:cs="Times New Roman"/>
+        </w:rPr>
+        <w:t>Handle concurrency for stock decrements at purchase</w:t>
+      </w:r>
+    </w:p>
+    <w:p>
+      <w:pPr>
+        <w:numPr>
+          <w:ilvl w:val="0"/>
+          <w:numId w:val="86"/>
+        </w:numPr>
+        <w:rPr>
+          <w:rFonts w:cs="Times New Roman"/>
+        </w:rPr>
+      </w:pPr>
+      <w:r>
+        <w:rPr>
+          <w:rFonts w:cs="Times New Roman"/>
+        </w:rPr>
+        <w:t>Frontend checkout page: direct “Buy Now” flow</w:t>
+      </w:r>
+    </w:p>
+    <w:p>
+      <w:pPr>
+        <w:numPr>
+          <w:ilvl w:val="0"/>
+          <w:numId w:val="86"/>
+        </w:numPr>
+        <w:rPr>
+          <w:rFonts w:cs="Times New Roman"/>
+        </w:rPr>
+      </w:pPr>
+      <w:r>
+        <w:rPr>
+          <w:rFonts w:cs="Times New Roman"/>
+        </w:rPr>
+        <w:t>Order history page for buyers</w:t>
       </w:r>
     </w:p>
     <w:p>
@@ -12373,51 +12520,52 @@
       <w:pPr>
         <w:numPr>
           <w:ilvl w:val="0"/>
-          <w:numId w:val="89"/>
-        </w:numPr>
-        <w:rPr>
-          <w:rFonts w:cs="Times New Roman"/>
-        </w:rPr>
-      </w:pPr>
-      <w:r>
-        <w:rPr>
-          <w:rFonts w:cs="Times New Roman"/>
-        </w:rPr>
-        <w:t>Admin can approve sellers, ban users, moderate products</w:t>
-      </w:r>
-    </w:p>
-    <w:p>
-      <w:pPr>
-        <w:numPr>
-          <w:ilvl w:val="0"/>
-          <w:numId w:val="89"/>
-        </w:numPr>
-        <w:rPr>
-          <w:rFonts w:cs="Times New Roman"/>
-        </w:rPr>
-      </w:pPr>
-      <w:r>
-        <w:rPr>
-          <w:rFonts w:cs="Times New Roman"/>
-        </w:rPr>
-        <w:t>Admin actions logged and traceable</w:t>
-      </w:r>
-    </w:p>
-    <w:p>
-      <w:pPr>
-        <w:pStyle w:val="Heading2"/>
-        <w:rPr>
-          <w:rFonts w:cs="Times New Roman"/>
-        </w:rPr>
-      </w:pPr>
-      <w:bookmarkStart w:id="42" w:name="_Toc222219668"/>
-      <w:r>
-        <w:rPr>
-          <w:rFonts w:cs="Times New Roman"/>
-        </w:rPr>
-        <w:t>Sprint 6: Security, Middleware &amp; Notifications</w:t>
-      </w:r>
-      <w:bookmarkEnd w:id="42"/>
+          <w:numId w:val="87"/>
+        </w:numPr>
+        <w:rPr>
+          <w:rFonts w:cs="Times New Roman"/>
+        </w:rPr>
+      </w:pPr>
+      <w:r>
+        <w:rPr>
+          <w:rFonts w:cs="Times New Roman"/>
+        </w:rPr>
+        <w:t>Buyers can purchase products securely</w:t>
+      </w:r>
+    </w:p>
+    <w:p>
+      <w:pPr>
+        <w:numPr>
+          <w:ilvl w:val="0"/>
+          <w:numId w:val="87"/>
+        </w:numPr>
+        <w:rPr>
+          <w:rFonts w:cs="Times New Roman"/>
+        </w:rPr>
+      </w:pPr>
+      <w:r>
+        <w:rPr>
+          <w:rFonts w:cs="Times New Roman"/>
+        </w:rPr>
+        <w:t>Orders update inventory atomically</w:t>
+      </w:r>
+    </w:p>
+    <w:p>
+      <w:pPr>
+        <w:numPr>
+          <w:ilvl w:val="0"/>
+          <w:numId w:val="87"/>
+        </w:numPr>
+        <w:rPr>
+          <w:rFonts w:cs="Times New Roman"/>
+        </w:rPr>
+      </w:pPr>
+      <w:r>
+        <w:rPr>
+          <w:rFonts w:cs="Times New Roman"/>
+        </w:rPr>
+        <w:t>Buyers can track their orders</w:t>
+      </w:r>
     </w:p>
     <w:p>
       <w:pPr>
@@ -12431,190 +12579,281 @@
           <w:b/>
           <w:bCs/>
         </w:rPr>
-        <w:t>Goals:</w:t>
-      </w:r>
-      <w:r>
-        <w:rPr>
-          <w:rFonts w:cs="Times New Roman"/>
-        </w:rPr>
-        <w:t xml:space="preserve"> Harden platform and setup notifications.</w:t>
-      </w:r>
-      <w:r>
-        <w:rPr>
-          <w:rFonts w:cs="Times New Roman"/>
-        </w:rPr>
-        <w:br/>
-      </w:r>
+        <w:lastRenderedPageBreak/>
+        <w:t>Pages implemented:</w:t>
+      </w:r>
+    </w:p>
+    <w:p>
+      <w:pPr>
+        <w:numPr>
+          <w:ilvl w:val="0"/>
+          <w:numId w:val="102"/>
+        </w:numPr>
+        <w:rPr>
+          <w:rFonts w:cs="Times New Roman"/>
+        </w:rPr>
+      </w:pPr>
+      <w:r>
+        <w:rPr>
+          <w:rFonts w:cs="Times New Roman"/>
+        </w:rPr>
+        <w:t>Buyer/Public Pages:</w:t>
+      </w:r>
+    </w:p>
+    <w:p>
+      <w:pPr>
+        <w:numPr>
+          <w:ilvl w:val="1"/>
+          <w:numId w:val="102"/>
+        </w:numPr>
+        <w:rPr>
+          <w:rFonts w:cs="Times New Roman"/>
+        </w:rPr>
+      </w:pPr>
+      <w:r>
+        <w:rPr>
+          <w:rFonts w:cs="Times New Roman"/>
+        </w:rPr>
+        <w:t>Checkout Page</w:t>
+      </w:r>
+    </w:p>
+    <w:p>
+      <w:pPr>
+        <w:numPr>
+          <w:ilvl w:val="1"/>
+          <w:numId w:val="102"/>
+        </w:numPr>
+        <w:rPr>
+          <w:rFonts w:cs="Times New Roman"/>
+        </w:rPr>
+      </w:pPr>
+      <w:r>
+        <w:rPr>
+          <w:rFonts w:cs="Times New Roman"/>
+        </w:rPr>
+        <w:t>Payment Success Page</w:t>
+      </w:r>
+    </w:p>
+    <w:p>
+      <w:pPr>
+        <w:numPr>
+          <w:ilvl w:val="1"/>
+          <w:numId w:val="102"/>
+        </w:numPr>
+        <w:rPr>
+          <w:rFonts w:cs="Times New Roman"/>
+        </w:rPr>
+      </w:pPr>
+      <w:r>
+        <w:rPr>
+          <w:rFonts w:cs="Times New Roman"/>
+        </w:rPr>
+        <w:t>Payment Failed Page</w:t>
+      </w:r>
+    </w:p>
+    <w:p>
+      <w:pPr>
+        <w:numPr>
+          <w:ilvl w:val="1"/>
+          <w:numId w:val="102"/>
+        </w:numPr>
+        <w:rPr>
+          <w:rFonts w:cs="Times New Roman"/>
+        </w:rPr>
+      </w:pPr>
+      <w:r>
+        <w:rPr>
+          <w:rFonts w:cs="Times New Roman"/>
+        </w:rPr>
+        <w:t>Order History Page</w:t>
+      </w:r>
+    </w:p>
+    <w:p>
+      <w:pPr>
+        <w:numPr>
+          <w:ilvl w:val="1"/>
+          <w:numId w:val="102"/>
+        </w:numPr>
+        <w:rPr>
+          <w:rFonts w:cs="Times New Roman"/>
+        </w:rPr>
+      </w:pPr>
+      <w:r>
+        <w:rPr>
+          <w:rFonts w:cs="Times New Roman"/>
+        </w:rPr>
+        <w:t>Order Details Page</w:t>
+      </w:r>
+    </w:p>
+    <w:p>
+      <w:pPr>
+        <w:numPr>
+          <w:ilvl w:val="0"/>
+          <w:numId w:val="102"/>
+        </w:numPr>
+        <w:rPr>
+          <w:rFonts w:cs="Times New Roman"/>
+        </w:rPr>
+      </w:pPr>
+      <w:r>
+        <w:rPr>
+          <w:rFonts w:cs="Times New Roman"/>
+        </w:rPr>
+        <w:t>Seller Pages:</w:t>
+      </w:r>
+    </w:p>
+    <w:p>
+      <w:pPr>
+        <w:numPr>
+          <w:ilvl w:val="1"/>
+          <w:numId w:val="102"/>
+        </w:numPr>
+        <w:rPr>
+          <w:rFonts w:cs="Times New Roman"/>
+        </w:rPr>
+      </w:pPr>
+      <w:r>
+        <w:rPr>
+          <w:rFonts w:cs="Times New Roman"/>
+        </w:rPr>
+        <w:t>Order List Page</w:t>
+      </w:r>
+    </w:p>
+    <w:p>
+      <w:pPr>
+        <w:numPr>
+          <w:ilvl w:val="1"/>
+          <w:numId w:val="102"/>
+        </w:numPr>
+        <w:rPr>
+          <w:rFonts w:cs="Times New Roman"/>
+        </w:rPr>
+      </w:pPr>
+      <w:r>
+        <w:rPr>
+          <w:rFonts w:cs="Times New Roman"/>
+        </w:rPr>
+        <w:t>Seller Order Details Page</w:t>
+      </w:r>
+    </w:p>
+    <w:p>
+      <w:pPr>
+        <w:pStyle w:val="Heading2"/>
+        <w:rPr>
+          <w:rFonts w:cs="Times New Roman"/>
+        </w:rPr>
+      </w:pPr>
+      <w:bookmarkStart w:id="41" w:name="_Toc222219667"/>
+      <w:r>
+        <w:rPr>
+          <w:rFonts w:cs="Times New Roman"/>
+        </w:rPr>
+        <w:t>Sprint 5: Admin &amp; Platform Control</w:t>
+      </w:r>
+      <w:bookmarkEnd w:id="41"/>
+    </w:p>
+    <w:p>
+      <w:pPr>
+        <w:rPr>
+          <w:rFonts w:cs="Times New Roman"/>
+        </w:rPr>
+      </w:pPr>
       <w:r>
         <w:rPr>
           <w:rFonts w:cs="Times New Roman"/>
           <w:b/>
           <w:bCs/>
         </w:rPr>
-        <w:t>Tasks:</w:t>
-      </w:r>
-    </w:p>
-    <w:p>
-      <w:pPr>
-        <w:numPr>
-          <w:ilvl w:val="0"/>
-          <w:numId w:val="90"/>
-        </w:numPr>
-        <w:rPr>
-          <w:rFonts w:cs="Times New Roman"/>
-        </w:rPr>
-      </w:pPr>
-      <w:r>
-        <w:rPr>
-          <w:rFonts w:cs="Times New Roman"/>
-        </w:rPr>
-        <w:t>Security middleware: rate limiting, XSS/CSRF prevention, helmet, concurrency checks</w:t>
-      </w:r>
-    </w:p>
-    <w:p>
-      <w:pPr>
-        <w:numPr>
-          <w:ilvl w:val="0"/>
-          <w:numId w:val="90"/>
-        </w:numPr>
-        <w:rPr>
-          <w:rFonts w:cs="Times New Roman"/>
-        </w:rPr>
-      </w:pPr>
-      <w:r>
-        <w:rPr>
-          <w:rFonts w:cs="Times New Roman"/>
-        </w:rPr>
-        <w:t>Input validation everywhere (backend + frontend with Zod)</w:t>
-      </w:r>
-    </w:p>
-    <w:p>
-      <w:pPr>
-        <w:numPr>
-          <w:ilvl w:val="0"/>
-          <w:numId w:val="90"/>
-        </w:numPr>
-        <w:rPr>
-          <w:rFonts w:cs="Times New Roman"/>
-        </w:rPr>
-      </w:pPr>
-      <w:r>
-        <w:rPr>
-          <w:rFonts w:cs="Times New Roman"/>
-        </w:rPr>
-        <w:t xml:space="preserve">Notifications: </w:t>
-      </w:r>
-      <w:proofErr w:type="spellStart"/>
-      <w:r>
-        <w:rPr>
-          <w:rFonts w:cs="Times New Roman"/>
-        </w:rPr>
-        <w:t>EmailJS</w:t>
-      </w:r>
-      <w:proofErr w:type="spellEnd"/>
-      <w:r>
-        <w:rPr>
-          <w:rFonts w:cs="Times New Roman"/>
-        </w:rPr>
-        <w:t xml:space="preserve"> for contact forms and order confirmations</w:t>
-      </w:r>
-    </w:p>
-    <w:p>
-      <w:pPr>
-        <w:numPr>
-          <w:ilvl w:val="0"/>
-          <w:numId w:val="90"/>
-        </w:numPr>
-        <w:rPr>
-          <w:rFonts w:cs="Times New Roman"/>
-        </w:rPr>
-      </w:pPr>
-      <w:r>
-        <w:rPr>
-          <w:rFonts w:cs="Times New Roman"/>
-        </w:rPr>
-        <w:t>Optional SMS integration for Ethiopia (</w:t>
-      </w:r>
-      <w:proofErr w:type="spellStart"/>
-      <w:r>
-        <w:rPr>
-          <w:rFonts w:cs="Times New Roman"/>
-        </w:rPr>
-        <w:t>InfoSMS</w:t>
-      </w:r>
-      <w:proofErr w:type="spellEnd"/>
-      <w:r>
-        <w:rPr>
-          <w:rFonts w:cs="Times New Roman"/>
-        </w:rPr>
-        <w:t>/Twilio)</w:t>
-      </w:r>
-    </w:p>
-    <w:p>
-      <w:pPr>
-        <w:rPr>
-          <w:rFonts w:cs="Times New Roman"/>
-        </w:rPr>
-      </w:pPr>
+        <w:t>Goals:</w:t>
+      </w:r>
+      <w:r>
+        <w:rPr>
+          <w:rFonts w:cs="Times New Roman"/>
+        </w:rPr>
+        <w:t xml:space="preserve"> Enable admin verification, moderation, and platform monitoring.</w:t>
+      </w:r>
+      <w:r>
+        <w:rPr>
+          <w:rFonts w:cs="Times New Roman"/>
+        </w:rPr>
+        <w:br/>
+      </w:r>
       <w:r>
         <w:rPr>
           <w:rFonts w:cs="Times New Roman"/>
           <w:b/>
           <w:bCs/>
         </w:rPr>
-        <w:t>Deliverables:</w:t>
-      </w:r>
-    </w:p>
-    <w:p>
-      <w:pPr>
-        <w:numPr>
-          <w:ilvl w:val="0"/>
-          <w:numId w:val="91"/>
-        </w:numPr>
-        <w:rPr>
-          <w:rFonts w:cs="Times New Roman"/>
-        </w:rPr>
-      </w:pPr>
-      <w:r>
-        <w:rPr>
-          <w:rFonts w:cs="Times New Roman"/>
-        </w:rPr>
-        <w:lastRenderedPageBreak/>
-        <w:t>Platform resistant to attacks</w:t>
-      </w:r>
-    </w:p>
-    <w:p>
-      <w:pPr>
-        <w:numPr>
-          <w:ilvl w:val="0"/>
-          <w:numId w:val="91"/>
-        </w:numPr>
-        <w:rPr>
-          <w:rFonts w:cs="Times New Roman"/>
-        </w:rPr>
-      </w:pPr>
-      <w:r>
-        <w:rPr>
-          <w:rFonts w:cs="Times New Roman"/>
-        </w:rPr>
-        <w:t>Users notified of key events (order creation, verification)</w:t>
-      </w:r>
-    </w:p>
-    <w:p>
-      <w:pPr>
-        <w:pStyle w:val="Heading2"/>
-        <w:rPr>
-          <w:rFonts w:cs="Times New Roman"/>
-        </w:rPr>
-      </w:pPr>
-      <w:bookmarkStart w:id="43" w:name="_Toc222219669"/>
-      <w:r>
-        <w:rPr>
-          <w:rFonts w:cs="Times New Roman"/>
-        </w:rPr>
-        <w:t>Sprint 7: Observability, Analytics &amp; Testing</w:t>
-      </w:r>
-      <w:bookmarkEnd w:id="43"/>
+        <w:t>Tasks:</w:t>
+      </w:r>
+    </w:p>
+    <w:p>
+      <w:pPr>
+        <w:numPr>
+          <w:ilvl w:val="0"/>
+          <w:numId w:val="88"/>
+        </w:numPr>
+        <w:rPr>
+          <w:rFonts w:cs="Times New Roman"/>
+        </w:rPr>
+      </w:pPr>
+      <w:r>
+        <w:rPr>
+          <w:rFonts w:cs="Times New Roman"/>
+        </w:rPr>
+        <w:t>Admin CLI script for initial superuser creation</w:t>
+      </w:r>
+    </w:p>
+    <w:p>
+      <w:pPr>
+        <w:numPr>
+          <w:ilvl w:val="0"/>
+          <w:numId w:val="88"/>
+        </w:numPr>
+        <w:rPr>
+          <w:rFonts w:cs="Times New Roman"/>
+        </w:rPr>
+      </w:pPr>
+      <w:r>
+        <w:rPr>
+          <w:rFonts w:cs="Times New Roman"/>
+        </w:rPr>
+        <w:t>Admin API: verify sellers, suspend users, moderate products, monitor global orders</w:t>
+      </w:r>
+    </w:p>
+    <w:p>
+      <w:pPr>
+        <w:numPr>
+          <w:ilvl w:val="0"/>
+          <w:numId w:val="88"/>
+        </w:numPr>
+        <w:rPr>
+          <w:rFonts w:cs="Times New Roman"/>
+        </w:rPr>
+      </w:pPr>
+      <w:r>
+        <w:rPr>
+          <w:rFonts w:cs="Times New Roman"/>
+        </w:rPr>
+        <w:t>Admin dashboard pages (React) with restricted access</w:t>
+      </w:r>
+    </w:p>
+    <w:p>
+      <w:pPr>
+        <w:numPr>
+          <w:ilvl w:val="0"/>
+          <w:numId w:val="88"/>
+        </w:numPr>
+        <w:rPr>
+          <w:rFonts w:cs="Times New Roman"/>
+        </w:rPr>
+      </w:pPr>
+      <w:r>
+        <w:rPr>
+          <w:rFonts w:cs="Times New Roman"/>
+        </w:rPr>
+        <w:t>Audit logging of admin actions</w:t>
+      </w:r>
     </w:p>
     <w:p>
       <w:pPr>
@@ -12628,96 +12867,274 @@
           <w:b/>
           <w:bCs/>
         </w:rPr>
-        <w:t>Goals:</w:t>
-      </w:r>
-      <w:r>
-        <w:rPr>
-          <w:rFonts w:cs="Times New Roman"/>
-        </w:rPr>
-        <w:t xml:space="preserve"> Ensure stability, error tracking, and performance monitoring.</w:t>
-      </w:r>
-      <w:r>
-        <w:rPr>
-          <w:rFonts w:cs="Times New Roman"/>
-        </w:rPr>
-        <w:br/>
-      </w:r>
+        <w:t>Deliverables:</w:t>
+      </w:r>
+    </w:p>
+    <w:p>
+      <w:pPr>
+        <w:numPr>
+          <w:ilvl w:val="0"/>
+          <w:numId w:val="89"/>
+        </w:numPr>
+        <w:rPr>
+          <w:rFonts w:cs="Times New Roman"/>
+        </w:rPr>
+      </w:pPr>
+      <w:r>
+        <w:rPr>
+          <w:rFonts w:cs="Times New Roman"/>
+        </w:rPr>
+        <w:t>Admin can approve sellers, ban users, moderate products</w:t>
+      </w:r>
+    </w:p>
+    <w:p>
+      <w:pPr>
+        <w:numPr>
+          <w:ilvl w:val="0"/>
+          <w:numId w:val="89"/>
+        </w:numPr>
+        <w:rPr>
+          <w:rFonts w:cs="Times New Roman"/>
+        </w:rPr>
+      </w:pPr>
+      <w:r>
+        <w:rPr>
+          <w:rFonts w:cs="Times New Roman"/>
+        </w:rPr>
+        <w:t>Admin actions logged and traceable</w:t>
+      </w:r>
+    </w:p>
+    <w:p>
+      <w:pPr>
+        <w:rPr>
+          <w:rFonts w:cs="Times New Roman"/>
+        </w:rPr>
+      </w:pPr>
       <w:r>
         <w:rPr>
           <w:rFonts w:cs="Times New Roman"/>
           <w:b/>
           <w:bCs/>
         </w:rPr>
-        <w:t>Tasks:</w:t>
-      </w:r>
-    </w:p>
-    <w:p>
-      <w:pPr>
-        <w:numPr>
-          <w:ilvl w:val="0"/>
-          <w:numId w:val="92"/>
-        </w:numPr>
-        <w:rPr>
-          <w:rFonts w:cs="Times New Roman"/>
-        </w:rPr>
-      </w:pPr>
-      <w:r>
-        <w:rPr>
-          <w:rFonts w:cs="Times New Roman"/>
-        </w:rPr>
-        <w:t>Add Sentry for error tracking</w:t>
-      </w:r>
-    </w:p>
-    <w:p>
-      <w:pPr>
-        <w:numPr>
-          <w:ilvl w:val="0"/>
-          <w:numId w:val="92"/>
-        </w:numPr>
-        <w:rPr>
-          <w:rFonts w:cs="Times New Roman"/>
-        </w:rPr>
-      </w:pPr>
-      <w:r>
-        <w:rPr>
-          <w:rFonts w:cs="Times New Roman"/>
-        </w:rPr>
-        <w:t>Setup Google Analytics 4 for event tracking</w:t>
-      </w:r>
-    </w:p>
-    <w:p>
-      <w:pPr>
-        <w:numPr>
-          <w:ilvl w:val="0"/>
-          <w:numId w:val="92"/>
-        </w:numPr>
-        <w:rPr>
-          <w:rFonts w:cs="Times New Roman"/>
-        </w:rPr>
-      </w:pPr>
-      <w:r>
-        <w:rPr>
-          <w:rFonts w:cs="Times New Roman"/>
-        </w:rPr>
-        <w:t>Implement unit/integration/E2E tests for critical paths (auth, products, orders)</w:t>
-      </w:r>
-    </w:p>
-    <w:p>
-      <w:pPr>
-        <w:numPr>
-          <w:ilvl w:val="0"/>
-          <w:numId w:val="92"/>
-        </w:numPr>
-        <w:rPr>
-          <w:rFonts w:cs="Times New Roman"/>
-        </w:rPr>
-      </w:pPr>
-      <w:r>
-        <w:rPr>
-          <w:rFonts w:cs="Times New Roman"/>
-        </w:rPr>
-        <w:t>Load &amp; stress test backend APIs for MVP concurrency levels</w:t>
-      </w:r>
+        <w:t>Pages implemented:</w:t>
+      </w:r>
+    </w:p>
+    <w:p>
+      <w:pPr>
+        <w:numPr>
+          <w:ilvl w:val="0"/>
+          <w:numId w:val="103"/>
+        </w:numPr>
+        <w:rPr>
+          <w:rFonts w:cs="Times New Roman"/>
+        </w:rPr>
+      </w:pPr>
+      <w:r>
+        <w:rPr>
+          <w:rFonts w:cs="Times New Roman"/>
+        </w:rPr>
+        <w:t>Admin Pages:</w:t>
+      </w:r>
+    </w:p>
+    <w:p>
+      <w:pPr>
+        <w:numPr>
+          <w:ilvl w:val="1"/>
+          <w:numId w:val="103"/>
+        </w:numPr>
+        <w:rPr>
+          <w:rFonts w:cs="Times New Roman"/>
+        </w:rPr>
+      </w:pPr>
+      <w:r>
+        <w:rPr>
+          <w:rFonts w:cs="Times New Roman"/>
+        </w:rPr>
+        <w:t xml:space="preserve">Admin Sign </w:t>
+      </w:r>
+      <w:proofErr w:type="gramStart"/>
+      <w:r>
+        <w:rPr>
+          <w:rFonts w:cs="Times New Roman"/>
+        </w:rPr>
+        <w:t>In</w:t>
+      </w:r>
+      <w:proofErr w:type="gramEnd"/>
+      <w:r>
+        <w:rPr>
+          <w:rFonts w:cs="Times New Roman"/>
+        </w:rPr>
+        <w:t xml:space="preserve"> Page</w:t>
+      </w:r>
+    </w:p>
+    <w:p>
+      <w:pPr>
+        <w:numPr>
+          <w:ilvl w:val="1"/>
+          <w:numId w:val="103"/>
+        </w:numPr>
+        <w:rPr>
+          <w:rFonts w:cs="Times New Roman"/>
+        </w:rPr>
+      </w:pPr>
+      <w:r>
+        <w:rPr>
+          <w:rFonts w:cs="Times New Roman"/>
+        </w:rPr>
+        <w:t>Admin Dashboard Home</w:t>
+      </w:r>
+    </w:p>
+    <w:p>
+      <w:pPr>
+        <w:numPr>
+          <w:ilvl w:val="1"/>
+          <w:numId w:val="103"/>
+        </w:numPr>
+        <w:rPr>
+          <w:rFonts w:cs="Times New Roman"/>
+        </w:rPr>
+      </w:pPr>
+      <w:r>
+        <w:rPr>
+          <w:rFonts w:cs="Times New Roman"/>
+        </w:rPr>
+        <w:t>Admin Dashboard Settings Page</w:t>
+      </w:r>
+    </w:p>
+    <w:p>
+      <w:pPr>
+        <w:numPr>
+          <w:ilvl w:val="1"/>
+          <w:numId w:val="103"/>
+        </w:numPr>
+        <w:rPr>
+          <w:rFonts w:cs="Times New Roman"/>
+        </w:rPr>
+      </w:pPr>
+      <w:r>
+        <w:rPr>
+          <w:rFonts w:cs="Times New Roman"/>
+        </w:rPr>
+        <w:t>User Management Page</w:t>
+      </w:r>
+    </w:p>
+    <w:p>
+      <w:pPr>
+        <w:numPr>
+          <w:ilvl w:val="1"/>
+          <w:numId w:val="103"/>
+        </w:numPr>
+        <w:rPr>
+          <w:rFonts w:cs="Times New Roman"/>
+        </w:rPr>
+      </w:pPr>
+      <w:r>
+        <w:rPr>
+          <w:rFonts w:cs="Times New Roman"/>
+        </w:rPr>
+        <w:t>Admin User Details Page</w:t>
+      </w:r>
+    </w:p>
+    <w:p>
+      <w:pPr>
+        <w:numPr>
+          <w:ilvl w:val="1"/>
+          <w:numId w:val="103"/>
+        </w:numPr>
+        <w:rPr>
+          <w:rFonts w:cs="Times New Roman"/>
+        </w:rPr>
+      </w:pPr>
+      <w:r>
+        <w:rPr>
+          <w:rFonts w:cs="Times New Roman"/>
+        </w:rPr>
+        <w:t>Product Moderation Page</w:t>
+      </w:r>
+    </w:p>
+    <w:p>
+      <w:pPr>
+        <w:numPr>
+          <w:ilvl w:val="1"/>
+          <w:numId w:val="103"/>
+        </w:numPr>
+        <w:rPr>
+          <w:rFonts w:cs="Times New Roman"/>
+        </w:rPr>
+      </w:pPr>
+      <w:r>
+        <w:rPr>
+          <w:rFonts w:cs="Times New Roman"/>
+        </w:rPr>
+        <w:t>Seller Verification Queue Page</w:t>
+      </w:r>
+    </w:p>
+    <w:p>
+      <w:pPr>
+        <w:numPr>
+          <w:ilvl w:val="1"/>
+          <w:numId w:val="103"/>
+        </w:numPr>
+        <w:rPr>
+          <w:rFonts w:cs="Times New Roman"/>
+        </w:rPr>
+      </w:pPr>
+      <w:r>
+        <w:rPr>
+          <w:rFonts w:cs="Times New Roman"/>
+        </w:rPr>
+        <w:t>Admin Product Details Page</w:t>
+      </w:r>
+    </w:p>
+    <w:p>
+      <w:pPr>
+        <w:numPr>
+          <w:ilvl w:val="1"/>
+          <w:numId w:val="103"/>
+        </w:numPr>
+        <w:rPr>
+          <w:rFonts w:cs="Times New Roman"/>
+        </w:rPr>
+      </w:pPr>
+      <w:r>
+        <w:rPr>
+          <w:rFonts w:cs="Times New Roman"/>
+        </w:rPr>
+        <w:t>Global Order List Page</w:t>
+      </w:r>
+    </w:p>
+    <w:p>
+      <w:pPr>
+        <w:numPr>
+          <w:ilvl w:val="1"/>
+          <w:numId w:val="103"/>
+        </w:numPr>
+        <w:rPr>
+          <w:rFonts w:cs="Times New Roman"/>
+        </w:rPr>
+      </w:pPr>
+      <w:r>
+        <w:rPr>
+          <w:rFonts w:cs="Times New Roman"/>
+        </w:rPr>
+        <w:t>Admin Order Details Page</w:t>
+      </w:r>
+    </w:p>
+    <w:p>
+      <w:pPr>
+        <w:pStyle w:val="Heading2"/>
+        <w:rPr>
+          <w:rFonts w:cs="Times New Roman"/>
+        </w:rPr>
+      </w:pPr>
+      <w:bookmarkStart w:id="42" w:name="_Toc222219668"/>
+      <w:r>
+        <w:rPr>
+          <w:rFonts w:cs="Times New Roman"/>
+        </w:rPr>
+        <w:t>Sprint 6: Security, Middleware &amp; Notifications</w:t>
+      </w:r>
+      <w:bookmarkEnd w:id="42"/>
     </w:p>
     <w:p>
       <w:pPr>
@@ -12731,235 +13148,237 @@
           <w:b/>
           <w:bCs/>
         </w:rPr>
-        <w:t>Deliverables:</w:t>
-      </w:r>
-    </w:p>
-    <w:p>
-      <w:pPr>
-        <w:numPr>
-          <w:ilvl w:val="0"/>
-          <w:numId w:val="93"/>
-        </w:numPr>
-        <w:rPr>
-          <w:rFonts w:cs="Times New Roman"/>
-        </w:rPr>
-      </w:pPr>
-      <w:r>
-        <w:rPr>
-          <w:rFonts w:cs="Times New Roman"/>
-        </w:rPr>
-        <w:t>Errors and anomalies tracked</w:t>
-      </w:r>
-    </w:p>
-    <w:p>
-      <w:pPr>
-        <w:numPr>
-          <w:ilvl w:val="0"/>
-          <w:numId w:val="93"/>
-        </w:numPr>
-        <w:rPr>
-          <w:rFonts w:cs="Times New Roman"/>
-        </w:rPr>
-      </w:pPr>
-      <w:r>
-        <w:rPr>
-          <w:rFonts w:cs="Times New Roman"/>
-        </w:rPr>
-        <w:t>Analytics for product views and transactions</w:t>
-      </w:r>
-    </w:p>
-    <w:p>
-      <w:pPr>
-        <w:numPr>
-          <w:ilvl w:val="0"/>
-          <w:numId w:val="93"/>
-        </w:numPr>
-        <w:rPr>
-          <w:rFonts w:cs="Times New Roman"/>
-        </w:rPr>
-      </w:pPr>
-      <w:r>
-        <w:rPr>
-          <w:rFonts w:cs="Times New Roman"/>
-        </w:rPr>
-        <w:t>Tests ensure core flows are reliable</w:t>
-      </w:r>
-    </w:p>
-    <w:p>
-      <w:pPr>
-        <w:pStyle w:val="Heading2"/>
-        <w:rPr>
-          <w:rFonts w:cs="Times New Roman"/>
-        </w:rPr>
-      </w:pPr>
-      <w:bookmarkStart w:id="44" w:name="_Toc222219670"/>
-      <w:r>
-        <w:rPr>
-          <w:rFonts w:cs="Times New Roman"/>
-        </w:rPr>
-        <w:t>Sprint 8: Final Polishing &amp; Deployment</w:t>
-      </w:r>
-      <w:bookmarkEnd w:id="44"/>
-    </w:p>
-    <w:p>
-      <w:pPr>
-        <w:rPr>
-          <w:rFonts w:cs="Times New Roman"/>
-        </w:rPr>
-      </w:pPr>
+        <w:t>Goals:</w:t>
+      </w:r>
+      <w:r>
+        <w:rPr>
+          <w:rFonts w:cs="Times New Roman"/>
+        </w:rPr>
+        <w:t xml:space="preserve"> Harden platform and setup notifications.</w:t>
+      </w:r>
+      <w:r>
+        <w:rPr>
+          <w:rFonts w:cs="Times New Roman"/>
+        </w:rPr>
+        <w:br/>
+      </w:r>
       <w:r>
         <w:rPr>
           <w:rFonts w:cs="Times New Roman"/>
           <w:b/>
           <w:bCs/>
         </w:rPr>
-        <w:t>Goals:</w:t>
-      </w:r>
-      <w:r>
-        <w:rPr>
-          <w:rFonts w:cs="Times New Roman"/>
-        </w:rPr>
-        <w:t xml:space="preserve"> Deploy MVP and ensure smooth launch.</w:t>
-      </w:r>
-      <w:r>
-        <w:rPr>
-          <w:rFonts w:cs="Times New Roman"/>
-        </w:rPr>
-        <w:br/>
-      </w:r>
+        <w:t>Tasks:</w:t>
+      </w:r>
+    </w:p>
+    <w:p>
+      <w:pPr>
+        <w:numPr>
+          <w:ilvl w:val="0"/>
+          <w:numId w:val="90"/>
+        </w:numPr>
+        <w:rPr>
+          <w:rFonts w:cs="Times New Roman"/>
+        </w:rPr>
+      </w:pPr>
+      <w:r>
+        <w:rPr>
+          <w:rFonts w:cs="Times New Roman"/>
+        </w:rPr>
+        <w:lastRenderedPageBreak/>
+        <w:t>Security middleware: rate limiting, XSS/CSRF prevention, helmet, concurrency checks</w:t>
+      </w:r>
+    </w:p>
+    <w:p>
+      <w:pPr>
+        <w:numPr>
+          <w:ilvl w:val="0"/>
+          <w:numId w:val="90"/>
+        </w:numPr>
+        <w:rPr>
+          <w:rFonts w:cs="Times New Roman"/>
+        </w:rPr>
+      </w:pPr>
+      <w:r>
+        <w:rPr>
+          <w:rFonts w:cs="Times New Roman"/>
+        </w:rPr>
+        <w:t>Input validation everywhere (backend + frontend with Zod)</w:t>
+      </w:r>
+    </w:p>
+    <w:p>
+      <w:pPr>
+        <w:numPr>
+          <w:ilvl w:val="0"/>
+          <w:numId w:val="90"/>
+        </w:numPr>
+        <w:rPr>
+          <w:rFonts w:cs="Times New Roman"/>
+        </w:rPr>
+      </w:pPr>
+      <w:r>
+        <w:rPr>
+          <w:rFonts w:cs="Times New Roman"/>
+        </w:rPr>
+        <w:t xml:space="preserve">Notifications: </w:t>
+      </w:r>
+      <w:proofErr w:type="spellStart"/>
+      <w:r>
+        <w:rPr>
+          <w:rFonts w:cs="Times New Roman"/>
+        </w:rPr>
+        <w:t>EmailJS</w:t>
+      </w:r>
+      <w:proofErr w:type="spellEnd"/>
+      <w:r>
+        <w:rPr>
+          <w:rFonts w:cs="Times New Roman"/>
+        </w:rPr>
+        <w:t xml:space="preserve"> for contact forms and order confirmations</w:t>
+      </w:r>
+    </w:p>
+    <w:p>
+      <w:pPr>
+        <w:numPr>
+          <w:ilvl w:val="0"/>
+          <w:numId w:val="90"/>
+        </w:numPr>
+        <w:rPr>
+          <w:rFonts w:cs="Times New Roman"/>
+        </w:rPr>
+      </w:pPr>
+      <w:r>
+        <w:rPr>
+          <w:rFonts w:cs="Times New Roman"/>
+        </w:rPr>
+        <w:t>Optional SMS integration for Ethiopia (</w:t>
+      </w:r>
+      <w:proofErr w:type="spellStart"/>
+      <w:r>
+        <w:rPr>
+          <w:rFonts w:cs="Times New Roman"/>
+        </w:rPr>
+        <w:t>InfoSMS</w:t>
+      </w:r>
+      <w:proofErr w:type="spellEnd"/>
+      <w:r>
+        <w:rPr>
+          <w:rFonts w:cs="Times New Roman"/>
+        </w:rPr>
+        <w:t>/Twilio)</w:t>
+      </w:r>
+    </w:p>
+    <w:p>
+      <w:pPr>
+        <w:rPr>
+          <w:rFonts w:cs="Times New Roman"/>
+        </w:rPr>
+      </w:pPr>
       <w:r>
         <w:rPr>
           <w:rFonts w:cs="Times New Roman"/>
           <w:b/>
           <w:bCs/>
         </w:rPr>
-        <w:t>Tasks:</w:t>
-      </w:r>
-    </w:p>
-    <w:p>
-      <w:pPr>
-        <w:numPr>
-          <w:ilvl w:val="0"/>
-          <w:numId w:val="94"/>
-        </w:numPr>
-        <w:rPr>
-          <w:rFonts w:cs="Times New Roman"/>
-        </w:rPr>
-      </w:pPr>
-      <w:r>
-        <w:rPr>
-          <w:rFonts w:cs="Times New Roman"/>
-        </w:rPr>
-        <w:t>Final styling polish with Tailwind + Atomic Components</w:t>
-      </w:r>
-    </w:p>
-    <w:p>
-      <w:pPr>
-        <w:numPr>
-          <w:ilvl w:val="0"/>
-          <w:numId w:val="94"/>
-        </w:numPr>
-        <w:rPr>
-          <w:rFonts w:cs="Times New Roman"/>
-        </w:rPr>
-      </w:pPr>
-      <w:r>
-        <w:rPr>
-          <w:rFonts w:cs="Times New Roman"/>
-        </w:rPr>
-        <w:t>Frontend state management finalized (</w:t>
-      </w:r>
-      <w:proofErr w:type="spellStart"/>
-      <w:r>
-        <w:rPr>
-          <w:rFonts w:cs="Times New Roman"/>
-        </w:rPr>
-        <w:t>Zustand</w:t>
-      </w:r>
-      <w:proofErr w:type="spellEnd"/>
-      <w:r>
-        <w:rPr>
-          <w:rFonts w:cs="Times New Roman"/>
-        </w:rPr>
-        <w:t xml:space="preserve"> + React Query)</w:t>
-      </w:r>
-    </w:p>
-    <w:p>
-      <w:pPr>
-        <w:numPr>
-          <w:ilvl w:val="0"/>
-          <w:numId w:val="94"/>
-        </w:numPr>
-        <w:rPr>
-          <w:rFonts w:cs="Times New Roman"/>
-        </w:rPr>
-      </w:pPr>
-      <w:r>
-        <w:rPr>
-          <w:rFonts w:cs="Times New Roman"/>
-        </w:rPr>
-        <w:t>Deploy backend (</w:t>
-      </w:r>
-      <w:r>
-        <w:rPr>
-          <w:rFonts w:cs="Times New Roman"/>
-        </w:rPr>
-        <w:t>Railway</w:t>
-      </w:r>
-      <w:r>
-        <w:rPr>
-          <w:rFonts w:cs="Times New Roman"/>
-        </w:rPr>
-        <w:t>) + frontend (</w:t>
-      </w:r>
-      <w:proofErr w:type="spellStart"/>
-      <w:r>
-        <w:rPr>
-          <w:rFonts w:cs="Times New Roman"/>
-        </w:rPr>
-        <w:t>Vercel</w:t>
-      </w:r>
-      <w:proofErr w:type="spellEnd"/>
-      <w:r>
-        <w:rPr>
-          <w:rFonts w:cs="Times New Roman"/>
-        </w:rPr>
-        <w:t xml:space="preserve"> with custom domain)</w:t>
-      </w:r>
-    </w:p>
-    <w:p>
-      <w:pPr>
-        <w:numPr>
-          <w:ilvl w:val="0"/>
-          <w:numId w:val="94"/>
-        </w:numPr>
-        <w:rPr>
-          <w:rFonts w:cs="Times New Roman"/>
-        </w:rPr>
-      </w:pPr>
-      <w:r>
-        <w:rPr>
-          <w:rFonts w:cs="Times New Roman"/>
-        </w:rPr>
-        <w:t>Verify HTTPS, environment variables, secrets, and CI/CD rollback strategies</w:t>
-      </w:r>
-    </w:p>
-    <w:p>
-      <w:pPr>
-        <w:numPr>
-          <w:ilvl w:val="0"/>
-          <w:numId w:val="94"/>
-        </w:numPr>
-        <w:rPr>
-          <w:rFonts w:cs="Times New Roman"/>
-        </w:rPr>
-      </w:pPr>
-      <w:r>
-        <w:rPr>
-          <w:rFonts w:cs="Times New Roman"/>
-        </w:rPr>
-        <w:t>QA: Manual testing of all flows</w:t>
-      </w:r>
+        <w:t>Deliverables:</w:t>
+      </w:r>
+    </w:p>
+    <w:p>
+      <w:pPr>
+        <w:numPr>
+          <w:ilvl w:val="0"/>
+          <w:numId w:val="91"/>
+        </w:numPr>
+        <w:rPr>
+          <w:rFonts w:cs="Times New Roman"/>
+        </w:rPr>
+      </w:pPr>
+      <w:r>
+        <w:rPr>
+          <w:rFonts w:cs="Times New Roman"/>
+        </w:rPr>
+        <w:t>Platform resistant to attacks</w:t>
+      </w:r>
+    </w:p>
+    <w:p>
+      <w:pPr>
+        <w:numPr>
+          <w:ilvl w:val="0"/>
+          <w:numId w:val="91"/>
+        </w:numPr>
+        <w:rPr>
+          <w:rFonts w:cs="Times New Roman"/>
+        </w:rPr>
+      </w:pPr>
+      <w:r>
+        <w:rPr>
+          <w:rFonts w:cs="Times New Roman"/>
+        </w:rPr>
+        <w:t>Users notified of key events (order creation, verification)</w:t>
+      </w:r>
+    </w:p>
+    <w:p>
+      <w:pPr>
+        <w:rPr>
+          <w:rFonts w:cs="Times New Roman"/>
+        </w:rPr>
+      </w:pPr>
+      <w:r>
+        <w:rPr>
+          <w:rFonts w:cs="Times New Roman"/>
+        </w:rPr>
+        <w:t>Admin Pages:</w:t>
+      </w:r>
+    </w:p>
+    <w:p>
+      <w:pPr>
+        <w:numPr>
+          <w:ilvl w:val="0"/>
+          <w:numId w:val="104"/>
+        </w:numPr>
+        <w:rPr>
+          <w:rFonts w:cs="Times New Roman"/>
+        </w:rPr>
+      </w:pPr>
+      <w:r>
+        <w:rPr>
+          <w:rFonts w:cs="Times New Roman"/>
+        </w:rPr>
+        <w:t>Security &amp; Middleware Page</w:t>
+      </w:r>
+    </w:p>
+    <w:p>
+      <w:pPr>
+        <w:numPr>
+          <w:ilvl w:val="0"/>
+          <w:numId w:val="104"/>
+        </w:numPr>
+        <w:rPr>
+          <w:rFonts w:cs="Times New Roman"/>
+        </w:rPr>
+      </w:pPr>
+      <w:r>
+        <w:rPr>
+          <w:rFonts w:cs="Times New Roman"/>
+        </w:rPr>
+        <w:t>Audit Logs Page</w:t>
+      </w:r>
+    </w:p>
+    <w:p>
+      <w:pPr>
+        <w:pStyle w:val="Heading2"/>
+        <w:rPr>
+          <w:rFonts w:cs="Times New Roman"/>
+        </w:rPr>
+      </w:pPr>
+      <w:bookmarkStart w:id="43" w:name="_Toc222219669"/>
+      <w:r>
+        <w:rPr>
+          <w:rFonts w:cs="Times New Roman"/>
+        </w:rPr>
+        <w:t>Sprint 7: Observability, Analytics &amp; Testing</w:t>
+      </w:r>
+      <w:bookmarkEnd w:id="43"/>
     </w:p>
     <w:p>
       <w:pPr>
@@ -12973,6 +13392,109 @@
           <w:b/>
           <w:bCs/>
         </w:rPr>
+        <w:t>Goals:</w:t>
+      </w:r>
+      <w:r>
+        <w:rPr>
+          <w:rFonts w:cs="Times New Roman"/>
+        </w:rPr>
+        <w:t xml:space="preserve"> Ensure stability, error tracking, and performance monitoring.</w:t>
+      </w:r>
+      <w:r>
+        <w:rPr>
+          <w:rFonts w:cs="Times New Roman"/>
+        </w:rPr>
+        <w:br/>
+      </w:r>
+      <w:r>
+        <w:rPr>
+          <w:rFonts w:cs="Times New Roman"/>
+          <w:b/>
+          <w:bCs/>
+        </w:rPr>
+        <w:t>Tasks:</w:t>
+      </w:r>
+    </w:p>
+    <w:p>
+      <w:pPr>
+        <w:numPr>
+          <w:ilvl w:val="0"/>
+          <w:numId w:val="92"/>
+        </w:numPr>
+        <w:rPr>
+          <w:rFonts w:cs="Times New Roman"/>
+        </w:rPr>
+      </w:pPr>
+      <w:r>
+        <w:rPr>
+          <w:rFonts w:cs="Times New Roman"/>
+        </w:rPr>
+        <w:t>Add Sentry for error tracking</w:t>
+      </w:r>
+    </w:p>
+    <w:p>
+      <w:pPr>
+        <w:numPr>
+          <w:ilvl w:val="0"/>
+          <w:numId w:val="92"/>
+        </w:numPr>
+        <w:rPr>
+          <w:rFonts w:cs="Times New Roman"/>
+        </w:rPr>
+      </w:pPr>
+      <w:r>
+        <w:rPr>
+          <w:rFonts w:cs="Times New Roman"/>
+        </w:rPr>
+        <w:t>Setup Google Analytics 4 for event tracking</w:t>
+      </w:r>
+    </w:p>
+    <w:p>
+      <w:pPr>
+        <w:numPr>
+          <w:ilvl w:val="0"/>
+          <w:numId w:val="92"/>
+        </w:numPr>
+        <w:rPr>
+          <w:rFonts w:cs="Times New Roman"/>
+        </w:rPr>
+      </w:pPr>
+      <w:r>
+        <w:rPr>
+          <w:rFonts w:cs="Times New Roman"/>
+        </w:rPr>
+        <w:t>Implement unit/integration/E2E tests for critical paths (auth, products, orders)</w:t>
+      </w:r>
+    </w:p>
+    <w:p>
+      <w:pPr>
+        <w:numPr>
+          <w:ilvl w:val="0"/>
+          <w:numId w:val="92"/>
+        </w:numPr>
+        <w:rPr>
+          <w:rFonts w:cs="Times New Roman"/>
+        </w:rPr>
+      </w:pPr>
+      <w:r>
+        <w:rPr>
+          <w:rFonts w:cs="Times New Roman"/>
+        </w:rPr>
+        <w:t>Load &amp; stress test backend APIs for MVP concurrency levels</w:t>
+      </w:r>
+    </w:p>
+    <w:p>
+      <w:pPr>
+        <w:rPr>
+          <w:rFonts w:cs="Times New Roman"/>
+        </w:rPr>
+      </w:pPr>
+      <w:r>
+        <w:rPr>
+          <w:rFonts w:cs="Times New Roman"/>
+          <w:b/>
+          <w:bCs/>
+        </w:rPr>
         <w:t>Deliverables:</w:t>
       </w:r>
     </w:p>
@@ -12980,6 +13502,295 @@
       <w:pPr>
         <w:numPr>
           <w:ilvl w:val="0"/>
+          <w:numId w:val="93"/>
+        </w:numPr>
+        <w:rPr>
+          <w:rFonts w:cs="Times New Roman"/>
+        </w:rPr>
+      </w:pPr>
+      <w:r>
+        <w:rPr>
+          <w:rFonts w:cs="Times New Roman"/>
+        </w:rPr>
+        <w:t>Errors and anomalies tracked</w:t>
+      </w:r>
+    </w:p>
+    <w:p>
+      <w:pPr>
+        <w:numPr>
+          <w:ilvl w:val="0"/>
+          <w:numId w:val="93"/>
+        </w:numPr>
+        <w:rPr>
+          <w:rFonts w:cs="Times New Roman"/>
+        </w:rPr>
+      </w:pPr>
+      <w:r>
+        <w:rPr>
+          <w:rFonts w:cs="Times New Roman"/>
+        </w:rPr>
+        <w:t>Analytics for product views and transactions</w:t>
+      </w:r>
+    </w:p>
+    <w:p>
+      <w:pPr>
+        <w:numPr>
+          <w:ilvl w:val="0"/>
+          <w:numId w:val="93"/>
+        </w:numPr>
+        <w:rPr>
+          <w:rFonts w:cs="Times New Roman"/>
+        </w:rPr>
+      </w:pPr>
+      <w:r>
+        <w:rPr>
+          <w:rFonts w:cs="Times New Roman"/>
+        </w:rPr>
+        <w:t>Tests ensure core flows are reliable</w:t>
+      </w:r>
+    </w:p>
+    <w:p>
+      <w:pPr>
+        <w:rPr>
+          <w:rFonts w:cs="Times New Roman"/>
+        </w:rPr>
+      </w:pPr>
+      <w:r>
+        <w:rPr>
+          <w:rFonts w:cs="Times New Roman"/>
+        </w:rPr>
+        <w:t>Admin Pages:</w:t>
+      </w:r>
+    </w:p>
+    <w:p>
+      <w:pPr>
+        <w:numPr>
+          <w:ilvl w:val="0"/>
+          <w:numId w:val="105"/>
+        </w:numPr>
+        <w:rPr>
+          <w:rFonts w:cs="Times New Roman"/>
+        </w:rPr>
+      </w:pPr>
+      <w:r>
+        <w:rPr>
+          <w:rFonts w:cs="Times New Roman"/>
+        </w:rPr>
+        <w:t>Admin Reports &amp; Analytics Page</w:t>
+      </w:r>
+    </w:p>
+    <w:p>
+      <w:pPr>
+        <w:numPr>
+          <w:ilvl w:val="0"/>
+          <w:numId w:val="105"/>
+        </w:numPr>
+        <w:rPr>
+          <w:rFonts w:cs="Times New Roman"/>
+        </w:rPr>
+      </w:pPr>
+      <w:r>
+        <w:rPr>
+          <w:rFonts w:cs="Times New Roman"/>
+        </w:rPr>
+        <w:t>Admin Seller Payouts Report</w:t>
+      </w:r>
+    </w:p>
+    <w:p>
+      <w:pPr>
+        <w:pStyle w:val="Heading2"/>
+        <w:rPr>
+          <w:rFonts w:cs="Times New Roman"/>
+        </w:rPr>
+      </w:pPr>
+      <w:bookmarkStart w:id="44" w:name="_Toc222219670"/>
+      <w:r>
+        <w:rPr>
+          <w:rFonts w:cs="Times New Roman"/>
+        </w:rPr>
+        <w:t>Sprint 8: Final Polishing &amp; Deployment</w:t>
+      </w:r>
+      <w:bookmarkEnd w:id="44"/>
+    </w:p>
+    <w:p>
+      <w:pPr>
+        <w:rPr>
+          <w:rFonts w:cs="Times New Roman"/>
+        </w:rPr>
+      </w:pPr>
+      <w:r>
+        <w:rPr>
+          <w:rFonts w:cs="Times New Roman"/>
+          <w:b/>
+          <w:bCs/>
+        </w:rPr>
+        <w:t>Goals:</w:t>
+      </w:r>
+      <w:r>
+        <w:rPr>
+          <w:rFonts w:cs="Times New Roman"/>
+        </w:rPr>
+        <w:t xml:space="preserve"> Deploy MVP and ensure smooth launch.</w:t>
+      </w:r>
+      <w:r>
+        <w:rPr>
+          <w:rFonts w:cs="Times New Roman"/>
+        </w:rPr>
+        <w:br/>
+      </w:r>
+      <w:r>
+        <w:rPr>
+          <w:rFonts w:cs="Times New Roman"/>
+          <w:b/>
+          <w:bCs/>
+        </w:rPr>
+        <w:t>Tasks:</w:t>
+      </w:r>
+    </w:p>
+    <w:p>
+      <w:pPr>
+        <w:numPr>
+          <w:ilvl w:val="0"/>
+          <w:numId w:val="94"/>
+        </w:numPr>
+        <w:rPr>
+          <w:rFonts w:cs="Times New Roman"/>
+        </w:rPr>
+      </w:pPr>
+      <w:r>
+        <w:rPr>
+          <w:rFonts w:cs="Times New Roman"/>
+        </w:rPr>
+        <w:t>Final styling polish with Tailwind + Atomic Components</w:t>
+      </w:r>
+    </w:p>
+    <w:p>
+      <w:pPr>
+        <w:numPr>
+          <w:ilvl w:val="0"/>
+          <w:numId w:val="94"/>
+        </w:numPr>
+        <w:rPr>
+          <w:rFonts w:cs="Times New Roman"/>
+        </w:rPr>
+      </w:pPr>
+      <w:r>
+        <w:rPr>
+          <w:rFonts w:cs="Times New Roman"/>
+        </w:rPr>
+        <w:t>Frontend state management finalized (</w:t>
+      </w:r>
+      <w:proofErr w:type="spellStart"/>
+      <w:r>
+        <w:rPr>
+          <w:rFonts w:cs="Times New Roman"/>
+        </w:rPr>
+        <w:t>Zustand</w:t>
+      </w:r>
+      <w:proofErr w:type="spellEnd"/>
+      <w:r>
+        <w:rPr>
+          <w:rFonts w:cs="Times New Roman"/>
+        </w:rPr>
+        <w:t xml:space="preserve"> + React Query)</w:t>
+      </w:r>
+    </w:p>
+    <w:p>
+      <w:pPr>
+        <w:numPr>
+          <w:ilvl w:val="0"/>
+          <w:numId w:val="94"/>
+        </w:numPr>
+        <w:rPr>
+          <w:rFonts w:cs="Times New Roman"/>
+        </w:rPr>
+      </w:pPr>
+      <w:r>
+        <w:rPr>
+          <w:rFonts w:cs="Times New Roman"/>
+        </w:rPr>
+        <w:t>Deploy backend (</w:t>
+      </w:r>
+      <w:r>
+        <w:rPr>
+          <w:rFonts w:cs="Times New Roman"/>
+        </w:rPr>
+        <w:t>Railway</w:t>
+      </w:r>
+      <w:r>
+        <w:rPr>
+          <w:rFonts w:cs="Times New Roman"/>
+        </w:rPr>
+        <w:t>) + frontend (</w:t>
+      </w:r>
+      <w:proofErr w:type="spellStart"/>
+      <w:r>
+        <w:rPr>
+          <w:rFonts w:cs="Times New Roman"/>
+        </w:rPr>
+        <w:t>Vercel</w:t>
+      </w:r>
+      <w:proofErr w:type="spellEnd"/>
+      <w:r>
+        <w:rPr>
+          <w:rFonts w:cs="Times New Roman"/>
+        </w:rPr>
+        <w:t xml:space="preserve"> with custom domain)</w:t>
+      </w:r>
+    </w:p>
+    <w:p>
+      <w:pPr>
+        <w:numPr>
+          <w:ilvl w:val="0"/>
+          <w:numId w:val="94"/>
+        </w:numPr>
+        <w:rPr>
+          <w:rFonts w:cs="Times New Roman"/>
+        </w:rPr>
+      </w:pPr>
+      <w:r>
+        <w:rPr>
+          <w:rFonts w:cs="Times New Roman"/>
+        </w:rPr>
+        <w:t>Verify HTTPS, environment variables, secrets, and CI/CD rollback strategies</w:t>
+      </w:r>
+    </w:p>
+    <w:p>
+      <w:pPr>
+        <w:numPr>
+          <w:ilvl w:val="0"/>
+          <w:numId w:val="94"/>
+        </w:numPr>
+        <w:rPr>
+          <w:rFonts w:cs="Times New Roman"/>
+        </w:rPr>
+      </w:pPr>
+      <w:r>
+        <w:rPr>
+          <w:rFonts w:cs="Times New Roman"/>
+        </w:rPr>
+        <w:t>QA: Manual testing of all flows</w:t>
+      </w:r>
+    </w:p>
+    <w:p>
+      <w:pPr>
+        <w:rPr>
+          <w:rFonts w:cs="Times New Roman"/>
+        </w:rPr>
+      </w:pPr>
+      <w:r>
+        <w:rPr>
+          <w:rFonts w:cs="Times New Roman"/>
+          <w:b/>
+          <w:bCs/>
+        </w:rPr>
+        <w:t>Deliverables:</w:t>
+      </w:r>
+    </w:p>
+    <w:p>
+      <w:pPr>
+        <w:numPr>
+          <w:ilvl w:val="0"/>
           <w:numId w:val="95"/>
         </w:numPr>
         <w:rPr>
@@ -13009,6 +13820,231 @@
         </w:rPr>
         <w:t>Buyers, sellers, and admin can perform their MVP tasks</w:t>
       </w:r>
+    </w:p>
+    <w:p>
+      <w:pPr>
+        <w:rPr>
+          <w:rFonts w:cs="Times New Roman"/>
+        </w:rPr>
+      </w:pPr>
+      <w:r>
+        <w:rPr>
+          <w:rFonts w:cs="Times New Roman"/>
+          <w:b/>
+          <w:bCs/>
+        </w:rPr>
+        <w:lastRenderedPageBreak/>
+        <w:t>System Pages for fallback / errors implemented as part of QA:</w:t>
+      </w:r>
+    </w:p>
+    <w:p>
+      <w:pPr>
+        <w:numPr>
+          <w:ilvl w:val="0"/>
+          <w:numId w:val="106"/>
+        </w:numPr>
+        <w:rPr>
+          <w:rFonts w:cs="Times New Roman"/>
+        </w:rPr>
+      </w:pPr>
+      <w:r>
+        <w:rPr>
+          <w:rFonts w:cs="Times New Roman"/>
+        </w:rPr>
+        <w:t>403 Page</w:t>
+      </w:r>
+    </w:p>
+    <w:p>
+      <w:pPr>
+        <w:numPr>
+          <w:ilvl w:val="0"/>
+          <w:numId w:val="106"/>
+        </w:numPr>
+        <w:rPr>
+          <w:rFonts w:cs="Times New Roman"/>
+        </w:rPr>
+      </w:pPr>
+      <w:r>
+        <w:rPr>
+          <w:rFonts w:cs="Times New Roman"/>
+        </w:rPr>
+        <w:t>404 Page</w:t>
+      </w:r>
+    </w:p>
+    <w:p>
+      <w:pPr>
+        <w:numPr>
+          <w:ilvl w:val="0"/>
+          <w:numId w:val="106"/>
+        </w:numPr>
+        <w:rPr>
+          <w:rFonts w:cs="Times New Roman"/>
+        </w:rPr>
+      </w:pPr>
+      <w:r>
+        <w:rPr>
+          <w:rFonts w:cs="Times New Roman"/>
+        </w:rPr>
+        <w:t>500 Page</w:t>
+      </w:r>
+    </w:p>
+    <w:p>
+      <w:pPr>
+        <w:rPr>
+          <w:rFonts w:cs="Times New Roman"/>
+        </w:rPr>
+      </w:pPr>
+      <w:r>
+        <w:rPr>
+          <w:rFonts w:cs="Times New Roman"/>
+          <w:b/>
+          <w:bCs/>
+        </w:rPr>
+        <w:t>Buyer/Public Pages (polish / content validation):</w:t>
+      </w:r>
+    </w:p>
+    <w:p>
+      <w:pPr>
+        <w:numPr>
+          <w:ilvl w:val="0"/>
+          <w:numId w:val="107"/>
+        </w:numPr>
+        <w:rPr>
+          <w:rFonts w:cs="Times New Roman"/>
+        </w:rPr>
+      </w:pPr>
+      <w:r>
+        <w:rPr>
+          <w:rFonts w:cs="Times New Roman"/>
+        </w:rPr>
+        <w:t>Welcome Landing Page</w:t>
+      </w:r>
+    </w:p>
+    <w:p>
+      <w:pPr>
+        <w:numPr>
+          <w:ilvl w:val="0"/>
+          <w:numId w:val="107"/>
+        </w:numPr>
+        <w:rPr>
+          <w:rFonts w:cs="Times New Roman"/>
+        </w:rPr>
+      </w:pPr>
+      <w:r>
+        <w:rPr>
+          <w:rFonts w:cs="Times New Roman"/>
+        </w:rPr>
+        <w:t>Contact Us Page</w:t>
+      </w:r>
+    </w:p>
+    <w:p>
+      <w:pPr>
+        <w:numPr>
+          <w:ilvl w:val="0"/>
+          <w:numId w:val="107"/>
+        </w:numPr>
+        <w:rPr>
+          <w:rFonts w:cs="Times New Roman"/>
+        </w:rPr>
+      </w:pPr>
+      <w:r>
+        <w:rPr>
+          <w:rFonts w:cs="Times New Roman"/>
+        </w:rPr>
+        <w:t>Terms of Service Page</w:t>
+      </w:r>
+    </w:p>
+    <w:p>
+      <w:pPr>
+        <w:numPr>
+          <w:ilvl w:val="0"/>
+          <w:numId w:val="107"/>
+        </w:numPr>
+        <w:rPr>
+          <w:rFonts w:cs="Times New Roman"/>
+        </w:rPr>
+      </w:pPr>
+      <w:r>
+        <w:rPr>
+          <w:rFonts w:cs="Times New Roman"/>
+        </w:rPr>
+        <w:t>Privacy Policy Page</w:t>
+      </w:r>
+    </w:p>
+    <w:p>
+      <w:pPr>
+        <w:numPr>
+          <w:ilvl w:val="0"/>
+          <w:numId w:val="107"/>
+        </w:numPr>
+        <w:rPr>
+          <w:rFonts w:cs="Times New Roman"/>
+        </w:rPr>
+      </w:pPr>
+      <w:r>
+        <w:rPr>
+          <w:rFonts w:cs="Times New Roman"/>
+        </w:rPr>
+        <w:t>Account Settings Page</w:t>
+      </w:r>
+    </w:p>
+    <w:p>
+      <w:pPr>
+        <w:numPr>
+          <w:ilvl w:val="0"/>
+          <w:numId w:val="107"/>
+        </w:numPr>
+        <w:rPr>
+          <w:rFonts w:cs="Times New Roman"/>
+        </w:rPr>
+      </w:pPr>
+      <w:r>
+        <w:rPr>
+          <w:rFonts w:cs="Times New Roman"/>
+        </w:rPr>
+        <w:t>Logout Page</w:t>
+      </w:r>
+    </w:p>
+    <w:p>
+      <w:pPr>
+        <w:numPr>
+          <w:ilvl w:val="0"/>
+          <w:numId w:val="107"/>
+        </w:numPr>
+        <w:rPr>
+          <w:rFonts w:cs="Times New Roman"/>
+        </w:rPr>
+      </w:pPr>
+      <w:r>
+        <w:rPr>
+          <w:rFonts w:cs="Times New Roman"/>
+        </w:rPr>
+        <w:t>Seller Profile Page</w:t>
+      </w:r>
+    </w:p>
+    <w:p>
+      <w:pPr>
+        <w:numPr>
+          <w:ilvl w:val="0"/>
+          <w:numId w:val="107"/>
+        </w:numPr>
+        <w:rPr>
+          <w:rFonts w:cs="Times New Roman"/>
+        </w:rPr>
+      </w:pPr>
+      <w:r>
+        <w:rPr>
+          <w:rFonts w:cs="Times New Roman"/>
+        </w:rPr>
+        <w:t>Bank Account Page</w:t>
+      </w:r>
+    </w:p>
+    <w:p>
+      <w:pPr>
+        <w:rPr>
+          <w:rFonts w:cs="Times New Roman"/>
+        </w:rPr>
+      </w:pPr>
     </w:p>
     <w:p>
       <w:pPr>
@@ -13024,7 +14060,6 @@
           <w:rFonts w:cs="Times New Roman"/>
           <w:noProof/>
         </w:rPr>
-        <w:lastRenderedPageBreak/>
         <w:drawing>
           <wp:inline distT="0" distB="0" distL="0" distR="0" wp14:anchorId="76742BB8" wp14:editId="5AF632A2">
             <wp:extent cx="5612130" cy="2442210"/>
@@ -13216,6 +14251,7 @@
         <w:rPr>
           <w:rFonts w:cs="Times New Roman"/>
         </w:rPr>
+        <w:lastRenderedPageBreak/>
         <w:t>Buyer/</w:t>
       </w:r>
       <w:r>
@@ -13479,7 +14515,6 @@
         <w:rPr>
           <w:rFonts w:cs="Times New Roman"/>
         </w:rPr>
-        <w:lastRenderedPageBreak/>
         <w:t>Terms of Service Page</w:t>
       </w:r>
     </w:p>
@@ -13761,6 +14796,7 @@
         <w:rPr>
           <w:rFonts w:cs="Times New Roman"/>
         </w:rPr>
+        <w:lastRenderedPageBreak/>
         <w:t>Admin Page</w:t>
       </w:r>
       <w:r>
@@ -13785,7 +14821,21 @@
         <w:rPr>
           <w:rFonts w:cs="Times New Roman"/>
         </w:rPr>
-        <w:t>Admin Sign In Page</w:t>
+        <w:t xml:space="preserve">Admin Sign </w:t>
+      </w:r>
+      <w:proofErr w:type="gramStart"/>
+      <w:r>
+        <w:rPr>
+          <w:rFonts w:cs="Times New Roman"/>
+        </w:rPr>
+        <w:t>In</w:t>
+      </w:r>
+      <w:proofErr w:type="gramEnd"/>
+      <w:r>
+        <w:rPr>
+          <w:rFonts w:cs="Times New Roman"/>
+        </w:rPr>
+        <w:t xml:space="preserve"> Page</w:t>
       </w:r>
     </w:p>
     <w:p>
@@ -14006,7 +15056,6 @@
         <w:rPr>
           <w:rFonts w:cs="Times New Roman"/>
         </w:rPr>
-        <w:lastRenderedPageBreak/>
         <w:t>Audit Logs Page</w:t>
       </w:r>
     </w:p>
@@ -14198,6 +15247,7 @@
           <w:rFonts w:cs="Times New Roman"/>
           <w:noProof/>
         </w:rPr>
+        <w:lastRenderedPageBreak/>
         <w:drawing>
           <wp:inline distT="0" distB="0" distL="0" distR="0" wp14:anchorId="68F64661" wp14:editId="586FF11E">
             <wp:extent cx="5943600" cy="1013460"/>
@@ -17650,6 +18700,155 @@
     </w:lvl>
   </w:abstractNum>
   <w:abstractNum w:abstractNumId="22" w15:restartNumberingAfterBreak="0">
+    <w:nsid w:val="13747714"/>
+    <w:multiLevelType w:val="multilevel"/>
+    <w:tmpl w:val="205E3856"/>
+    <w:lvl w:ilvl="0">
+      <w:start w:val="1"/>
+      <w:numFmt w:val="bullet"/>
+      <w:lvlText w:val=""/>
+      <w:lvlJc w:val="left"/>
+      <w:pPr>
+        <w:tabs>
+          <w:tab w:val="num" w:pos="720"/>
+        </w:tabs>
+        <w:ind w:left="720" w:hanging="360"/>
+      </w:pPr>
+      <w:rPr>
+        <w:rFonts w:ascii="Symbol" w:hAnsi="Symbol" w:hint="default"/>
+        <w:sz w:val="20"/>
+      </w:rPr>
+    </w:lvl>
+    <w:lvl w:ilvl="1" w:tentative="1">
+      <w:start w:val="1"/>
+      <w:numFmt w:val="bullet"/>
+      <w:lvlText w:val="o"/>
+      <w:lvlJc w:val="left"/>
+      <w:pPr>
+        <w:tabs>
+          <w:tab w:val="num" w:pos="1440"/>
+        </w:tabs>
+        <w:ind w:left="1440" w:hanging="360"/>
+      </w:pPr>
+      <w:rPr>
+        <w:rFonts w:ascii="Courier New" w:hAnsi="Courier New" w:hint="default"/>
+        <w:sz w:val="20"/>
+      </w:rPr>
+    </w:lvl>
+    <w:lvl w:ilvl="2" w:tentative="1">
+      <w:start w:val="1"/>
+      <w:numFmt w:val="bullet"/>
+      <w:lvlText w:val=""/>
+      <w:lvlJc w:val="left"/>
+      <w:pPr>
+        <w:tabs>
+          <w:tab w:val="num" w:pos="2160"/>
+        </w:tabs>
+        <w:ind w:left="2160" w:hanging="360"/>
+      </w:pPr>
+      <w:rPr>
+        <w:rFonts w:ascii="Wingdings" w:hAnsi="Wingdings" w:hint="default"/>
+        <w:sz w:val="20"/>
+      </w:rPr>
+    </w:lvl>
+    <w:lvl w:ilvl="3" w:tentative="1">
+      <w:start w:val="1"/>
+      <w:numFmt w:val="bullet"/>
+      <w:lvlText w:val=""/>
+      <w:lvlJc w:val="left"/>
+      <w:pPr>
+        <w:tabs>
+          <w:tab w:val="num" w:pos="2880"/>
+        </w:tabs>
+        <w:ind w:left="2880" w:hanging="360"/>
+      </w:pPr>
+      <w:rPr>
+        <w:rFonts w:ascii="Wingdings" w:hAnsi="Wingdings" w:hint="default"/>
+        <w:sz w:val="20"/>
+      </w:rPr>
+    </w:lvl>
+    <w:lvl w:ilvl="4" w:tentative="1">
+      <w:start w:val="1"/>
+      <w:numFmt w:val="bullet"/>
+      <w:lvlText w:val=""/>
+      <w:lvlJc w:val="left"/>
+      <w:pPr>
+        <w:tabs>
+          <w:tab w:val="num" w:pos="3600"/>
+        </w:tabs>
+        <w:ind w:left="3600" w:hanging="360"/>
+      </w:pPr>
+      <w:rPr>
+        <w:rFonts w:ascii="Wingdings" w:hAnsi="Wingdings" w:hint="default"/>
+        <w:sz w:val="20"/>
+      </w:rPr>
+    </w:lvl>
+    <w:lvl w:ilvl="5" w:tentative="1">
+      <w:start w:val="1"/>
+      <w:numFmt w:val="bullet"/>
+      <w:lvlText w:val=""/>
+      <w:lvlJc w:val="left"/>
+      <w:pPr>
+        <w:tabs>
+          <w:tab w:val="num" w:pos="4320"/>
+        </w:tabs>
+        <w:ind w:left="4320" w:hanging="360"/>
+      </w:pPr>
+      <w:rPr>
+        <w:rFonts w:ascii="Wingdings" w:hAnsi="Wingdings" w:hint="default"/>
+        <w:sz w:val="20"/>
+      </w:rPr>
+    </w:lvl>
+    <w:lvl w:ilvl="6" w:tentative="1">
+      <w:start w:val="1"/>
+      <w:numFmt w:val="bullet"/>
+      <w:lvlText w:val=""/>
+      <w:lvlJc w:val="left"/>
+      <w:pPr>
+        <w:tabs>
+          <w:tab w:val="num" w:pos="5040"/>
+        </w:tabs>
+        <w:ind w:left="5040" w:hanging="360"/>
+      </w:pPr>
+      <w:rPr>
+        <w:rFonts w:ascii="Wingdings" w:hAnsi="Wingdings" w:hint="default"/>
+        <w:sz w:val="20"/>
+      </w:rPr>
+    </w:lvl>
+    <w:lvl w:ilvl="7" w:tentative="1">
+      <w:start w:val="1"/>
+      <w:numFmt w:val="bullet"/>
+      <w:lvlText w:val=""/>
+      <w:lvlJc w:val="left"/>
+      <w:pPr>
+        <w:tabs>
+          <w:tab w:val="num" w:pos="5760"/>
+        </w:tabs>
+        <w:ind w:left="5760" w:hanging="360"/>
+      </w:pPr>
+      <w:rPr>
+        <w:rFonts w:ascii="Wingdings" w:hAnsi="Wingdings" w:hint="default"/>
+        <w:sz w:val="20"/>
+      </w:rPr>
+    </w:lvl>
+    <w:lvl w:ilvl="8" w:tentative="1">
+      <w:start w:val="1"/>
+      <w:numFmt w:val="bullet"/>
+      <w:lvlText w:val=""/>
+      <w:lvlJc w:val="left"/>
+      <w:pPr>
+        <w:tabs>
+          <w:tab w:val="num" w:pos="6480"/>
+        </w:tabs>
+        <w:ind w:left="6480" w:hanging="360"/>
+      </w:pPr>
+      <w:rPr>
+        <w:rFonts w:ascii="Wingdings" w:hAnsi="Wingdings" w:hint="default"/>
+        <w:sz w:val="20"/>
+      </w:rPr>
+    </w:lvl>
+  </w:abstractNum>
+  <w:abstractNum w:abstractNumId="23" w15:restartNumberingAfterBreak="0">
     <w:nsid w:val="13F54E60"/>
     <w:multiLevelType w:val="multilevel"/>
     <w:tmpl w:val="EE04C634"/>
@@ -17798,7 +18997,7 @@
       </w:rPr>
     </w:lvl>
   </w:abstractNum>
-  <w:abstractNum w:abstractNumId="23" w15:restartNumberingAfterBreak="0">
+  <w:abstractNum w:abstractNumId="24" w15:restartNumberingAfterBreak="0">
     <w:nsid w:val="146B7444"/>
     <w:multiLevelType w:val="multilevel"/>
     <w:tmpl w:val="2DDE09D4"/>
@@ -17947,7 +19146,156 @@
       </w:rPr>
     </w:lvl>
   </w:abstractNum>
-  <w:abstractNum w:abstractNumId="24" w15:restartNumberingAfterBreak="0">
+  <w:abstractNum w:abstractNumId="25" w15:restartNumberingAfterBreak="0">
+    <w:nsid w:val="168174B7"/>
+    <w:multiLevelType w:val="multilevel"/>
+    <w:tmpl w:val="E33C3ADE"/>
+    <w:lvl w:ilvl="0">
+      <w:start w:val="1"/>
+      <w:numFmt w:val="bullet"/>
+      <w:lvlText w:val=""/>
+      <w:lvlJc w:val="left"/>
+      <w:pPr>
+        <w:tabs>
+          <w:tab w:val="num" w:pos="720"/>
+        </w:tabs>
+        <w:ind w:left="720" w:hanging="360"/>
+      </w:pPr>
+      <w:rPr>
+        <w:rFonts w:ascii="Symbol" w:hAnsi="Symbol" w:hint="default"/>
+        <w:sz w:val="20"/>
+      </w:rPr>
+    </w:lvl>
+    <w:lvl w:ilvl="1">
+      <w:start w:val="1"/>
+      <w:numFmt w:val="bullet"/>
+      <w:lvlText w:val="o"/>
+      <w:lvlJc w:val="left"/>
+      <w:pPr>
+        <w:tabs>
+          <w:tab w:val="num" w:pos="1440"/>
+        </w:tabs>
+        <w:ind w:left="1440" w:hanging="360"/>
+      </w:pPr>
+      <w:rPr>
+        <w:rFonts w:ascii="Courier New" w:hAnsi="Courier New" w:hint="default"/>
+        <w:sz w:val="20"/>
+      </w:rPr>
+    </w:lvl>
+    <w:lvl w:ilvl="2" w:tentative="1">
+      <w:start w:val="1"/>
+      <w:numFmt w:val="bullet"/>
+      <w:lvlText w:val=""/>
+      <w:lvlJc w:val="left"/>
+      <w:pPr>
+        <w:tabs>
+          <w:tab w:val="num" w:pos="2160"/>
+        </w:tabs>
+        <w:ind w:left="2160" w:hanging="360"/>
+      </w:pPr>
+      <w:rPr>
+        <w:rFonts w:ascii="Wingdings" w:hAnsi="Wingdings" w:hint="default"/>
+        <w:sz w:val="20"/>
+      </w:rPr>
+    </w:lvl>
+    <w:lvl w:ilvl="3" w:tentative="1">
+      <w:start w:val="1"/>
+      <w:numFmt w:val="bullet"/>
+      <w:lvlText w:val=""/>
+      <w:lvlJc w:val="left"/>
+      <w:pPr>
+        <w:tabs>
+          <w:tab w:val="num" w:pos="2880"/>
+        </w:tabs>
+        <w:ind w:left="2880" w:hanging="360"/>
+      </w:pPr>
+      <w:rPr>
+        <w:rFonts w:ascii="Wingdings" w:hAnsi="Wingdings" w:hint="default"/>
+        <w:sz w:val="20"/>
+      </w:rPr>
+    </w:lvl>
+    <w:lvl w:ilvl="4" w:tentative="1">
+      <w:start w:val="1"/>
+      <w:numFmt w:val="bullet"/>
+      <w:lvlText w:val=""/>
+      <w:lvlJc w:val="left"/>
+      <w:pPr>
+        <w:tabs>
+          <w:tab w:val="num" w:pos="3600"/>
+        </w:tabs>
+        <w:ind w:left="3600" w:hanging="360"/>
+      </w:pPr>
+      <w:rPr>
+        <w:rFonts w:ascii="Wingdings" w:hAnsi="Wingdings" w:hint="default"/>
+        <w:sz w:val="20"/>
+      </w:rPr>
+    </w:lvl>
+    <w:lvl w:ilvl="5" w:tentative="1">
+      <w:start w:val="1"/>
+      <w:numFmt w:val="bullet"/>
+      <w:lvlText w:val=""/>
+      <w:lvlJc w:val="left"/>
+      <w:pPr>
+        <w:tabs>
+          <w:tab w:val="num" w:pos="4320"/>
+        </w:tabs>
+        <w:ind w:left="4320" w:hanging="360"/>
+      </w:pPr>
+      <w:rPr>
+        <w:rFonts w:ascii="Wingdings" w:hAnsi="Wingdings" w:hint="default"/>
+        <w:sz w:val="20"/>
+      </w:rPr>
+    </w:lvl>
+    <w:lvl w:ilvl="6" w:tentative="1">
+      <w:start w:val="1"/>
+      <w:numFmt w:val="bullet"/>
+      <w:lvlText w:val=""/>
+      <w:lvlJc w:val="left"/>
+      <w:pPr>
+        <w:tabs>
+          <w:tab w:val="num" w:pos="5040"/>
+        </w:tabs>
+        <w:ind w:left="5040" w:hanging="360"/>
+      </w:pPr>
+      <w:rPr>
+        <w:rFonts w:ascii="Wingdings" w:hAnsi="Wingdings" w:hint="default"/>
+        <w:sz w:val="20"/>
+      </w:rPr>
+    </w:lvl>
+    <w:lvl w:ilvl="7" w:tentative="1">
+      <w:start w:val="1"/>
+      <w:numFmt w:val="bullet"/>
+      <w:lvlText w:val=""/>
+      <w:lvlJc w:val="left"/>
+      <w:pPr>
+        <w:tabs>
+          <w:tab w:val="num" w:pos="5760"/>
+        </w:tabs>
+        <w:ind w:left="5760" w:hanging="360"/>
+      </w:pPr>
+      <w:rPr>
+        <w:rFonts w:ascii="Wingdings" w:hAnsi="Wingdings" w:hint="default"/>
+        <w:sz w:val="20"/>
+      </w:rPr>
+    </w:lvl>
+    <w:lvl w:ilvl="8" w:tentative="1">
+      <w:start w:val="1"/>
+      <w:numFmt w:val="bullet"/>
+      <w:lvlText w:val=""/>
+      <w:lvlJc w:val="left"/>
+      <w:pPr>
+        <w:tabs>
+          <w:tab w:val="num" w:pos="6480"/>
+        </w:tabs>
+        <w:ind w:left="6480" w:hanging="360"/>
+      </w:pPr>
+      <w:rPr>
+        <w:rFonts w:ascii="Wingdings" w:hAnsi="Wingdings" w:hint="default"/>
+        <w:sz w:val="20"/>
+      </w:rPr>
+    </w:lvl>
+  </w:abstractNum>
+  <w:abstractNum w:abstractNumId="26" w15:restartNumberingAfterBreak="0">
     <w:nsid w:val="1B9143A4"/>
     <w:multiLevelType w:val="multilevel"/>
     <w:tmpl w:val="4DEA89DC"/>
@@ -18096,7 +19444,7 @@
       </w:rPr>
     </w:lvl>
   </w:abstractNum>
-  <w:abstractNum w:abstractNumId="25" w15:restartNumberingAfterBreak="0">
+  <w:abstractNum w:abstractNumId="27" w15:restartNumberingAfterBreak="0">
     <w:nsid w:val="1C1749AE"/>
     <w:multiLevelType w:val="multilevel"/>
     <w:tmpl w:val="A5067D50"/>
@@ -18245,7 +19593,7 @@
       </w:rPr>
     </w:lvl>
   </w:abstractNum>
-  <w:abstractNum w:abstractNumId="26" w15:restartNumberingAfterBreak="0">
+  <w:abstractNum w:abstractNumId="28" w15:restartNumberingAfterBreak="0">
     <w:nsid w:val="1D185290"/>
     <w:multiLevelType w:val="multilevel"/>
     <w:tmpl w:val="7088872C"/>
@@ -18394,7 +19742,7 @@
       </w:rPr>
     </w:lvl>
   </w:abstractNum>
-  <w:abstractNum w:abstractNumId="27" w15:restartNumberingAfterBreak="0">
+  <w:abstractNum w:abstractNumId="29" w15:restartNumberingAfterBreak="0">
     <w:nsid w:val="2108772B"/>
     <w:multiLevelType w:val="multilevel"/>
     <w:tmpl w:val="0EB6D9C2"/>
@@ -18543,7 +19891,7 @@
       </w:rPr>
     </w:lvl>
   </w:abstractNum>
-  <w:abstractNum w:abstractNumId="28" w15:restartNumberingAfterBreak="0">
+  <w:abstractNum w:abstractNumId="30" w15:restartNumberingAfterBreak="0">
     <w:nsid w:val="243301F7"/>
     <w:multiLevelType w:val="multilevel"/>
     <w:tmpl w:val="29726D9A"/>
@@ -18692,7 +20040,7 @@
       </w:rPr>
     </w:lvl>
   </w:abstractNum>
-  <w:abstractNum w:abstractNumId="29" w15:restartNumberingAfterBreak="0">
+  <w:abstractNum w:abstractNumId="31" w15:restartNumberingAfterBreak="0">
     <w:nsid w:val="247B2B63"/>
     <w:multiLevelType w:val="multilevel"/>
     <w:tmpl w:val="4A5E628E"/>
@@ -18841,7 +20189,7 @@
       </w:rPr>
     </w:lvl>
   </w:abstractNum>
-  <w:abstractNum w:abstractNumId="30" w15:restartNumberingAfterBreak="0">
+  <w:abstractNum w:abstractNumId="32" w15:restartNumberingAfterBreak="0">
     <w:nsid w:val="25747ACA"/>
     <w:multiLevelType w:val="multilevel"/>
     <w:tmpl w:val="F5288E64"/>
@@ -18990,7 +20338,7 @@
       </w:rPr>
     </w:lvl>
   </w:abstractNum>
-  <w:abstractNum w:abstractNumId="31" w15:restartNumberingAfterBreak="0">
+  <w:abstractNum w:abstractNumId="33" w15:restartNumberingAfterBreak="0">
     <w:nsid w:val="265E1913"/>
     <w:multiLevelType w:val="multilevel"/>
     <w:tmpl w:val="602E6312"/>
@@ -19139,7 +20487,7 @@
       </w:rPr>
     </w:lvl>
   </w:abstractNum>
-  <w:abstractNum w:abstractNumId="32" w15:restartNumberingAfterBreak="0">
+  <w:abstractNum w:abstractNumId="34" w15:restartNumberingAfterBreak="0">
     <w:nsid w:val="278720CE"/>
     <w:multiLevelType w:val="multilevel"/>
     <w:tmpl w:val="761685C4"/>
@@ -19288,7 +20636,7 @@
       </w:rPr>
     </w:lvl>
   </w:abstractNum>
-  <w:abstractNum w:abstractNumId="33" w15:restartNumberingAfterBreak="0">
+  <w:abstractNum w:abstractNumId="35" w15:restartNumberingAfterBreak="0">
     <w:nsid w:val="27CE3AF3"/>
     <w:multiLevelType w:val="multilevel"/>
     <w:tmpl w:val="7CEE471E"/>
@@ -19437,7 +20785,7 @@
       </w:rPr>
     </w:lvl>
   </w:abstractNum>
-  <w:abstractNum w:abstractNumId="34" w15:restartNumberingAfterBreak="0">
+  <w:abstractNum w:abstractNumId="36" w15:restartNumberingAfterBreak="0">
     <w:nsid w:val="289921A1"/>
     <w:multiLevelType w:val="multilevel"/>
     <w:tmpl w:val="BB02DCC6"/>
@@ -19586,7 +20934,7 @@
       </w:rPr>
     </w:lvl>
   </w:abstractNum>
-  <w:abstractNum w:abstractNumId="35" w15:restartNumberingAfterBreak="0">
+  <w:abstractNum w:abstractNumId="37" w15:restartNumberingAfterBreak="0">
     <w:nsid w:val="2A303775"/>
     <w:multiLevelType w:val="multilevel"/>
     <w:tmpl w:val="9768F11C"/>
@@ -19735,7 +21083,7 @@
       </w:rPr>
     </w:lvl>
   </w:abstractNum>
-  <w:abstractNum w:abstractNumId="36" w15:restartNumberingAfterBreak="0">
+  <w:abstractNum w:abstractNumId="38" w15:restartNumberingAfterBreak="0">
     <w:nsid w:val="2ABF2406"/>
     <w:multiLevelType w:val="multilevel"/>
     <w:tmpl w:val="87A4407A"/>
@@ -19848,7 +21196,7 @@
       </w:pPr>
     </w:lvl>
   </w:abstractNum>
-  <w:abstractNum w:abstractNumId="37" w15:restartNumberingAfterBreak="0">
+  <w:abstractNum w:abstractNumId="39" w15:restartNumberingAfterBreak="0">
     <w:nsid w:val="2C51513D"/>
     <w:multiLevelType w:val="multilevel"/>
     <w:tmpl w:val="8C46FE82"/>
@@ -19961,7 +21309,7 @@
       </w:pPr>
     </w:lvl>
   </w:abstractNum>
-  <w:abstractNum w:abstractNumId="38" w15:restartNumberingAfterBreak="0">
+  <w:abstractNum w:abstractNumId="40" w15:restartNumberingAfterBreak="0">
     <w:nsid w:val="2CDF19D4"/>
     <w:multiLevelType w:val="multilevel"/>
     <w:tmpl w:val="0862E8B0"/>
@@ -20110,7 +21458,7 @@
       </w:rPr>
     </w:lvl>
   </w:abstractNum>
-  <w:abstractNum w:abstractNumId="39" w15:restartNumberingAfterBreak="0">
+  <w:abstractNum w:abstractNumId="41" w15:restartNumberingAfterBreak="0">
     <w:nsid w:val="2CE33029"/>
     <w:multiLevelType w:val="multilevel"/>
     <w:tmpl w:val="8E1E9C84"/>
@@ -20259,7 +21607,7 @@
       </w:rPr>
     </w:lvl>
   </w:abstractNum>
-  <w:abstractNum w:abstractNumId="40" w15:restartNumberingAfterBreak="0">
+  <w:abstractNum w:abstractNumId="42" w15:restartNumberingAfterBreak="0">
     <w:nsid w:val="2D375DF4"/>
     <w:multiLevelType w:val="multilevel"/>
     <w:tmpl w:val="25BAC332"/>
@@ -20372,7 +21720,7 @@
       </w:pPr>
     </w:lvl>
   </w:abstractNum>
-  <w:abstractNum w:abstractNumId="41" w15:restartNumberingAfterBreak="0">
+  <w:abstractNum w:abstractNumId="43" w15:restartNumberingAfterBreak="0">
     <w:nsid w:val="2E79042D"/>
     <w:multiLevelType w:val="multilevel"/>
     <w:tmpl w:val="DA30EB08"/>
@@ -20521,7 +21869,7 @@
       </w:rPr>
     </w:lvl>
   </w:abstractNum>
-  <w:abstractNum w:abstractNumId="42" w15:restartNumberingAfterBreak="0">
+  <w:abstractNum w:abstractNumId="44" w15:restartNumberingAfterBreak="0">
     <w:nsid w:val="2F5D4371"/>
     <w:multiLevelType w:val="multilevel"/>
     <w:tmpl w:val="363059AE"/>
@@ -20670,7 +22018,7 @@
       </w:rPr>
     </w:lvl>
   </w:abstractNum>
-  <w:abstractNum w:abstractNumId="43" w15:restartNumberingAfterBreak="0">
+  <w:abstractNum w:abstractNumId="45" w15:restartNumberingAfterBreak="0">
     <w:nsid w:val="321F1816"/>
     <w:multiLevelType w:val="multilevel"/>
     <w:tmpl w:val="5460584C"/>
@@ -20819,7 +22167,7 @@
       </w:rPr>
     </w:lvl>
   </w:abstractNum>
-  <w:abstractNum w:abstractNumId="44" w15:restartNumberingAfterBreak="0">
+  <w:abstractNum w:abstractNumId="46" w15:restartNumberingAfterBreak="0">
     <w:nsid w:val="34474EE9"/>
     <w:multiLevelType w:val="multilevel"/>
     <w:tmpl w:val="EE0CBFD0"/>
@@ -20968,7 +22316,7 @@
       </w:rPr>
     </w:lvl>
   </w:abstractNum>
-  <w:abstractNum w:abstractNumId="45" w15:restartNumberingAfterBreak="0">
+  <w:abstractNum w:abstractNumId="47" w15:restartNumberingAfterBreak="0">
     <w:nsid w:val="35C92491"/>
     <w:multiLevelType w:val="multilevel"/>
     <w:tmpl w:val="FB5A5256"/>
@@ -21117,7 +22465,7 @@
       </w:rPr>
     </w:lvl>
   </w:abstractNum>
-  <w:abstractNum w:abstractNumId="46" w15:restartNumberingAfterBreak="0">
+  <w:abstractNum w:abstractNumId="48" w15:restartNumberingAfterBreak="0">
     <w:nsid w:val="36300734"/>
     <w:multiLevelType w:val="multilevel"/>
     <w:tmpl w:val="E74027A0"/>
@@ -21266,7 +22614,7 @@
       </w:rPr>
     </w:lvl>
   </w:abstractNum>
-  <w:abstractNum w:abstractNumId="47" w15:restartNumberingAfterBreak="0">
+  <w:abstractNum w:abstractNumId="49" w15:restartNumberingAfterBreak="0">
     <w:nsid w:val="37EF1450"/>
     <w:multiLevelType w:val="multilevel"/>
     <w:tmpl w:val="05644E2E"/>
@@ -21415,7 +22763,7 @@
       </w:rPr>
     </w:lvl>
   </w:abstractNum>
-  <w:abstractNum w:abstractNumId="48" w15:restartNumberingAfterBreak="0">
+  <w:abstractNum w:abstractNumId="50" w15:restartNumberingAfterBreak="0">
     <w:nsid w:val="38280D9E"/>
     <w:multiLevelType w:val="multilevel"/>
     <w:tmpl w:val="3E907130"/>
@@ -21564,7 +22912,7 @@
       </w:rPr>
     </w:lvl>
   </w:abstractNum>
-  <w:abstractNum w:abstractNumId="49" w15:restartNumberingAfterBreak="0">
+  <w:abstractNum w:abstractNumId="51" w15:restartNumberingAfterBreak="0">
     <w:nsid w:val="38F711C7"/>
     <w:multiLevelType w:val="multilevel"/>
     <w:tmpl w:val="4C082A24"/>
@@ -21713,7 +23061,7 @@
       </w:rPr>
     </w:lvl>
   </w:abstractNum>
-  <w:abstractNum w:abstractNumId="50" w15:restartNumberingAfterBreak="0">
+  <w:abstractNum w:abstractNumId="52" w15:restartNumberingAfterBreak="0">
     <w:nsid w:val="3943023C"/>
     <w:multiLevelType w:val="multilevel"/>
     <w:tmpl w:val="B900D698"/>
@@ -21862,7 +23210,7 @@
       </w:rPr>
     </w:lvl>
   </w:abstractNum>
-  <w:abstractNum w:abstractNumId="51" w15:restartNumberingAfterBreak="0">
+  <w:abstractNum w:abstractNumId="53" w15:restartNumberingAfterBreak="0">
     <w:nsid w:val="3A5061BA"/>
     <w:multiLevelType w:val="multilevel"/>
     <w:tmpl w:val="E9E8EE3C"/>
@@ -22011,7 +23359,7 @@
       </w:rPr>
     </w:lvl>
   </w:abstractNum>
-  <w:abstractNum w:abstractNumId="52" w15:restartNumberingAfterBreak="0">
+  <w:abstractNum w:abstractNumId="54" w15:restartNumberingAfterBreak="0">
     <w:nsid w:val="3AD82833"/>
     <w:multiLevelType w:val="multilevel"/>
     <w:tmpl w:val="E9260FC4"/>
@@ -22160,7 +23508,7 @@
       </w:rPr>
     </w:lvl>
   </w:abstractNum>
-  <w:abstractNum w:abstractNumId="53" w15:restartNumberingAfterBreak="0">
+  <w:abstractNum w:abstractNumId="55" w15:restartNumberingAfterBreak="0">
     <w:nsid w:val="3BA61337"/>
     <w:multiLevelType w:val="multilevel"/>
     <w:tmpl w:val="97588844"/>
@@ -22309,7 +23657,7 @@
       </w:rPr>
     </w:lvl>
   </w:abstractNum>
-  <w:abstractNum w:abstractNumId="54" w15:restartNumberingAfterBreak="0">
+  <w:abstractNum w:abstractNumId="56" w15:restartNumberingAfterBreak="0">
     <w:nsid w:val="3F1C45A8"/>
     <w:multiLevelType w:val="multilevel"/>
     <w:tmpl w:val="1444C728"/>
@@ -22458,7 +23806,7 @@
       </w:rPr>
     </w:lvl>
   </w:abstractNum>
-  <w:abstractNum w:abstractNumId="55" w15:restartNumberingAfterBreak="0">
+  <w:abstractNum w:abstractNumId="57" w15:restartNumberingAfterBreak="0">
     <w:nsid w:val="3F3B6BA7"/>
     <w:multiLevelType w:val="multilevel"/>
     <w:tmpl w:val="6534D60E"/>
@@ -22607,7 +23955,7 @@
       </w:rPr>
     </w:lvl>
   </w:abstractNum>
-  <w:abstractNum w:abstractNumId="56" w15:restartNumberingAfterBreak="0">
+  <w:abstractNum w:abstractNumId="58" w15:restartNumberingAfterBreak="0">
     <w:nsid w:val="402055DF"/>
     <w:multiLevelType w:val="multilevel"/>
     <w:tmpl w:val="4A003C9A"/>
@@ -22756,7 +24104,7 @@
       </w:rPr>
     </w:lvl>
   </w:abstractNum>
-  <w:abstractNum w:abstractNumId="57" w15:restartNumberingAfterBreak="0">
+  <w:abstractNum w:abstractNumId="59" w15:restartNumberingAfterBreak="0">
     <w:nsid w:val="410F0F77"/>
     <w:multiLevelType w:val="multilevel"/>
     <w:tmpl w:val="1280FBE4"/>
@@ -22905,7 +24253,156 @@
       </w:rPr>
     </w:lvl>
   </w:abstractNum>
-  <w:abstractNum w:abstractNumId="58" w15:restartNumberingAfterBreak="0">
+  <w:abstractNum w:abstractNumId="60" w15:restartNumberingAfterBreak="0">
+    <w:nsid w:val="41C74302"/>
+    <w:multiLevelType w:val="multilevel"/>
+    <w:tmpl w:val="D4C4150A"/>
+    <w:lvl w:ilvl="0">
+      <w:start w:val="1"/>
+      <w:numFmt w:val="bullet"/>
+      <w:lvlText w:val=""/>
+      <w:lvlJc w:val="left"/>
+      <w:pPr>
+        <w:tabs>
+          <w:tab w:val="num" w:pos="720"/>
+        </w:tabs>
+        <w:ind w:left="720" w:hanging="360"/>
+      </w:pPr>
+      <w:rPr>
+        <w:rFonts w:ascii="Symbol" w:hAnsi="Symbol" w:hint="default"/>
+        <w:sz w:val="20"/>
+      </w:rPr>
+    </w:lvl>
+    <w:lvl w:ilvl="1">
+      <w:start w:val="1"/>
+      <w:numFmt w:val="bullet"/>
+      <w:lvlText w:val="o"/>
+      <w:lvlJc w:val="left"/>
+      <w:pPr>
+        <w:tabs>
+          <w:tab w:val="num" w:pos="1440"/>
+        </w:tabs>
+        <w:ind w:left="1440" w:hanging="360"/>
+      </w:pPr>
+      <w:rPr>
+        <w:rFonts w:ascii="Courier New" w:hAnsi="Courier New" w:hint="default"/>
+        <w:sz w:val="20"/>
+      </w:rPr>
+    </w:lvl>
+    <w:lvl w:ilvl="2" w:tentative="1">
+      <w:start w:val="1"/>
+      <w:numFmt w:val="bullet"/>
+      <w:lvlText w:val=""/>
+      <w:lvlJc w:val="left"/>
+      <w:pPr>
+        <w:tabs>
+          <w:tab w:val="num" w:pos="2160"/>
+        </w:tabs>
+        <w:ind w:left="2160" w:hanging="360"/>
+      </w:pPr>
+      <w:rPr>
+        <w:rFonts w:ascii="Wingdings" w:hAnsi="Wingdings" w:hint="default"/>
+        <w:sz w:val="20"/>
+      </w:rPr>
+    </w:lvl>
+    <w:lvl w:ilvl="3" w:tentative="1">
+      <w:start w:val="1"/>
+      <w:numFmt w:val="bullet"/>
+      <w:lvlText w:val=""/>
+      <w:lvlJc w:val="left"/>
+      <w:pPr>
+        <w:tabs>
+          <w:tab w:val="num" w:pos="2880"/>
+        </w:tabs>
+        <w:ind w:left="2880" w:hanging="360"/>
+      </w:pPr>
+      <w:rPr>
+        <w:rFonts w:ascii="Wingdings" w:hAnsi="Wingdings" w:hint="default"/>
+        <w:sz w:val="20"/>
+      </w:rPr>
+    </w:lvl>
+    <w:lvl w:ilvl="4" w:tentative="1">
+      <w:start w:val="1"/>
+      <w:numFmt w:val="bullet"/>
+      <w:lvlText w:val=""/>
+      <w:lvlJc w:val="left"/>
+      <w:pPr>
+        <w:tabs>
+          <w:tab w:val="num" w:pos="3600"/>
+        </w:tabs>
+        <w:ind w:left="3600" w:hanging="360"/>
+      </w:pPr>
+      <w:rPr>
+        <w:rFonts w:ascii="Wingdings" w:hAnsi="Wingdings" w:hint="default"/>
+        <w:sz w:val="20"/>
+      </w:rPr>
+    </w:lvl>
+    <w:lvl w:ilvl="5" w:tentative="1">
+      <w:start w:val="1"/>
+      <w:numFmt w:val="bullet"/>
+      <w:lvlText w:val=""/>
+      <w:lvlJc w:val="left"/>
+      <w:pPr>
+        <w:tabs>
+          <w:tab w:val="num" w:pos="4320"/>
+        </w:tabs>
+        <w:ind w:left="4320" w:hanging="360"/>
+      </w:pPr>
+      <w:rPr>
+        <w:rFonts w:ascii="Wingdings" w:hAnsi="Wingdings" w:hint="default"/>
+        <w:sz w:val="20"/>
+      </w:rPr>
+    </w:lvl>
+    <w:lvl w:ilvl="6" w:tentative="1">
+      <w:start w:val="1"/>
+      <w:numFmt w:val="bullet"/>
+      <w:lvlText w:val=""/>
+      <w:lvlJc w:val="left"/>
+      <w:pPr>
+        <w:tabs>
+          <w:tab w:val="num" w:pos="5040"/>
+        </w:tabs>
+        <w:ind w:left="5040" w:hanging="360"/>
+      </w:pPr>
+      <w:rPr>
+        <w:rFonts w:ascii="Wingdings" w:hAnsi="Wingdings" w:hint="default"/>
+        <w:sz w:val="20"/>
+      </w:rPr>
+    </w:lvl>
+    <w:lvl w:ilvl="7" w:tentative="1">
+      <w:start w:val="1"/>
+      <w:numFmt w:val="bullet"/>
+      <w:lvlText w:val=""/>
+      <w:lvlJc w:val="left"/>
+      <w:pPr>
+        <w:tabs>
+          <w:tab w:val="num" w:pos="5760"/>
+        </w:tabs>
+        <w:ind w:left="5760" w:hanging="360"/>
+      </w:pPr>
+      <w:rPr>
+        <w:rFonts w:ascii="Wingdings" w:hAnsi="Wingdings" w:hint="default"/>
+        <w:sz w:val="20"/>
+      </w:rPr>
+    </w:lvl>
+    <w:lvl w:ilvl="8" w:tentative="1">
+      <w:start w:val="1"/>
+      <w:numFmt w:val="bullet"/>
+      <w:lvlText w:val=""/>
+      <w:lvlJc w:val="left"/>
+      <w:pPr>
+        <w:tabs>
+          <w:tab w:val="num" w:pos="6480"/>
+        </w:tabs>
+        <w:ind w:left="6480" w:hanging="360"/>
+      </w:pPr>
+      <w:rPr>
+        <w:rFonts w:ascii="Wingdings" w:hAnsi="Wingdings" w:hint="default"/>
+        <w:sz w:val="20"/>
+      </w:rPr>
+    </w:lvl>
+  </w:abstractNum>
+  <w:abstractNum w:abstractNumId="61" w15:restartNumberingAfterBreak="0">
     <w:nsid w:val="426B3810"/>
     <w:multiLevelType w:val="multilevel"/>
     <w:tmpl w:val="07EA06EA"/>
@@ -23054,7 +24551,7 @@
       </w:rPr>
     </w:lvl>
   </w:abstractNum>
-  <w:abstractNum w:abstractNumId="59" w15:restartNumberingAfterBreak="0">
+  <w:abstractNum w:abstractNumId="62" w15:restartNumberingAfterBreak="0">
     <w:nsid w:val="430151D0"/>
     <w:multiLevelType w:val="multilevel"/>
     <w:tmpl w:val="D27A18F8"/>
@@ -23203,7 +24700,7 @@
       </w:rPr>
     </w:lvl>
   </w:abstractNum>
-  <w:abstractNum w:abstractNumId="60" w15:restartNumberingAfterBreak="0">
+  <w:abstractNum w:abstractNumId="63" w15:restartNumberingAfterBreak="0">
     <w:nsid w:val="434C7D80"/>
     <w:multiLevelType w:val="multilevel"/>
     <w:tmpl w:val="C33A1032"/>
@@ -23352,7 +24849,156 @@
       </w:rPr>
     </w:lvl>
   </w:abstractNum>
-  <w:abstractNum w:abstractNumId="61" w15:restartNumberingAfterBreak="0">
+  <w:abstractNum w:abstractNumId="64" w15:restartNumberingAfterBreak="0">
+    <w:nsid w:val="48BB7C63"/>
+    <w:multiLevelType w:val="multilevel"/>
+    <w:tmpl w:val="62DE6B98"/>
+    <w:lvl w:ilvl="0">
+      <w:start w:val="1"/>
+      <w:numFmt w:val="bullet"/>
+      <w:lvlText w:val=""/>
+      <w:lvlJc w:val="left"/>
+      <w:pPr>
+        <w:tabs>
+          <w:tab w:val="num" w:pos="720"/>
+        </w:tabs>
+        <w:ind w:left="720" w:hanging="360"/>
+      </w:pPr>
+      <w:rPr>
+        <w:rFonts w:ascii="Symbol" w:hAnsi="Symbol" w:hint="default"/>
+        <w:sz w:val="20"/>
+      </w:rPr>
+    </w:lvl>
+    <w:lvl w:ilvl="1" w:tentative="1">
+      <w:start w:val="1"/>
+      <w:numFmt w:val="bullet"/>
+      <w:lvlText w:val="o"/>
+      <w:lvlJc w:val="left"/>
+      <w:pPr>
+        <w:tabs>
+          <w:tab w:val="num" w:pos="1440"/>
+        </w:tabs>
+        <w:ind w:left="1440" w:hanging="360"/>
+      </w:pPr>
+      <w:rPr>
+        <w:rFonts w:ascii="Courier New" w:hAnsi="Courier New" w:hint="default"/>
+        <w:sz w:val="20"/>
+      </w:rPr>
+    </w:lvl>
+    <w:lvl w:ilvl="2" w:tentative="1">
+      <w:start w:val="1"/>
+      <w:numFmt w:val="bullet"/>
+      <w:lvlText w:val=""/>
+      <w:lvlJc w:val="left"/>
+      <w:pPr>
+        <w:tabs>
+          <w:tab w:val="num" w:pos="2160"/>
+        </w:tabs>
+        <w:ind w:left="2160" w:hanging="360"/>
+      </w:pPr>
+      <w:rPr>
+        <w:rFonts w:ascii="Wingdings" w:hAnsi="Wingdings" w:hint="default"/>
+        <w:sz w:val="20"/>
+      </w:rPr>
+    </w:lvl>
+    <w:lvl w:ilvl="3" w:tentative="1">
+      <w:start w:val="1"/>
+      <w:numFmt w:val="bullet"/>
+      <w:lvlText w:val=""/>
+      <w:lvlJc w:val="left"/>
+      <w:pPr>
+        <w:tabs>
+          <w:tab w:val="num" w:pos="2880"/>
+        </w:tabs>
+        <w:ind w:left="2880" w:hanging="360"/>
+      </w:pPr>
+      <w:rPr>
+        <w:rFonts w:ascii="Wingdings" w:hAnsi="Wingdings" w:hint="default"/>
+        <w:sz w:val="20"/>
+      </w:rPr>
+    </w:lvl>
+    <w:lvl w:ilvl="4" w:tentative="1">
+      <w:start w:val="1"/>
+      <w:numFmt w:val="bullet"/>
+      <w:lvlText w:val=""/>
+      <w:lvlJc w:val="left"/>
+      <w:pPr>
+        <w:tabs>
+          <w:tab w:val="num" w:pos="3600"/>
+        </w:tabs>
+        <w:ind w:left="3600" w:hanging="360"/>
+      </w:pPr>
+      <w:rPr>
+        <w:rFonts w:ascii="Wingdings" w:hAnsi="Wingdings" w:hint="default"/>
+        <w:sz w:val="20"/>
+      </w:rPr>
+    </w:lvl>
+    <w:lvl w:ilvl="5" w:tentative="1">
+      <w:start w:val="1"/>
+      <w:numFmt w:val="bullet"/>
+      <w:lvlText w:val=""/>
+      <w:lvlJc w:val="left"/>
+      <w:pPr>
+        <w:tabs>
+          <w:tab w:val="num" w:pos="4320"/>
+        </w:tabs>
+        <w:ind w:left="4320" w:hanging="360"/>
+      </w:pPr>
+      <w:rPr>
+        <w:rFonts w:ascii="Wingdings" w:hAnsi="Wingdings" w:hint="default"/>
+        <w:sz w:val="20"/>
+      </w:rPr>
+    </w:lvl>
+    <w:lvl w:ilvl="6" w:tentative="1">
+      <w:start w:val="1"/>
+      <w:numFmt w:val="bullet"/>
+      <w:lvlText w:val=""/>
+      <w:lvlJc w:val="left"/>
+      <w:pPr>
+        <w:tabs>
+          <w:tab w:val="num" w:pos="5040"/>
+        </w:tabs>
+        <w:ind w:left="5040" w:hanging="360"/>
+      </w:pPr>
+      <w:rPr>
+        <w:rFonts w:ascii="Wingdings" w:hAnsi="Wingdings" w:hint="default"/>
+        <w:sz w:val="20"/>
+      </w:rPr>
+    </w:lvl>
+    <w:lvl w:ilvl="7" w:tentative="1">
+      <w:start w:val="1"/>
+      <w:numFmt w:val="bullet"/>
+      <w:lvlText w:val=""/>
+      <w:lvlJc w:val="left"/>
+      <w:pPr>
+        <w:tabs>
+          <w:tab w:val="num" w:pos="5760"/>
+        </w:tabs>
+        <w:ind w:left="5760" w:hanging="360"/>
+      </w:pPr>
+      <w:rPr>
+        <w:rFonts w:ascii="Wingdings" w:hAnsi="Wingdings" w:hint="default"/>
+        <w:sz w:val="20"/>
+      </w:rPr>
+    </w:lvl>
+    <w:lvl w:ilvl="8" w:tentative="1">
+      <w:start w:val="1"/>
+      <w:numFmt w:val="bullet"/>
+      <w:lvlText w:val=""/>
+      <w:lvlJc w:val="left"/>
+      <w:pPr>
+        <w:tabs>
+          <w:tab w:val="num" w:pos="6480"/>
+        </w:tabs>
+        <w:ind w:left="6480" w:hanging="360"/>
+      </w:pPr>
+      <w:rPr>
+        <w:rFonts w:ascii="Wingdings" w:hAnsi="Wingdings" w:hint="default"/>
+        <w:sz w:val="20"/>
+      </w:rPr>
+    </w:lvl>
+  </w:abstractNum>
+  <w:abstractNum w:abstractNumId="65" w15:restartNumberingAfterBreak="0">
     <w:nsid w:val="490B762B"/>
     <w:multiLevelType w:val="multilevel"/>
     <w:tmpl w:val="227A18F8"/>
@@ -23501,7 +25147,7 @@
       </w:rPr>
     </w:lvl>
   </w:abstractNum>
-  <w:abstractNum w:abstractNumId="62" w15:restartNumberingAfterBreak="0">
+  <w:abstractNum w:abstractNumId="66" w15:restartNumberingAfterBreak="0">
     <w:nsid w:val="4B425C21"/>
     <w:multiLevelType w:val="multilevel"/>
     <w:tmpl w:val="42F8A8B0"/>
@@ -23650,7 +25296,7 @@
       </w:rPr>
     </w:lvl>
   </w:abstractNum>
-  <w:abstractNum w:abstractNumId="63" w15:restartNumberingAfterBreak="0">
+  <w:abstractNum w:abstractNumId="67" w15:restartNumberingAfterBreak="0">
     <w:nsid w:val="4C6B58D8"/>
     <w:multiLevelType w:val="multilevel"/>
     <w:tmpl w:val="505C7384"/>
@@ -23799,7 +25445,156 @@
       </w:rPr>
     </w:lvl>
   </w:abstractNum>
-  <w:abstractNum w:abstractNumId="64" w15:restartNumberingAfterBreak="0">
+  <w:abstractNum w:abstractNumId="68" w15:restartNumberingAfterBreak="0">
+    <w:nsid w:val="4E903E36"/>
+    <w:multiLevelType w:val="multilevel"/>
+    <w:tmpl w:val="C94E6FB2"/>
+    <w:lvl w:ilvl="0">
+      <w:start w:val="1"/>
+      <w:numFmt w:val="bullet"/>
+      <w:lvlText w:val=""/>
+      <w:lvlJc w:val="left"/>
+      <w:pPr>
+        <w:tabs>
+          <w:tab w:val="num" w:pos="720"/>
+        </w:tabs>
+        <w:ind w:left="720" w:hanging="360"/>
+      </w:pPr>
+      <w:rPr>
+        <w:rFonts w:ascii="Symbol" w:hAnsi="Symbol" w:hint="default"/>
+        <w:sz w:val="20"/>
+      </w:rPr>
+    </w:lvl>
+    <w:lvl w:ilvl="1" w:tentative="1">
+      <w:start w:val="1"/>
+      <w:numFmt w:val="bullet"/>
+      <w:lvlText w:val="o"/>
+      <w:lvlJc w:val="left"/>
+      <w:pPr>
+        <w:tabs>
+          <w:tab w:val="num" w:pos="1440"/>
+        </w:tabs>
+        <w:ind w:left="1440" w:hanging="360"/>
+      </w:pPr>
+      <w:rPr>
+        <w:rFonts w:ascii="Courier New" w:hAnsi="Courier New" w:hint="default"/>
+        <w:sz w:val="20"/>
+      </w:rPr>
+    </w:lvl>
+    <w:lvl w:ilvl="2" w:tentative="1">
+      <w:start w:val="1"/>
+      <w:numFmt w:val="bullet"/>
+      <w:lvlText w:val=""/>
+      <w:lvlJc w:val="left"/>
+      <w:pPr>
+        <w:tabs>
+          <w:tab w:val="num" w:pos="2160"/>
+        </w:tabs>
+        <w:ind w:left="2160" w:hanging="360"/>
+      </w:pPr>
+      <w:rPr>
+        <w:rFonts w:ascii="Wingdings" w:hAnsi="Wingdings" w:hint="default"/>
+        <w:sz w:val="20"/>
+      </w:rPr>
+    </w:lvl>
+    <w:lvl w:ilvl="3" w:tentative="1">
+      <w:start w:val="1"/>
+      <w:numFmt w:val="bullet"/>
+      <w:lvlText w:val=""/>
+      <w:lvlJc w:val="left"/>
+      <w:pPr>
+        <w:tabs>
+          <w:tab w:val="num" w:pos="2880"/>
+        </w:tabs>
+        <w:ind w:left="2880" w:hanging="360"/>
+      </w:pPr>
+      <w:rPr>
+        <w:rFonts w:ascii="Wingdings" w:hAnsi="Wingdings" w:hint="default"/>
+        <w:sz w:val="20"/>
+      </w:rPr>
+    </w:lvl>
+    <w:lvl w:ilvl="4" w:tentative="1">
+      <w:start w:val="1"/>
+      <w:numFmt w:val="bullet"/>
+      <w:lvlText w:val=""/>
+      <w:lvlJc w:val="left"/>
+      <w:pPr>
+        <w:tabs>
+          <w:tab w:val="num" w:pos="3600"/>
+        </w:tabs>
+        <w:ind w:left="3600" w:hanging="360"/>
+      </w:pPr>
+      <w:rPr>
+        <w:rFonts w:ascii="Wingdings" w:hAnsi="Wingdings" w:hint="default"/>
+        <w:sz w:val="20"/>
+      </w:rPr>
+    </w:lvl>
+    <w:lvl w:ilvl="5" w:tentative="1">
+      <w:start w:val="1"/>
+      <w:numFmt w:val="bullet"/>
+      <w:lvlText w:val=""/>
+      <w:lvlJc w:val="left"/>
+      <w:pPr>
+        <w:tabs>
+          <w:tab w:val="num" w:pos="4320"/>
+        </w:tabs>
+        <w:ind w:left="4320" w:hanging="360"/>
+      </w:pPr>
+      <w:rPr>
+        <w:rFonts w:ascii="Wingdings" w:hAnsi="Wingdings" w:hint="default"/>
+        <w:sz w:val="20"/>
+      </w:rPr>
+    </w:lvl>
+    <w:lvl w:ilvl="6" w:tentative="1">
+      <w:start w:val="1"/>
+      <w:numFmt w:val="bullet"/>
+      <w:lvlText w:val=""/>
+      <w:lvlJc w:val="left"/>
+      <w:pPr>
+        <w:tabs>
+          <w:tab w:val="num" w:pos="5040"/>
+        </w:tabs>
+        <w:ind w:left="5040" w:hanging="360"/>
+      </w:pPr>
+      <w:rPr>
+        <w:rFonts w:ascii="Wingdings" w:hAnsi="Wingdings" w:hint="default"/>
+        <w:sz w:val="20"/>
+      </w:rPr>
+    </w:lvl>
+    <w:lvl w:ilvl="7" w:tentative="1">
+      <w:start w:val="1"/>
+      <w:numFmt w:val="bullet"/>
+      <w:lvlText w:val=""/>
+      <w:lvlJc w:val="left"/>
+      <w:pPr>
+        <w:tabs>
+          <w:tab w:val="num" w:pos="5760"/>
+        </w:tabs>
+        <w:ind w:left="5760" w:hanging="360"/>
+      </w:pPr>
+      <w:rPr>
+        <w:rFonts w:ascii="Wingdings" w:hAnsi="Wingdings" w:hint="default"/>
+        <w:sz w:val="20"/>
+      </w:rPr>
+    </w:lvl>
+    <w:lvl w:ilvl="8" w:tentative="1">
+      <w:start w:val="1"/>
+      <w:numFmt w:val="bullet"/>
+      <w:lvlText w:val=""/>
+      <w:lvlJc w:val="left"/>
+      <w:pPr>
+        <w:tabs>
+          <w:tab w:val="num" w:pos="6480"/>
+        </w:tabs>
+        <w:ind w:left="6480" w:hanging="360"/>
+      </w:pPr>
+      <w:rPr>
+        <w:rFonts w:ascii="Wingdings" w:hAnsi="Wingdings" w:hint="default"/>
+        <w:sz w:val="20"/>
+      </w:rPr>
+    </w:lvl>
+  </w:abstractNum>
+  <w:abstractNum w:abstractNumId="69" w15:restartNumberingAfterBreak="0">
     <w:nsid w:val="4E974072"/>
     <w:multiLevelType w:val="multilevel"/>
     <w:tmpl w:val="440E1FF0"/>
@@ -23948,7 +25743,7 @@
       </w:rPr>
     </w:lvl>
   </w:abstractNum>
-  <w:abstractNum w:abstractNumId="65" w15:restartNumberingAfterBreak="0">
+  <w:abstractNum w:abstractNumId="70" w15:restartNumberingAfterBreak="0">
     <w:nsid w:val="4ED9208B"/>
     <w:multiLevelType w:val="multilevel"/>
     <w:tmpl w:val="50460978"/>
@@ -24097,7 +25892,7 @@
       </w:rPr>
     </w:lvl>
   </w:abstractNum>
-  <w:abstractNum w:abstractNumId="66" w15:restartNumberingAfterBreak="0">
+  <w:abstractNum w:abstractNumId="71" w15:restartNumberingAfterBreak="0">
     <w:nsid w:val="4F4F5B4E"/>
     <w:multiLevelType w:val="multilevel"/>
     <w:tmpl w:val="291A268C"/>
@@ -24246,7 +26041,7 @@
       </w:rPr>
     </w:lvl>
   </w:abstractNum>
-  <w:abstractNum w:abstractNumId="67" w15:restartNumberingAfterBreak="0">
+  <w:abstractNum w:abstractNumId="72" w15:restartNumberingAfterBreak="0">
     <w:nsid w:val="516E383F"/>
     <w:multiLevelType w:val="multilevel"/>
     <w:tmpl w:val="27AA2D38"/>
@@ -24395,7 +26190,7 @@
       </w:rPr>
     </w:lvl>
   </w:abstractNum>
-  <w:abstractNum w:abstractNumId="68" w15:restartNumberingAfterBreak="0">
+  <w:abstractNum w:abstractNumId="73" w15:restartNumberingAfterBreak="0">
     <w:nsid w:val="51BE3059"/>
     <w:multiLevelType w:val="multilevel"/>
     <w:tmpl w:val="FFE459A8"/>
@@ -24544,7 +26339,7 @@
       </w:rPr>
     </w:lvl>
   </w:abstractNum>
-  <w:abstractNum w:abstractNumId="69" w15:restartNumberingAfterBreak="0">
+  <w:abstractNum w:abstractNumId="74" w15:restartNumberingAfterBreak="0">
     <w:nsid w:val="550A367E"/>
     <w:multiLevelType w:val="multilevel"/>
     <w:tmpl w:val="8462383A"/>
@@ -24657,7 +26452,7 @@
       </w:pPr>
     </w:lvl>
   </w:abstractNum>
-  <w:abstractNum w:abstractNumId="70" w15:restartNumberingAfterBreak="0">
+  <w:abstractNum w:abstractNumId="75" w15:restartNumberingAfterBreak="0">
     <w:nsid w:val="57DE320F"/>
     <w:multiLevelType w:val="multilevel"/>
     <w:tmpl w:val="5EE846B8"/>
@@ -24806,7 +26601,7 @@
       </w:rPr>
     </w:lvl>
   </w:abstractNum>
-  <w:abstractNum w:abstractNumId="71" w15:restartNumberingAfterBreak="0">
+  <w:abstractNum w:abstractNumId="76" w15:restartNumberingAfterBreak="0">
     <w:nsid w:val="582D00F2"/>
     <w:multiLevelType w:val="multilevel"/>
     <w:tmpl w:val="CB0ADE70"/>
@@ -24919,7 +26714,7 @@
       </w:pPr>
     </w:lvl>
   </w:abstractNum>
-  <w:abstractNum w:abstractNumId="72" w15:restartNumberingAfterBreak="0">
+  <w:abstractNum w:abstractNumId="77" w15:restartNumberingAfterBreak="0">
     <w:nsid w:val="5A0E20BF"/>
     <w:multiLevelType w:val="multilevel"/>
     <w:tmpl w:val="FFBC895A"/>
@@ -25068,7 +26863,7 @@
       </w:rPr>
     </w:lvl>
   </w:abstractNum>
-  <w:abstractNum w:abstractNumId="73" w15:restartNumberingAfterBreak="0">
+  <w:abstractNum w:abstractNumId="78" w15:restartNumberingAfterBreak="0">
     <w:nsid w:val="5C71376E"/>
     <w:multiLevelType w:val="multilevel"/>
     <w:tmpl w:val="4880B2B2"/>
@@ -25217,7 +27012,7 @@
       </w:rPr>
     </w:lvl>
   </w:abstractNum>
-  <w:abstractNum w:abstractNumId="74" w15:restartNumberingAfterBreak="0">
+  <w:abstractNum w:abstractNumId="79" w15:restartNumberingAfterBreak="0">
     <w:nsid w:val="5DC213F5"/>
     <w:multiLevelType w:val="multilevel"/>
     <w:tmpl w:val="7E72595E"/>
@@ -25366,7 +27161,454 @@
       </w:rPr>
     </w:lvl>
   </w:abstractNum>
-  <w:abstractNum w:abstractNumId="75" w15:restartNumberingAfterBreak="0">
+  <w:abstractNum w:abstractNumId="80" w15:restartNumberingAfterBreak="0">
+    <w:nsid w:val="6075466D"/>
+    <w:multiLevelType w:val="multilevel"/>
+    <w:tmpl w:val="2E1AF8C6"/>
+    <w:lvl w:ilvl="0">
+      <w:start w:val="1"/>
+      <w:numFmt w:val="bullet"/>
+      <w:lvlText w:val=""/>
+      <w:lvlJc w:val="left"/>
+      <w:pPr>
+        <w:tabs>
+          <w:tab w:val="num" w:pos="720"/>
+        </w:tabs>
+        <w:ind w:left="720" w:hanging="360"/>
+      </w:pPr>
+      <w:rPr>
+        <w:rFonts w:ascii="Symbol" w:hAnsi="Symbol" w:hint="default"/>
+        <w:sz w:val="20"/>
+      </w:rPr>
+    </w:lvl>
+    <w:lvl w:ilvl="1">
+      <w:start w:val="1"/>
+      <w:numFmt w:val="bullet"/>
+      <w:lvlText w:val="o"/>
+      <w:lvlJc w:val="left"/>
+      <w:pPr>
+        <w:tabs>
+          <w:tab w:val="num" w:pos="1440"/>
+        </w:tabs>
+        <w:ind w:left="1440" w:hanging="360"/>
+      </w:pPr>
+      <w:rPr>
+        <w:rFonts w:ascii="Courier New" w:hAnsi="Courier New" w:hint="default"/>
+        <w:sz w:val="20"/>
+      </w:rPr>
+    </w:lvl>
+    <w:lvl w:ilvl="2" w:tentative="1">
+      <w:start w:val="1"/>
+      <w:numFmt w:val="bullet"/>
+      <w:lvlText w:val=""/>
+      <w:lvlJc w:val="left"/>
+      <w:pPr>
+        <w:tabs>
+          <w:tab w:val="num" w:pos="2160"/>
+        </w:tabs>
+        <w:ind w:left="2160" w:hanging="360"/>
+      </w:pPr>
+      <w:rPr>
+        <w:rFonts w:ascii="Wingdings" w:hAnsi="Wingdings" w:hint="default"/>
+        <w:sz w:val="20"/>
+      </w:rPr>
+    </w:lvl>
+    <w:lvl w:ilvl="3" w:tentative="1">
+      <w:start w:val="1"/>
+      <w:numFmt w:val="bullet"/>
+      <w:lvlText w:val=""/>
+      <w:lvlJc w:val="left"/>
+      <w:pPr>
+        <w:tabs>
+          <w:tab w:val="num" w:pos="2880"/>
+        </w:tabs>
+        <w:ind w:left="2880" w:hanging="360"/>
+      </w:pPr>
+      <w:rPr>
+        <w:rFonts w:ascii="Wingdings" w:hAnsi="Wingdings" w:hint="default"/>
+        <w:sz w:val="20"/>
+      </w:rPr>
+    </w:lvl>
+    <w:lvl w:ilvl="4" w:tentative="1">
+      <w:start w:val="1"/>
+      <w:numFmt w:val="bullet"/>
+      <w:lvlText w:val=""/>
+      <w:lvlJc w:val="left"/>
+      <w:pPr>
+        <w:tabs>
+          <w:tab w:val="num" w:pos="3600"/>
+        </w:tabs>
+        <w:ind w:left="3600" w:hanging="360"/>
+      </w:pPr>
+      <w:rPr>
+        <w:rFonts w:ascii="Wingdings" w:hAnsi="Wingdings" w:hint="default"/>
+        <w:sz w:val="20"/>
+      </w:rPr>
+    </w:lvl>
+    <w:lvl w:ilvl="5" w:tentative="1">
+      <w:start w:val="1"/>
+      <w:numFmt w:val="bullet"/>
+      <w:lvlText w:val=""/>
+      <w:lvlJc w:val="left"/>
+      <w:pPr>
+        <w:tabs>
+          <w:tab w:val="num" w:pos="4320"/>
+        </w:tabs>
+        <w:ind w:left="4320" w:hanging="360"/>
+      </w:pPr>
+      <w:rPr>
+        <w:rFonts w:ascii="Wingdings" w:hAnsi="Wingdings" w:hint="default"/>
+        <w:sz w:val="20"/>
+      </w:rPr>
+    </w:lvl>
+    <w:lvl w:ilvl="6" w:tentative="1">
+      <w:start w:val="1"/>
+      <w:numFmt w:val="bullet"/>
+      <w:lvlText w:val=""/>
+      <w:lvlJc w:val="left"/>
+      <w:pPr>
+        <w:tabs>
+          <w:tab w:val="num" w:pos="5040"/>
+        </w:tabs>
+        <w:ind w:left="5040" w:hanging="360"/>
+      </w:pPr>
+      <w:rPr>
+        <w:rFonts w:ascii="Wingdings" w:hAnsi="Wingdings" w:hint="default"/>
+        <w:sz w:val="20"/>
+      </w:rPr>
+    </w:lvl>
+    <w:lvl w:ilvl="7" w:tentative="1">
+      <w:start w:val="1"/>
+      <w:numFmt w:val="bullet"/>
+      <w:lvlText w:val=""/>
+      <w:lvlJc w:val="left"/>
+      <w:pPr>
+        <w:tabs>
+          <w:tab w:val="num" w:pos="5760"/>
+        </w:tabs>
+        <w:ind w:left="5760" w:hanging="360"/>
+      </w:pPr>
+      <w:rPr>
+        <w:rFonts w:ascii="Wingdings" w:hAnsi="Wingdings" w:hint="default"/>
+        <w:sz w:val="20"/>
+      </w:rPr>
+    </w:lvl>
+    <w:lvl w:ilvl="8" w:tentative="1">
+      <w:start w:val="1"/>
+      <w:numFmt w:val="bullet"/>
+      <w:lvlText w:val=""/>
+      <w:lvlJc w:val="left"/>
+      <w:pPr>
+        <w:tabs>
+          <w:tab w:val="num" w:pos="6480"/>
+        </w:tabs>
+        <w:ind w:left="6480" w:hanging="360"/>
+      </w:pPr>
+      <w:rPr>
+        <w:rFonts w:ascii="Wingdings" w:hAnsi="Wingdings" w:hint="default"/>
+        <w:sz w:val="20"/>
+      </w:rPr>
+    </w:lvl>
+  </w:abstractNum>
+  <w:abstractNum w:abstractNumId="81" w15:restartNumberingAfterBreak="0">
+    <w:nsid w:val="642E1460"/>
+    <w:multiLevelType w:val="multilevel"/>
+    <w:tmpl w:val="A1A6FD30"/>
+    <w:lvl w:ilvl="0">
+      <w:start w:val="1"/>
+      <w:numFmt w:val="bullet"/>
+      <w:lvlText w:val=""/>
+      <w:lvlJc w:val="left"/>
+      <w:pPr>
+        <w:tabs>
+          <w:tab w:val="num" w:pos="720"/>
+        </w:tabs>
+        <w:ind w:left="720" w:hanging="360"/>
+      </w:pPr>
+      <w:rPr>
+        <w:rFonts w:ascii="Symbol" w:hAnsi="Symbol" w:hint="default"/>
+        <w:sz w:val="20"/>
+      </w:rPr>
+    </w:lvl>
+    <w:lvl w:ilvl="1" w:tentative="1">
+      <w:start w:val="1"/>
+      <w:numFmt w:val="bullet"/>
+      <w:lvlText w:val="o"/>
+      <w:lvlJc w:val="left"/>
+      <w:pPr>
+        <w:tabs>
+          <w:tab w:val="num" w:pos="1440"/>
+        </w:tabs>
+        <w:ind w:left="1440" w:hanging="360"/>
+      </w:pPr>
+      <w:rPr>
+        <w:rFonts w:ascii="Courier New" w:hAnsi="Courier New" w:hint="default"/>
+        <w:sz w:val="20"/>
+      </w:rPr>
+    </w:lvl>
+    <w:lvl w:ilvl="2" w:tentative="1">
+      <w:start w:val="1"/>
+      <w:numFmt w:val="bullet"/>
+      <w:lvlText w:val=""/>
+      <w:lvlJc w:val="left"/>
+      <w:pPr>
+        <w:tabs>
+          <w:tab w:val="num" w:pos="2160"/>
+        </w:tabs>
+        <w:ind w:left="2160" w:hanging="360"/>
+      </w:pPr>
+      <w:rPr>
+        <w:rFonts w:ascii="Wingdings" w:hAnsi="Wingdings" w:hint="default"/>
+        <w:sz w:val="20"/>
+      </w:rPr>
+    </w:lvl>
+    <w:lvl w:ilvl="3" w:tentative="1">
+      <w:start w:val="1"/>
+      <w:numFmt w:val="bullet"/>
+      <w:lvlText w:val=""/>
+      <w:lvlJc w:val="left"/>
+      <w:pPr>
+        <w:tabs>
+          <w:tab w:val="num" w:pos="2880"/>
+        </w:tabs>
+        <w:ind w:left="2880" w:hanging="360"/>
+      </w:pPr>
+      <w:rPr>
+        <w:rFonts w:ascii="Wingdings" w:hAnsi="Wingdings" w:hint="default"/>
+        <w:sz w:val="20"/>
+      </w:rPr>
+    </w:lvl>
+    <w:lvl w:ilvl="4" w:tentative="1">
+      <w:start w:val="1"/>
+      <w:numFmt w:val="bullet"/>
+      <w:lvlText w:val=""/>
+      <w:lvlJc w:val="left"/>
+      <w:pPr>
+        <w:tabs>
+          <w:tab w:val="num" w:pos="3600"/>
+        </w:tabs>
+        <w:ind w:left="3600" w:hanging="360"/>
+      </w:pPr>
+      <w:rPr>
+        <w:rFonts w:ascii="Wingdings" w:hAnsi="Wingdings" w:hint="default"/>
+        <w:sz w:val="20"/>
+      </w:rPr>
+    </w:lvl>
+    <w:lvl w:ilvl="5" w:tentative="1">
+      <w:start w:val="1"/>
+      <w:numFmt w:val="bullet"/>
+      <w:lvlText w:val=""/>
+      <w:lvlJc w:val="left"/>
+      <w:pPr>
+        <w:tabs>
+          <w:tab w:val="num" w:pos="4320"/>
+        </w:tabs>
+        <w:ind w:left="4320" w:hanging="360"/>
+      </w:pPr>
+      <w:rPr>
+        <w:rFonts w:ascii="Wingdings" w:hAnsi="Wingdings" w:hint="default"/>
+        <w:sz w:val="20"/>
+      </w:rPr>
+    </w:lvl>
+    <w:lvl w:ilvl="6" w:tentative="1">
+      <w:start w:val="1"/>
+      <w:numFmt w:val="bullet"/>
+      <w:lvlText w:val=""/>
+      <w:lvlJc w:val="left"/>
+      <w:pPr>
+        <w:tabs>
+          <w:tab w:val="num" w:pos="5040"/>
+        </w:tabs>
+        <w:ind w:left="5040" w:hanging="360"/>
+      </w:pPr>
+      <w:rPr>
+        <w:rFonts w:ascii="Wingdings" w:hAnsi="Wingdings" w:hint="default"/>
+        <w:sz w:val="20"/>
+      </w:rPr>
+    </w:lvl>
+    <w:lvl w:ilvl="7" w:tentative="1">
+      <w:start w:val="1"/>
+      <w:numFmt w:val="bullet"/>
+      <w:lvlText w:val=""/>
+      <w:lvlJc w:val="left"/>
+      <w:pPr>
+        <w:tabs>
+          <w:tab w:val="num" w:pos="5760"/>
+        </w:tabs>
+        <w:ind w:left="5760" w:hanging="360"/>
+      </w:pPr>
+      <w:rPr>
+        <w:rFonts w:ascii="Wingdings" w:hAnsi="Wingdings" w:hint="default"/>
+        <w:sz w:val="20"/>
+      </w:rPr>
+    </w:lvl>
+    <w:lvl w:ilvl="8" w:tentative="1">
+      <w:start w:val="1"/>
+      <w:numFmt w:val="bullet"/>
+      <w:lvlText w:val=""/>
+      <w:lvlJc w:val="left"/>
+      <w:pPr>
+        <w:tabs>
+          <w:tab w:val="num" w:pos="6480"/>
+        </w:tabs>
+        <w:ind w:left="6480" w:hanging="360"/>
+      </w:pPr>
+      <w:rPr>
+        <w:rFonts w:ascii="Wingdings" w:hAnsi="Wingdings" w:hint="default"/>
+        <w:sz w:val="20"/>
+      </w:rPr>
+    </w:lvl>
+  </w:abstractNum>
+  <w:abstractNum w:abstractNumId="82" w15:restartNumberingAfterBreak="0">
+    <w:nsid w:val="662A28D6"/>
+    <w:multiLevelType w:val="multilevel"/>
+    <w:tmpl w:val="97900E7A"/>
+    <w:lvl w:ilvl="0">
+      <w:start w:val="1"/>
+      <w:numFmt w:val="bullet"/>
+      <w:lvlText w:val=""/>
+      <w:lvlJc w:val="left"/>
+      <w:pPr>
+        <w:tabs>
+          <w:tab w:val="num" w:pos="720"/>
+        </w:tabs>
+        <w:ind w:left="720" w:hanging="360"/>
+      </w:pPr>
+      <w:rPr>
+        <w:rFonts w:ascii="Symbol" w:hAnsi="Symbol" w:hint="default"/>
+        <w:sz w:val="20"/>
+      </w:rPr>
+    </w:lvl>
+    <w:lvl w:ilvl="1" w:tentative="1">
+      <w:start w:val="1"/>
+      <w:numFmt w:val="bullet"/>
+      <w:lvlText w:val="o"/>
+      <w:lvlJc w:val="left"/>
+      <w:pPr>
+        <w:tabs>
+          <w:tab w:val="num" w:pos="1440"/>
+        </w:tabs>
+        <w:ind w:left="1440" w:hanging="360"/>
+      </w:pPr>
+      <w:rPr>
+        <w:rFonts w:ascii="Courier New" w:hAnsi="Courier New" w:hint="default"/>
+        <w:sz w:val="20"/>
+      </w:rPr>
+    </w:lvl>
+    <w:lvl w:ilvl="2" w:tentative="1">
+      <w:start w:val="1"/>
+      <w:numFmt w:val="bullet"/>
+      <w:lvlText w:val=""/>
+      <w:lvlJc w:val="left"/>
+      <w:pPr>
+        <w:tabs>
+          <w:tab w:val="num" w:pos="2160"/>
+        </w:tabs>
+        <w:ind w:left="2160" w:hanging="360"/>
+      </w:pPr>
+      <w:rPr>
+        <w:rFonts w:ascii="Wingdings" w:hAnsi="Wingdings" w:hint="default"/>
+        <w:sz w:val="20"/>
+      </w:rPr>
+    </w:lvl>
+    <w:lvl w:ilvl="3" w:tentative="1">
+      <w:start w:val="1"/>
+      <w:numFmt w:val="bullet"/>
+      <w:lvlText w:val=""/>
+      <w:lvlJc w:val="left"/>
+      <w:pPr>
+        <w:tabs>
+          <w:tab w:val="num" w:pos="2880"/>
+        </w:tabs>
+        <w:ind w:left="2880" w:hanging="360"/>
+      </w:pPr>
+      <w:rPr>
+        <w:rFonts w:ascii="Wingdings" w:hAnsi="Wingdings" w:hint="default"/>
+        <w:sz w:val="20"/>
+      </w:rPr>
+    </w:lvl>
+    <w:lvl w:ilvl="4" w:tentative="1">
+      <w:start w:val="1"/>
+      <w:numFmt w:val="bullet"/>
+      <w:lvlText w:val=""/>
+      <w:lvlJc w:val="left"/>
+      <w:pPr>
+        <w:tabs>
+          <w:tab w:val="num" w:pos="3600"/>
+        </w:tabs>
+        <w:ind w:left="3600" w:hanging="360"/>
+      </w:pPr>
+      <w:rPr>
+        <w:rFonts w:ascii="Wingdings" w:hAnsi="Wingdings" w:hint="default"/>
+        <w:sz w:val="20"/>
+      </w:rPr>
+    </w:lvl>
+    <w:lvl w:ilvl="5" w:tentative="1">
+      <w:start w:val="1"/>
+      <w:numFmt w:val="bullet"/>
+      <w:lvlText w:val=""/>
+      <w:lvlJc w:val="left"/>
+      <w:pPr>
+        <w:tabs>
+          <w:tab w:val="num" w:pos="4320"/>
+        </w:tabs>
+        <w:ind w:left="4320" w:hanging="360"/>
+      </w:pPr>
+      <w:rPr>
+        <w:rFonts w:ascii="Wingdings" w:hAnsi="Wingdings" w:hint="default"/>
+        <w:sz w:val="20"/>
+      </w:rPr>
+    </w:lvl>
+    <w:lvl w:ilvl="6" w:tentative="1">
+      <w:start w:val="1"/>
+      <w:numFmt w:val="bullet"/>
+      <w:lvlText w:val=""/>
+      <w:lvlJc w:val="left"/>
+      <w:pPr>
+        <w:tabs>
+          <w:tab w:val="num" w:pos="5040"/>
+        </w:tabs>
+        <w:ind w:left="5040" w:hanging="360"/>
+      </w:pPr>
+      <w:rPr>
+        <w:rFonts w:ascii="Wingdings" w:hAnsi="Wingdings" w:hint="default"/>
+        <w:sz w:val="20"/>
+      </w:rPr>
+    </w:lvl>
+    <w:lvl w:ilvl="7" w:tentative="1">
+      <w:start w:val="1"/>
+      <w:numFmt w:val="bullet"/>
+      <w:lvlText w:val=""/>
+      <w:lvlJc w:val="left"/>
+      <w:pPr>
+        <w:tabs>
+          <w:tab w:val="num" w:pos="5760"/>
+        </w:tabs>
+        <w:ind w:left="5760" w:hanging="360"/>
+      </w:pPr>
+      <w:rPr>
+        <w:rFonts w:ascii="Wingdings" w:hAnsi="Wingdings" w:hint="default"/>
+        <w:sz w:val="20"/>
+      </w:rPr>
+    </w:lvl>
+    <w:lvl w:ilvl="8" w:tentative="1">
+      <w:start w:val="1"/>
+      <w:numFmt w:val="bullet"/>
+      <w:lvlText w:val=""/>
+      <w:lvlJc w:val="left"/>
+      <w:pPr>
+        <w:tabs>
+          <w:tab w:val="num" w:pos="6480"/>
+        </w:tabs>
+        <w:ind w:left="6480" w:hanging="360"/>
+      </w:pPr>
+      <w:rPr>
+        <w:rFonts w:ascii="Wingdings" w:hAnsi="Wingdings" w:hint="default"/>
+        <w:sz w:val="20"/>
+      </w:rPr>
+    </w:lvl>
+  </w:abstractNum>
+  <w:abstractNum w:abstractNumId="83" w15:restartNumberingAfterBreak="0">
     <w:nsid w:val="671F4BCA"/>
     <w:multiLevelType w:val="multilevel"/>
     <w:tmpl w:val="6F2C758E"/>
@@ -25515,7 +27757,7 @@
       </w:rPr>
     </w:lvl>
   </w:abstractNum>
-  <w:abstractNum w:abstractNumId="76" w15:restartNumberingAfterBreak="0">
+  <w:abstractNum w:abstractNumId="84" w15:restartNumberingAfterBreak="0">
     <w:nsid w:val="698316A2"/>
     <w:multiLevelType w:val="multilevel"/>
     <w:tmpl w:val="F48E7DA4"/>
@@ -25664,7 +27906,7 @@
       </w:rPr>
     </w:lvl>
   </w:abstractNum>
-  <w:abstractNum w:abstractNumId="77" w15:restartNumberingAfterBreak="0">
+  <w:abstractNum w:abstractNumId="85" w15:restartNumberingAfterBreak="0">
     <w:nsid w:val="69C748BF"/>
     <w:multiLevelType w:val="multilevel"/>
     <w:tmpl w:val="1A1C014C"/>
@@ -25813,7 +28055,7 @@
       </w:rPr>
     </w:lvl>
   </w:abstractNum>
-  <w:abstractNum w:abstractNumId="78" w15:restartNumberingAfterBreak="0">
+  <w:abstractNum w:abstractNumId="86" w15:restartNumberingAfterBreak="0">
     <w:nsid w:val="6B1F4C47"/>
     <w:multiLevelType w:val="multilevel"/>
     <w:tmpl w:val="2056CC46"/>
@@ -25962,7 +28204,7 @@
       </w:rPr>
     </w:lvl>
   </w:abstractNum>
-  <w:abstractNum w:abstractNumId="79" w15:restartNumberingAfterBreak="0">
+  <w:abstractNum w:abstractNumId="87" w15:restartNumberingAfterBreak="0">
     <w:nsid w:val="6C1403DB"/>
     <w:multiLevelType w:val="multilevel"/>
     <w:tmpl w:val="3E188C74"/>
@@ -26111,7 +28353,7 @@
       </w:rPr>
     </w:lvl>
   </w:abstractNum>
-  <w:abstractNum w:abstractNumId="80" w15:restartNumberingAfterBreak="0">
+  <w:abstractNum w:abstractNumId="88" w15:restartNumberingAfterBreak="0">
     <w:nsid w:val="6DB47428"/>
     <w:multiLevelType w:val="multilevel"/>
     <w:tmpl w:val="FBAA542C"/>
@@ -26260,7 +28502,7 @@
       </w:rPr>
     </w:lvl>
   </w:abstractNum>
-  <w:abstractNum w:abstractNumId="81" w15:restartNumberingAfterBreak="0">
+  <w:abstractNum w:abstractNumId="89" w15:restartNumberingAfterBreak="0">
     <w:nsid w:val="73177BA3"/>
     <w:multiLevelType w:val="multilevel"/>
     <w:tmpl w:val="CFD6DAFA"/>
@@ -26409,7 +28651,7 @@
       </w:rPr>
     </w:lvl>
   </w:abstractNum>
-  <w:abstractNum w:abstractNumId="82" w15:restartNumberingAfterBreak="0">
+  <w:abstractNum w:abstractNumId="90" w15:restartNumberingAfterBreak="0">
     <w:nsid w:val="73182219"/>
     <w:multiLevelType w:val="multilevel"/>
     <w:tmpl w:val="A77CAF48"/>
@@ -26558,7 +28800,7 @@
       </w:rPr>
     </w:lvl>
   </w:abstractNum>
-  <w:abstractNum w:abstractNumId="83" w15:restartNumberingAfterBreak="0">
+  <w:abstractNum w:abstractNumId="91" w15:restartNumberingAfterBreak="0">
     <w:nsid w:val="738E70E4"/>
     <w:multiLevelType w:val="multilevel"/>
     <w:tmpl w:val="780E39C6"/>
@@ -26707,7 +28949,7 @@
       </w:rPr>
     </w:lvl>
   </w:abstractNum>
-  <w:abstractNum w:abstractNumId="84" w15:restartNumberingAfterBreak="0">
+  <w:abstractNum w:abstractNumId="92" w15:restartNumberingAfterBreak="0">
     <w:nsid w:val="73DE51BF"/>
     <w:multiLevelType w:val="multilevel"/>
     <w:tmpl w:val="BFD84C38"/>
@@ -26856,7 +29098,7 @@
       </w:rPr>
     </w:lvl>
   </w:abstractNum>
-  <w:abstractNum w:abstractNumId="85" w15:restartNumberingAfterBreak="0">
+  <w:abstractNum w:abstractNumId="93" w15:restartNumberingAfterBreak="0">
     <w:nsid w:val="74831882"/>
     <w:multiLevelType w:val="multilevel"/>
     <w:tmpl w:val="E67CBA30"/>
@@ -27005,7 +29247,7 @@
       </w:rPr>
     </w:lvl>
   </w:abstractNum>
-  <w:abstractNum w:abstractNumId="86" w15:restartNumberingAfterBreak="0">
+  <w:abstractNum w:abstractNumId="94" w15:restartNumberingAfterBreak="0">
     <w:nsid w:val="75B0321F"/>
     <w:multiLevelType w:val="multilevel"/>
     <w:tmpl w:val="FE5CD1FE"/>
@@ -27154,7 +29396,7 @@
       </w:rPr>
     </w:lvl>
   </w:abstractNum>
-  <w:abstractNum w:abstractNumId="87" w15:restartNumberingAfterBreak="0">
+  <w:abstractNum w:abstractNumId="95" w15:restartNumberingAfterBreak="0">
     <w:nsid w:val="7717730B"/>
     <w:multiLevelType w:val="multilevel"/>
     <w:tmpl w:val="68843050"/>
@@ -27303,7 +29545,7 @@
       </w:rPr>
     </w:lvl>
   </w:abstractNum>
-  <w:abstractNum w:abstractNumId="88" w15:restartNumberingAfterBreak="0">
+  <w:abstractNum w:abstractNumId="96" w15:restartNumberingAfterBreak="0">
     <w:nsid w:val="77E55DB2"/>
     <w:multiLevelType w:val="multilevel"/>
     <w:tmpl w:val="692C1962"/>
@@ -27452,7 +29694,7 @@
       </w:rPr>
     </w:lvl>
   </w:abstractNum>
-  <w:abstractNum w:abstractNumId="89" w15:restartNumberingAfterBreak="0">
+  <w:abstractNum w:abstractNumId="97" w15:restartNumberingAfterBreak="0">
     <w:nsid w:val="782E5BA7"/>
     <w:multiLevelType w:val="multilevel"/>
     <w:tmpl w:val="9B78F474"/>
@@ -27601,7 +29843,7 @@
       </w:rPr>
     </w:lvl>
   </w:abstractNum>
-  <w:abstractNum w:abstractNumId="90" w15:restartNumberingAfterBreak="0">
+  <w:abstractNum w:abstractNumId="98" w15:restartNumberingAfterBreak="0">
     <w:nsid w:val="7AE613F7"/>
     <w:multiLevelType w:val="multilevel"/>
     <w:tmpl w:val="3684ECEE"/>
@@ -27750,7 +29992,7 @@
       </w:rPr>
     </w:lvl>
   </w:abstractNum>
-  <w:abstractNum w:abstractNumId="91" w15:restartNumberingAfterBreak="0">
+  <w:abstractNum w:abstractNumId="99" w15:restartNumberingAfterBreak="0">
     <w:nsid w:val="7AEA46E3"/>
     <w:multiLevelType w:val="multilevel"/>
     <w:tmpl w:val="8D300738"/>
@@ -27899,7 +30141,7 @@
       </w:rPr>
     </w:lvl>
   </w:abstractNum>
-  <w:abstractNum w:abstractNumId="92" w15:restartNumberingAfterBreak="0">
+  <w:abstractNum w:abstractNumId="100" w15:restartNumberingAfterBreak="0">
     <w:nsid w:val="7B1B1C20"/>
     <w:multiLevelType w:val="multilevel"/>
     <w:tmpl w:val="7FBA75BE"/>
@@ -28048,7 +30290,7 @@
       </w:rPr>
     </w:lvl>
   </w:abstractNum>
-  <w:abstractNum w:abstractNumId="93" w15:restartNumberingAfterBreak="0">
+  <w:abstractNum w:abstractNumId="101" w15:restartNumberingAfterBreak="0">
     <w:nsid w:val="7B5C5019"/>
     <w:multiLevelType w:val="multilevel"/>
     <w:tmpl w:val="1120623C"/>
@@ -28161,7 +30403,7 @@
       </w:pPr>
     </w:lvl>
   </w:abstractNum>
-  <w:abstractNum w:abstractNumId="94" w15:restartNumberingAfterBreak="0">
+  <w:abstractNum w:abstractNumId="102" w15:restartNumberingAfterBreak="0">
     <w:nsid w:val="7CC868D7"/>
     <w:multiLevelType w:val="multilevel"/>
     <w:tmpl w:val="7BEC8318"/>
@@ -28310,7 +30552,7 @@
       </w:rPr>
     </w:lvl>
   </w:abstractNum>
-  <w:abstractNum w:abstractNumId="95" w15:restartNumberingAfterBreak="0">
+  <w:abstractNum w:abstractNumId="103" w15:restartNumberingAfterBreak="0">
     <w:nsid w:val="7D3533EB"/>
     <w:multiLevelType w:val="multilevel"/>
     <w:tmpl w:val="ED42AB86"/>
@@ -28459,7 +30701,7 @@
       </w:rPr>
     </w:lvl>
   </w:abstractNum>
-  <w:abstractNum w:abstractNumId="96" w15:restartNumberingAfterBreak="0">
+  <w:abstractNum w:abstractNumId="104" w15:restartNumberingAfterBreak="0">
     <w:nsid w:val="7D725D60"/>
     <w:multiLevelType w:val="multilevel"/>
     <w:tmpl w:val="F196AC22"/>
@@ -28608,7 +30850,7 @@
       </w:rPr>
     </w:lvl>
   </w:abstractNum>
-  <w:abstractNum w:abstractNumId="97" w15:restartNumberingAfterBreak="0">
+  <w:abstractNum w:abstractNumId="105" w15:restartNumberingAfterBreak="0">
     <w:nsid w:val="7E554AAC"/>
     <w:multiLevelType w:val="multilevel"/>
     <w:tmpl w:val="B760553E"/>
@@ -28757,7 +30999,7 @@
       </w:rPr>
     </w:lvl>
   </w:abstractNum>
-  <w:abstractNum w:abstractNumId="98" w15:restartNumberingAfterBreak="0">
+  <w:abstractNum w:abstractNumId="106" w15:restartNumberingAfterBreak="0">
     <w:nsid w:val="7EF309A2"/>
     <w:multiLevelType w:val="multilevel"/>
     <w:tmpl w:val="8DB032D2"/>
@@ -28871,22 +31113,22 @@
     </w:lvl>
   </w:abstractNum>
   <w:num w:numId="1" w16cid:durableId="813109646">
-    <w:abstractNumId w:val="55"/>
+    <w:abstractNumId w:val="57"/>
   </w:num>
   <w:num w:numId="2" w16cid:durableId="1629579789">
-    <w:abstractNumId w:val="42"/>
+    <w:abstractNumId w:val="44"/>
   </w:num>
   <w:num w:numId="3" w16cid:durableId="547031343">
-    <w:abstractNumId w:val="61"/>
+    <w:abstractNumId w:val="65"/>
   </w:num>
   <w:num w:numId="4" w16cid:durableId="1105151979">
     <w:abstractNumId w:val="12"/>
   </w:num>
   <w:num w:numId="5" w16cid:durableId="2140762798">
-    <w:abstractNumId w:val="62"/>
+    <w:abstractNumId w:val="66"/>
   </w:num>
   <w:num w:numId="6" w16cid:durableId="34500928">
-    <w:abstractNumId w:val="57"/>
+    <w:abstractNumId w:val="59"/>
   </w:num>
   <w:num w:numId="7" w16cid:durableId="633100043">
     <w:abstractNumId w:val="7"/>
@@ -28895,103 +31137,103 @@
     <w:abstractNumId w:val="1"/>
   </w:num>
   <w:num w:numId="9" w16cid:durableId="556670011">
-    <w:abstractNumId w:val="50"/>
+    <w:abstractNumId w:val="52"/>
   </w:num>
   <w:num w:numId="10" w16cid:durableId="1848322547">
+    <w:abstractNumId w:val="35"/>
+  </w:num>
+  <w:num w:numId="11" w16cid:durableId="305739409">
+    <w:abstractNumId w:val="98"/>
+  </w:num>
+  <w:num w:numId="12" w16cid:durableId="143932906">
     <w:abstractNumId w:val="33"/>
   </w:num>
-  <w:num w:numId="11" w16cid:durableId="305739409">
-    <w:abstractNumId w:val="90"/>
-  </w:num>
-  <w:num w:numId="12" w16cid:durableId="143932906">
-    <w:abstractNumId w:val="31"/>
-  </w:num>
   <w:num w:numId="13" w16cid:durableId="244538120">
-    <w:abstractNumId w:val="77"/>
+    <w:abstractNumId w:val="85"/>
   </w:num>
   <w:num w:numId="14" w16cid:durableId="1201168626">
     <w:abstractNumId w:val="15"/>
   </w:num>
   <w:num w:numId="15" w16cid:durableId="1309280689">
-    <w:abstractNumId w:val="76"/>
+    <w:abstractNumId w:val="84"/>
   </w:num>
   <w:num w:numId="16" w16cid:durableId="1207449009">
-    <w:abstractNumId w:val="94"/>
+    <w:abstractNumId w:val="102"/>
   </w:num>
   <w:num w:numId="17" w16cid:durableId="1158307118">
     <w:abstractNumId w:val="3"/>
   </w:num>
   <w:num w:numId="18" w16cid:durableId="1921211362">
-    <w:abstractNumId w:val="79"/>
+    <w:abstractNumId w:val="87"/>
   </w:num>
   <w:num w:numId="19" w16cid:durableId="690958894">
-    <w:abstractNumId w:val="41"/>
+    <w:abstractNumId w:val="43"/>
   </w:num>
   <w:num w:numId="20" w16cid:durableId="675157345">
-    <w:abstractNumId w:val="66"/>
+    <w:abstractNumId w:val="71"/>
   </w:num>
   <w:num w:numId="21" w16cid:durableId="236594532">
-    <w:abstractNumId w:val="63"/>
+    <w:abstractNumId w:val="67"/>
   </w:num>
   <w:num w:numId="22" w16cid:durableId="216864818">
-    <w:abstractNumId w:val="34"/>
+    <w:abstractNumId w:val="36"/>
   </w:num>
   <w:num w:numId="23" w16cid:durableId="1779518650">
-    <w:abstractNumId w:val="95"/>
+    <w:abstractNumId w:val="103"/>
   </w:num>
   <w:num w:numId="24" w16cid:durableId="1864435637">
-    <w:abstractNumId w:val="68"/>
+    <w:abstractNumId w:val="73"/>
   </w:num>
   <w:num w:numId="25" w16cid:durableId="754323681">
-    <w:abstractNumId w:val="70"/>
+    <w:abstractNumId w:val="75"/>
   </w:num>
   <w:num w:numId="26" w16cid:durableId="1767118923">
-    <w:abstractNumId w:val="47"/>
+    <w:abstractNumId w:val="49"/>
   </w:num>
   <w:num w:numId="27" w16cid:durableId="179512419">
-    <w:abstractNumId w:val="53"/>
+    <w:abstractNumId w:val="55"/>
   </w:num>
   <w:num w:numId="28" w16cid:durableId="1359741481">
-    <w:abstractNumId w:val="27"/>
+    <w:abstractNumId w:val="29"/>
   </w:num>
   <w:num w:numId="29" w16cid:durableId="1635328969">
     <w:abstractNumId w:val="9"/>
   </w:num>
   <w:num w:numId="30" w16cid:durableId="703099137">
-    <w:abstractNumId w:val="24"/>
+    <w:abstractNumId w:val="26"/>
   </w:num>
   <w:num w:numId="31" w16cid:durableId="539980717">
     <w:abstractNumId w:val="10"/>
   </w:num>
   <w:num w:numId="32" w16cid:durableId="1515847866">
-    <w:abstractNumId w:val="86"/>
+    <w:abstractNumId w:val="94"/>
   </w:num>
   <w:num w:numId="33" w16cid:durableId="1159929528">
-    <w:abstractNumId w:val="92"/>
+    <w:abstractNumId w:val="100"/>
   </w:num>
   <w:num w:numId="34" w16cid:durableId="345789909">
-    <w:abstractNumId w:val="52"/>
+    <w:abstractNumId w:val="54"/>
   </w:num>
   <w:num w:numId="35" w16cid:durableId="544416629">
     <w:abstractNumId w:val="14"/>
   </w:num>
   <w:num w:numId="36" w16cid:durableId="805666418">
-    <w:abstractNumId w:val="85"/>
+    <w:abstractNumId w:val="93"/>
   </w:num>
   <w:num w:numId="37" w16cid:durableId="273252266">
-    <w:abstractNumId w:val="49"/>
+    <w:abstractNumId w:val="51"/>
   </w:num>
   <w:num w:numId="38" w16cid:durableId="1673682764">
-    <w:abstractNumId w:val="89"/>
+    <w:abstractNumId w:val="97"/>
   </w:num>
   <w:num w:numId="39" w16cid:durableId="325715443">
-    <w:abstractNumId w:val="28"/>
+    <w:abstractNumId w:val="30"/>
   </w:num>
   <w:num w:numId="40" w16cid:durableId="558130987">
-    <w:abstractNumId w:val="88"/>
+    <w:abstractNumId w:val="96"/>
   </w:num>
   <w:num w:numId="41" w16cid:durableId="472720529">
-    <w:abstractNumId w:val="30"/>
+    <w:abstractNumId w:val="32"/>
   </w:num>
   <w:num w:numId="42" w16cid:durableId="1725325141">
     <w:abstractNumId w:val="11"/>
@@ -29000,115 +31242,115 @@
     <w:abstractNumId w:val="8"/>
   </w:num>
   <w:num w:numId="44" w16cid:durableId="519468814">
-    <w:abstractNumId w:val="32"/>
+    <w:abstractNumId w:val="34"/>
   </w:num>
   <w:num w:numId="45" w16cid:durableId="434133024">
-    <w:abstractNumId w:val="45"/>
+    <w:abstractNumId w:val="47"/>
   </w:num>
   <w:num w:numId="46" w16cid:durableId="231355828">
     <w:abstractNumId w:val="0"/>
   </w:num>
   <w:num w:numId="47" w16cid:durableId="513232854">
-    <w:abstractNumId w:val="91"/>
+    <w:abstractNumId w:val="99"/>
   </w:num>
   <w:num w:numId="48" w16cid:durableId="481889215">
     <w:abstractNumId w:val="6"/>
   </w:num>
   <w:num w:numId="49" w16cid:durableId="1461536314">
-    <w:abstractNumId w:val="58"/>
+    <w:abstractNumId w:val="61"/>
   </w:num>
   <w:num w:numId="50" w16cid:durableId="590699863">
-    <w:abstractNumId w:val="67"/>
+    <w:abstractNumId w:val="72"/>
   </w:num>
   <w:num w:numId="51" w16cid:durableId="1805156318">
     <w:abstractNumId w:val="17"/>
   </w:num>
   <w:num w:numId="52" w16cid:durableId="1332877105">
-    <w:abstractNumId w:val="65"/>
+    <w:abstractNumId w:val="70"/>
   </w:num>
   <w:num w:numId="53" w16cid:durableId="1690377588">
-    <w:abstractNumId w:val="74"/>
+    <w:abstractNumId w:val="79"/>
   </w:num>
   <w:num w:numId="54" w16cid:durableId="190533727">
-    <w:abstractNumId w:val="44"/>
+    <w:abstractNumId w:val="46"/>
   </w:num>
   <w:num w:numId="55" w16cid:durableId="85004569">
     <w:abstractNumId w:val="20"/>
   </w:num>
   <w:num w:numId="56" w16cid:durableId="317346121">
-    <w:abstractNumId w:val="78"/>
+    <w:abstractNumId w:val="86"/>
   </w:num>
   <w:num w:numId="57" w16cid:durableId="964887541">
-    <w:abstractNumId w:val="35"/>
+    <w:abstractNumId w:val="37"/>
   </w:num>
   <w:num w:numId="58" w16cid:durableId="2003190528">
     <w:abstractNumId w:val="4"/>
   </w:num>
   <w:num w:numId="59" w16cid:durableId="302974864">
-    <w:abstractNumId w:val="26"/>
+    <w:abstractNumId w:val="28"/>
   </w:num>
   <w:num w:numId="60" w16cid:durableId="1588807754">
-    <w:abstractNumId w:val="72"/>
+    <w:abstractNumId w:val="77"/>
   </w:num>
   <w:num w:numId="61" w16cid:durableId="191496393">
-    <w:abstractNumId w:val="93"/>
+    <w:abstractNumId w:val="101"/>
   </w:num>
   <w:num w:numId="62" w16cid:durableId="2140490426">
-    <w:abstractNumId w:val="51"/>
+    <w:abstractNumId w:val="53"/>
   </w:num>
   <w:num w:numId="63" w16cid:durableId="1439176760">
     <w:abstractNumId w:val="16"/>
   </w:num>
   <w:num w:numId="64" w16cid:durableId="2035382550">
-    <w:abstractNumId w:val="71"/>
+    <w:abstractNumId w:val="76"/>
   </w:num>
   <w:num w:numId="65" w16cid:durableId="1717467300">
     <w:abstractNumId w:val="13"/>
   </w:num>
   <w:num w:numId="66" w16cid:durableId="1205409844">
-    <w:abstractNumId w:val="80"/>
+    <w:abstractNumId w:val="88"/>
   </w:num>
   <w:num w:numId="67" w16cid:durableId="690109446">
-    <w:abstractNumId w:val="37"/>
+    <w:abstractNumId w:val="39"/>
   </w:num>
   <w:num w:numId="68" w16cid:durableId="638072142">
-    <w:abstractNumId w:val="75"/>
+    <w:abstractNumId w:val="83"/>
   </w:num>
   <w:num w:numId="69" w16cid:durableId="1232354325">
-    <w:abstractNumId w:val="46"/>
+    <w:abstractNumId w:val="48"/>
   </w:num>
   <w:num w:numId="70" w16cid:durableId="286014171">
-    <w:abstractNumId w:val="39"/>
+    <w:abstractNumId w:val="41"/>
   </w:num>
   <w:num w:numId="71" w16cid:durableId="2077851474">
-    <w:abstractNumId w:val="40"/>
+    <w:abstractNumId w:val="42"/>
   </w:num>
   <w:num w:numId="72" w16cid:durableId="1368291372">
-    <w:abstractNumId w:val="64"/>
+    <w:abstractNumId w:val="69"/>
   </w:num>
   <w:num w:numId="73" w16cid:durableId="982077059">
-    <w:abstractNumId w:val="84"/>
+    <w:abstractNumId w:val="92"/>
   </w:num>
   <w:num w:numId="74" w16cid:durableId="1913809817">
-    <w:abstractNumId w:val="36"/>
+    <w:abstractNumId w:val="38"/>
   </w:num>
   <w:num w:numId="75" w16cid:durableId="723724714">
-    <w:abstractNumId w:val="23"/>
+    <w:abstractNumId w:val="24"/>
   </w:num>
   <w:num w:numId="76" w16cid:durableId="1052852033">
     <w:abstractNumId w:val="19"/>
   </w:num>
   <w:num w:numId="77" w16cid:durableId="1032271526">
-    <w:abstractNumId w:val="69"/>
+    <w:abstractNumId w:val="74"/>
   </w:num>
   <w:num w:numId="78" w16cid:durableId="66652319">
-    <w:abstractNumId w:val="54"/>
+    <w:abstractNumId w:val="56"/>
   </w:num>
   <w:num w:numId="79" w16cid:durableId="410666221">
-    <w:abstractNumId w:val="98"/>
+    <w:abstractNumId w:val="106"/>
   </w:num>
   <w:num w:numId="80" w16cid:durableId="609700808">
-    <w:abstractNumId w:val="56"/>
+    <w:abstractNumId w:val="58"/>
   </w:num>
   <w:num w:numId="81" w16cid:durableId="1636523190">
     <w:abstractNumId w:val="18"/>
@@ -29117,55 +31359,79 @@
     <w:abstractNumId w:val="5"/>
   </w:num>
   <w:num w:numId="83" w16cid:durableId="239407876">
-    <w:abstractNumId w:val="96"/>
+    <w:abstractNumId w:val="104"/>
   </w:num>
   <w:num w:numId="84" w16cid:durableId="1874683724">
-    <w:abstractNumId w:val="43"/>
+    <w:abstractNumId w:val="45"/>
   </w:num>
   <w:num w:numId="85" w16cid:durableId="1355421781">
     <w:abstractNumId w:val="21"/>
   </w:num>
   <w:num w:numId="86" w16cid:durableId="649480162">
-    <w:abstractNumId w:val="38"/>
+    <w:abstractNumId w:val="40"/>
   </w:num>
   <w:num w:numId="87" w16cid:durableId="1480223790">
-    <w:abstractNumId w:val="83"/>
+    <w:abstractNumId w:val="91"/>
   </w:num>
   <w:num w:numId="88" w16cid:durableId="1952861321">
-    <w:abstractNumId w:val="87"/>
+    <w:abstractNumId w:val="95"/>
   </w:num>
   <w:num w:numId="89" w16cid:durableId="100416465">
-    <w:abstractNumId w:val="82"/>
+    <w:abstractNumId w:val="90"/>
   </w:num>
   <w:num w:numId="90" w16cid:durableId="375282354">
-    <w:abstractNumId w:val="22"/>
+    <w:abstractNumId w:val="23"/>
   </w:num>
   <w:num w:numId="91" w16cid:durableId="692654622">
-    <w:abstractNumId w:val="29"/>
+    <w:abstractNumId w:val="31"/>
   </w:num>
   <w:num w:numId="92" w16cid:durableId="1749380757">
-    <w:abstractNumId w:val="48"/>
+    <w:abstractNumId w:val="50"/>
   </w:num>
   <w:num w:numId="93" w16cid:durableId="1635021444">
-    <w:abstractNumId w:val="25"/>
+    <w:abstractNumId w:val="27"/>
   </w:num>
   <w:num w:numId="94" w16cid:durableId="802894626">
-    <w:abstractNumId w:val="81"/>
+    <w:abstractNumId w:val="89"/>
   </w:num>
   <w:num w:numId="95" w16cid:durableId="1797791523">
-    <w:abstractNumId w:val="73"/>
+    <w:abstractNumId w:val="78"/>
   </w:num>
   <w:num w:numId="96" w16cid:durableId="902568027">
-    <w:abstractNumId w:val="59"/>
+    <w:abstractNumId w:val="62"/>
   </w:num>
   <w:num w:numId="97" w16cid:durableId="1665545712">
-    <w:abstractNumId w:val="97"/>
+    <w:abstractNumId w:val="105"/>
   </w:num>
   <w:num w:numId="98" w16cid:durableId="318654493">
     <w:abstractNumId w:val="2"/>
   </w:num>
   <w:num w:numId="99" w16cid:durableId="1496721474">
+    <w:abstractNumId w:val="63"/>
+  </w:num>
+  <w:num w:numId="100" w16cid:durableId="1611548872">
+    <w:abstractNumId w:val="22"/>
+  </w:num>
+  <w:num w:numId="101" w16cid:durableId="997029314">
     <w:abstractNumId w:val="60"/>
+  </w:num>
+  <w:num w:numId="102" w16cid:durableId="1867015062">
+    <w:abstractNumId w:val="25"/>
+  </w:num>
+  <w:num w:numId="103" w16cid:durableId="888810117">
+    <w:abstractNumId w:val="80"/>
+  </w:num>
+  <w:num w:numId="104" w16cid:durableId="1130199913">
+    <w:abstractNumId w:val="68"/>
+  </w:num>
+  <w:num w:numId="105" w16cid:durableId="1658147600">
+    <w:abstractNumId w:val="82"/>
+  </w:num>
+  <w:num w:numId="106" w16cid:durableId="1664771086">
+    <w:abstractNumId w:val="81"/>
+  </w:num>
+  <w:num w:numId="107" w16cid:durableId="603615305">
+    <w:abstractNumId w:val="64"/>
   </w:num>
   <w:numIdMacAtCleanup w:val="99"/>
 </w:numbering>
@@ -29791,7 +32057,6 @@
   <w:style w:type="character" w:default="1" w:styleId="DefaultParagraphFont">
     <w:name w:val="Default Paragraph Font"/>
     <w:uiPriority w:val="1"/>
-    <w:semiHidden/>
     <w:unhideWhenUsed/>
   </w:style>
   <w:style w:type="table" w:default="1" w:styleId="TableNormal">
